--- a/적용_20260929/2026-09-29_적용안내서.docx
+++ b/적용_20260929/2026-09-29_적용안내서.docx
@@ -1620,6 +1620,731 @@
         <w:pStyle w:val="Heading1"/>
       </w:pPr>
       <w:r>
+        <w:t>2-2. 3초 펄스를 놓치지 않게 — 근본 대책</w:t>
+      </w:r>
+    </w:p>
+    <w:p>
+      <w:r>
+        <w:rPr>
+          <w:b/>
+          <w:i w:val="0"/>
+          <w:sz w:val="20"/>
+        </w:rPr>
+        <w:t>대상 : TASK/EQP_TASK, TASK/IO_TASK, SQL/04</w:t>
+      </w:r>
+    </w:p>
+    <w:p>
+      <w:r>
+        <w:rPr>
+          <w:b w:val="0"/>
+          <w:i w:val="0"/>
+          <w:sz w:val="20"/>
+        </w:rPr>
+        <w:t>앞 장의 조치는 "신호를 봤을 때" 를 다뤘다. 그런데 현장에서는 신호를 아예 못 보는 경우가 있다는 것이 확인됐다. 이 장이 그 대책이다.</w:t>
+      </w:r>
+    </w:p>
+    <w:p>
+      <w:pPr>
+        <w:pStyle w:val="Heading2"/>
+      </w:pPr>
+      <w:r>
+        <w:t>2-2.1 현장 조건</w:t>
+      </w:r>
+    </w:p>
+    <w:p>
+      <w:r>
+        <w:rPr>
+          <w:b w:val="0"/>
+          <w:i w:val="0"/>
+          <w:sz w:val="20"/>
+        </w:rPr>
+        <w:t>출고 화물이 출고대에 도착하면 약 3초간 신호가 서 있고, 그 뒤 PLC 가 데이터를 지운다. 즉 완료를 잡을 수 있는 창이 3초뿐이다.</w:t>
+      </w:r>
+    </w:p>
+    <w:p>
+      <w:pPr>
+        <w:pStyle w:val="Heading2"/>
+      </w:pPr>
+      <w:r>
+        <w:t>2-2.2 왜 놓치나 — 두 겹의 문제</w:t>
+      </w:r>
+    </w:p>
+    <w:p>
+      <w:r>
+        <w:rPr>
+          <w:b w:val="0"/>
+          <w:i w:val="0"/>
+          <w:sz w:val="20"/>
+        </w:rPr>
+        <w:t>① 출고대 신호는 사이클 머리에서 전 설비를 한 번에 읽는 M 블록에만 들어 있다. 즉 ★사이클당 1회★ 만 본다. 사이클이 3초를 넘으면 그 창이 두 샘플 사이에 통째로 들어간다.</w:t>
+      </w:r>
+    </w:p>
+    <w:p>
+      <w:r>
+        <w:rPr>
+          <w:b w:val="0"/>
+          <w:i w:val="0"/>
+          <w:sz w:val="20"/>
+        </w:rPr>
+        <w:t>② 값이 바뀔 때만 DB 에 쓴다. ON 을 한 번도 못 보면 값이 계속 '0' 이라 DB 에 아무 일도 일어나지 않는다 — 신호가 있었다는 사실 자체가 어디에도 안 남는다.</w:t>
+      </w:r>
+    </w:p>
+    <w:p>
+      <w:r>
+        <w:rPr>
+          <w:b w:val="0"/>
+          <w:i w:val="0"/>
+          <w:sz w:val="20"/>
+        </w:rPr>
+        <w:t>그러면 IO_TASK 는 완료할 근거가 없어 최후 안전망(60초)까지 기다린다. 이것이 현장에서 보신 "1~2분" 의 또 다른 갈래다.</w:t>
+      </w:r>
+    </w:p>
+    <w:p>
+      <w:pPr>
+        <w:pStyle w:val="Heading2"/>
+      </w:pPr>
+      <w:r>
+        <w:t>2-2.3 시뮬레이터 재현 (2026-09-29)</w:t>
+      </w:r>
+    </w:p>
+    <w:tbl>
+      <w:tblPr>
+        <w:tblStyle w:val="TableGrid"/>
+        <w:tblW w:type="auto" w:w="0"/>
+        <w:jc w:val="center"/>
+        <w:tblLook w:firstColumn="1" w:firstRow="1" w:lastColumn="0" w:lastRow="0" w:noHBand="0" w:noVBand="1" w:val="04A0"/>
+      </w:tblPr>
+      <w:tblGrid>
+        <w:gridCol w:w="3324"/>
+        <w:gridCol w:w="3324"/>
+        <w:gridCol w:w="3324"/>
+      </w:tblGrid>
+      <w:tr>
+        <w:tc>
+          <w:tcPr>
+            <w:tcW w:type="dxa" w:w="1984"/>
+            <w:shd w:val="clear" w:color="auto" w:fill="1E2761"/>
+          </w:tcPr>
+          <w:p>
+            <w:pPr>
+              <w:jc w:val="center"/>
+            </w:pPr>
+            <w:r/>
+            <w:r>
+              <w:rPr>
+                <w:b/>
+                <w:color w:val="FFFFFF"/>
+                <w:sz w:val="18"/>
+              </w:rPr>
+              <w:t>조건</w:t>
+            </w:r>
+          </w:p>
+        </w:tc>
+        <w:tc>
+          <w:tcPr>
+            <w:tcW w:type="dxa" w:w="1134"/>
+            <w:shd w:val="clear" w:color="auto" w:fill="1E2761"/>
+          </w:tcPr>
+          <w:p>
+            <w:pPr>
+              <w:jc w:val="center"/>
+            </w:pPr>
+            <w:r/>
+            <w:r>
+              <w:rPr>
+                <w:b/>
+                <w:color w:val="FFFFFF"/>
+                <w:sz w:val="18"/>
+              </w:rPr>
+              <w:t>펄스</w:t>
+            </w:r>
+          </w:p>
+        </w:tc>
+        <w:tc>
+          <w:tcPr>
+            <w:tcW w:type="dxa" w:w="5953"/>
+            <w:shd w:val="clear" w:color="auto" w:fill="1E2761"/>
+          </w:tcPr>
+          <w:p>
+            <w:pPr>
+              <w:jc w:val="center"/>
+            </w:pPr>
+            <w:r/>
+            <w:r>
+              <w:rPr>
+                <w:b/>
+                <w:color w:val="FFFFFF"/>
+                <w:sz w:val="18"/>
+              </w:rPr>
+              <w:t>결과</w:t>
+            </w:r>
+          </w:p>
+        </w:tc>
+      </w:tr>
+      <w:tr>
+        <w:tc>
+          <w:tcPr>
+            <w:tcW w:type="dxa" w:w="1984"/>
+          </w:tcPr>
+          <w:p>
+            <w:r/>
+            <w:r>
+              <w:rPr>
+                <w:sz w:val="18"/>
+              </w:rPr>
+              <w:t>사이클 ~2초</w:t>
+            </w:r>
+          </w:p>
+        </w:tc>
+        <w:tc>
+          <w:tcPr>
+            <w:tcW w:type="dxa" w:w="1134"/>
+          </w:tcPr>
+          <w:p>
+            <w:r/>
+            <w:r>
+              <w:rPr>
+                <w:sz w:val="18"/>
+              </w:rPr>
+              <w:t>3.0초</w:t>
+            </w:r>
+          </w:p>
+        </w:tc>
+        <w:tc>
+          <w:tcPr>
+            <w:tcW w:type="dxa" w:w="5953"/>
+          </w:tcPr>
+          <w:p>
+            <w:r/>
+            <w:r>
+              <w:rPr>
+                <w:sz w:val="18"/>
+              </w:rPr>
+              <w:t>6건 모두 정상. 다만 최악 +2.74초 — 소멸까지 여유 0.3초</w:t>
+            </w:r>
+          </w:p>
+        </w:tc>
+      </w:tr>
+      <w:tr>
+        <w:tc>
+          <w:tcPr>
+            <w:tcW w:type="dxa" w:w="1984"/>
+          </w:tcPr>
+          <w:p>
+            <w:r/>
+            <w:r>
+              <w:rPr>
+                <w:sz w:val="18"/>
+              </w:rPr>
+              <w:t>사이클 ~2초</w:t>
+            </w:r>
+          </w:p>
+        </w:tc>
+        <w:tc>
+          <w:tcPr>
+            <w:tcW w:type="dxa" w:w="1134"/>
+          </w:tcPr>
+          <w:p>
+            <w:r/>
+            <w:r>
+              <w:rPr>
+                <w:sz w:val="18"/>
+              </w:rPr>
+              <w:t>1.1초</w:t>
+            </w:r>
+          </w:p>
+        </w:tc>
+        <w:tc>
+          <w:tcPr>
+            <w:tcW w:type="dxa" w:w="5953"/>
+          </w:tcPr>
+          <w:p>
+            <w:r/>
+            <w:r>
+              <w:rPr>
+                <w:sz w:val="18"/>
+              </w:rPr>
+              <w:t>★신호를 한 번도 못 봄 → 77초 뒤 안전망으로 완료★</w:t>
+            </w:r>
+          </w:p>
+        </w:tc>
+      </w:tr>
+    </w:tbl>
+    <w:p/>
+    <w:p>
+      <w:r>
+        <w:rPr>
+          <w:b w:val="0"/>
+          <w:i w:val="0"/>
+          <w:sz w:val="20"/>
+        </w:rPr>
+        <w:t>3초 펄스에서도 여유가 0.3초뿐이었다. 현장에서 설비 대수·PLC 응답·DB 부하로 사이클이 조금만 길어지면 그대로 떨어진다.</w:t>
+      </w:r>
+    </w:p>
+    <w:p>
+      <w:pPr>
+        <w:pStyle w:val="Heading2"/>
+      </w:pPr>
+      <w:r>
+        <w:t>2-2.4 대책 A — 관측을 촘촘하게</w:t>
+      </w:r>
+    </w:p>
+    <w:p>
+      <w:r>
+        <w:rPr>
+          <w:b w:val="0"/>
+          <w:i w:val="0"/>
+          <w:sz w:val="20"/>
+        </w:rPr>
+        <w:t>출고대가 있는 설비의 M 워드만, 사이클 도중에도 짧은 주기로 다시 읽는다. 왕복 1회라 수 ms 다. 설비 사이사이와 사이클 슬립 직전(공백이 가장 긴 구간)에 넣었다.</w:t>
+      </w:r>
+    </w:p>
+    <w:p>
+      <w:pPr>
+        <w:ind w:left="227"/>
+      </w:pPr>
+      <w:r>
+        <w:rPr>
+          <w:color w:val="B02A20"/>
+          <w:sz w:val="19"/>
+        </w:rPr>
+        <w:t>※ 별도 스레드를 쓰지 않았다. 이 시스템은 마스터 PLC 에 소켓 1개로 붙으므로, 두 스레드가 같은 소켓에 요청을 보내면 응답이 섞여 통신 전체가 깨진다. 같은 스레드 안에 끼워 넣으면 그 위험 없이 샘플 간격이 0.3초가 된다.</w:t>
+      </w:r>
+    </w:p>
+    <w:p>
+      <w:pPr>
+        <w:pStyle w:val="Heading2"/>
+      </w:pPr>
+      <w:r>
+        <w:t>2-2.5 대책 B — 에지를 래치</w:t>
+      </w:r>
+    </w:p>
+    <w:p>
+      <w:r>
+        <w:rPr>
+          <w:b w:val="0"/>
+          <w:i w:val="0"/>
+          <w:sz w:val="20"/>
+        </w:rPr>
+        <w:t>"신호를 봤다" 를 레벨이 아니라 래치로 남긴다.</w:t>
+      </w:r>
+    </w:p>
+    <w:tbl>
+      <w:tblPr>
+        <w:tblStyle w:val="TableGrid"/>
+        <w:tblW w:type="auto" w:w="0"/>
+        <w:jc w:val="center"/>
+        <w:tblLook w:firstColumn="1" w:firstRow="1" w:lastColumn="0" w:lastRow="0" w:noHBand="0" w:noVBand="1" w:val="04A0"/>
+      </w:tblPr>
+      <w:tblGrid>
+        <w:gridCol w:w="4986"/>
+        <w:gridCol w:w="4986"/>
+      </w:tblGrid>
+      <w:tr>
+        <w:tc>
+          <w:tcPr>
+            <w:tcW w:type="dxa" w:w="2551"/>
+            <w:shd w:val="clear" w:color="auto" w:fill="1E2761"/>
+          </w:tcPr>
+          <w:p>
+            <w:pPr>
+              <w:jc w:val="center"/>
+            </w:pPr>
+            <w:r/>
+            <w:r>
+              <w:rPr>
+                <w:b/>
+                <w:color w:val="FFFFFF"/>
+                <w:sz w:val="18"/>
+              </w:rPr>
+              <w:t>누가</w:t>
+            </w:r>
+          </w:p>
+        </w:tc>
+        <w:tc>
+          <w:tcPr>
+            <w:tcW w:type="dxa" w:w="6520"/>
+            <w:shd w:val="clear" w:color="auto" w:fill="1E2761"/>
+          </w:tcPr>
+          <w:p>
+            <w:pPr>
+              <w:jc w:val="center"/>
+            </w:pPr>
+            <w:r/>
+            <w:r>
+              <w:rPr>
+                <w:b/>
+                <w:color w:val="FFFFFF"/>
+                <w:sz w:val="18"/>
+              </w:rPr>
+              <w:t>무엇을</w:t>
+            </w:r>
+          </w:p>
+        </w:tc>
+      </w:tr>
+      <w:tr>
+        <w:tc>
+          <w:tcPr>
+            <w:tcW w:type="dxa" w:w="2551"/>
+          </w:tcPr>
+          <w:p>
+            <w:r/>
+            <w:r>
+              <w:rPr>
+                <w:sz w:val="18"/>
+              </w:rPr>
+              <w:t>WCS_TASK_CV (EQP)</w:t>
+            </w:r>
+          </w:p>
+        </w:tc>
+        <w:tc>
+          <w:tcPr>
+            <w:tcW w:type="dxa" w:w="6520"/>
+          </w:tcPr>
+          <w:p>
+            <w:r/>
+            <w:r>
+              <w:rPr>
+                <w:sz w:val="18"/>
+              </w:rPr>
+              <w:t>ON 을 본 순간 RET_READY_LATCH='1' 과 그때의 트래킹·시각을 적는다. 신호가 꺼져도 내리지 않는다</w:t>
+            </w:r>
+          </w:p>
+        </w:tc>
+      </w:tr>
+      <w:tr>
+        <w:tc>
+          <w:tcPr>
+            <w:tcW w:type="dxa" w:w="2551"/>
+          </w:tcPr>
+          <w:p>
+            <w:r/>
+            <w:r>
+              <w:rPr>
+                <w:sz w:val="18"/>
+              </w:rPr>
+              <w:t>IO_TASK (SCH)</w:t>
+            </w:r>
+          </w:p>
+        </w:tc>
+        <w:tc>
+          <w:tcPr>
+            <w:tcW w:type="dxa" w:w="6520"/>
+          </w:tcPr>
+          <w:p>
+            <w:r/>
+            <w:r>
+              <w:rPr>
+                <w:sz w:val="18"/>
+              </w:rPr>
+              <w:t>래치를 보고 완료하고, 완료한 뒤 래치를 지운다(소비)</w:t>
+            </w:r>
+          </w:p>
+        </w:tc>
+      </w:tr>
+    </w:tbl>
+    <w:p/>
+    <w:p>
+      <w:r>
+        <w:rPr>
+          <w:b w:val="0"/>
+          <w:i w:val="0"/>
+          <w:sz w:val="20"/>
+        </w:rPr>
+        <w:t>래치 시점의 트래킹을 함께 붙잡는 것이 중요하다 — 3초 뒤에는 그 값도 사라져 나중에 "어느 작업이었나" 를 알 수 없기 때문이다.</w:t>
+      </w:r>
+    </w:p>
+    <w:p>
+      <w:pPr>
+        <w:pStyle w:val="Heading2"/>
+      </w:pPr>
+      <w:r>
+        <w:t>2-2.6 검증 결과</w:t>
+      </w:r>
+    </w:p>
+    <w:p>
+      <w:r>
+        <w:rPr>
+          <w:b w:val="0"/>
+          <w:i w:val="0"/>
+          <w:sz w:val="20"/>
+        </w:rPr>
+        <w:t>적용 전 77초가 걸렸던 바로 그 조건(펄스 약 1.1초)에서 다시 돌렸다.</w:t>
+      </w:r>
+    </w:p>
+    <w:tbl>
+      <w:tblPr>
+        <w:tblStyle w:val="TableGrid"/>
+        <w:tblW w:type="auto" w:w="0"/>
+        <w:tblLook w:firstColumn="1" w:firstRow="1" w:lastColumn="0" w:lastRow="0" w:noHBand="0" w:noVBand="1" w:val="04A0"/>
+      </w:tblPr>
+      <w:tblGrid>
+        <w:gridCol w:w="9972"/>
+      </w:tblGrid>
+      <w:tr>
+        <w:tc>
+          <w:tcPr>
+            <w:tcW w:type="dxa" w:w="9972"/>
+            <w:shd w:val="clear" w:color="auto" w:fill="F4F5F7"/>
+          </w:tcPr>
+          <w:p>
+            <w:pPr>
+              <w:spacing w:after="0"/>
+            </w:pPr>
+            <w:r/>
+            <w:r>
+              <w:rPr>
+                <w:rFonts w:ascii="D2Coding" w:hAnsi="D2Coding"/>
+                <w:sz w:val="18"/>
+              </w:rPr>
+              <w:t>작업 0022</w:t>
+            </w:r>
+          </w:p>
+          <w:p>
+            <w:pPr>
+              <w:spacing w:after="0"/>
+            </w:pPr>
+            <w:r>
+              <w:rPr>
+                <w:rFonts w:ascii="D2Coding" w:hAnsi="D2Coding"/>
+                <w:sz w:val="18"/>
+              </w:rPr>
+              <w:t xml:space="preserve">  20:45:36.867  시뮬 출고대 신호 ON</w:t>
+            </w:r>
+          </w:p>
+          <w:p>
+            <w:pPr>
+              <w:spacing w:after="0"/>
+            </w:pPr>
+            <w:r>
+              <w:rPr>
+                <w:rFonts w:ascii="D2Coding" w:hAnsi="D2Coding"/>
+                <w:sz w:val="18"/>
+              </w:rPr>
+              <w:t xml:space="preserve">  20:45:37.270  래치 기록          (+0.40초)   &lt;- A 가 잡음</w:t>
+            </w:r>
+          </w:p>
+          <w:p>
+            <w:pPr>
+              <w:spacing w:after="0"/>
+            </w:pPr>
+            <w:r>
+              <w:rPr>
+                <w:rFonts w:ascii="D2Coding" w:hAnsi="D2Coding"/>
+                <w:sz w:val="18"/>
+              </w:rPr>
+              <w:t xml:space="preserve">  20:45:37.703  작업 완료 (19)     (+0.84초)   &lt;- B 로 완료</w:t>
+            </w:r>
+          </w:p>
+          <w:p>
+            <w:pPr>
+              <w:spacing w:after="0"/>
+            </w:pPr>
+            <w:r>
+              <w:rPr>
+                <w:rFonts w:ascii="D2Coding" w:hAnsi="D2Coding"/>
+                <w:sz w:val="18"/>
+              </w:rPr>
+              <w:t xml:space="preserve">  20:45:37.941  배출 - 데이터 소멸 (+1.07초)</w:t>
+            </w:r>
+          </w:p>
+          <w:p>
+            <w:pPr>
+              <w:spacing w:after="0"/>
+            </w:pPr>
+            <w:r>
+              <w:rPr>
+                <w:rFonts w:ascii="D2Coding" w:hAnsi="D2Coding"/>
+                <w:sz w:val="18"/>
+              </w:rPr>
+            </w:r>
+          </w:p>
+          <w:p>
+            <w:pPr>
+              <w:spacing w:after="0"/>
+            </w:pPr>
+            <w:r>
+              <w:rPr>
+                <w:rFonts w:ascii="D2Coding" w:hAnsi="D2Coding"/>
+                <w:sz w:val="18"/>
+              </w:rPr>
+              <w:t>작업 0024        신호 ON -&gt; 완료 +0.65초</w:t>
+            </w:r>
+          </w:p>
+        </w:tc>
+      </w:tr>
+    </w:tbl>
+    <w:p/>
+    <w:p>
+      <w:r>
+        <w:rPr>
+          <w:b/>
+          <w:i w:val="0"/>
+          <w:sz w:val="20"/>
+        </w:rPr>
+        <w:t>두 건 모두 데이터가 사라지기 전에 완료됐다. 더 중요한 것은 그 사이 CV_DATA.RET_READY_RD 가 ★한 번도 1 이 되지 않았다★ 는 점이다. 종전 판정 경로로는 이번에도 신호를 못 봤고, 오직 래치가 잡아냈다. 두 대책이 각각 제 역할을 했다는 직접 증거다.</w:t>
+      </w:r>
+    </w:p>
+    <w:p>
+      <w:pPr>
+        <w:pStyle w:val="Heading2"/>
+      </w:pPr>
+      <w:r>
+        <w:t>2-2.7 설정과 적용</w:t>
+      </w:r>
+    </w:p>
+    <w:tbl>
+      <w:tblPr>
+        <w:tblStyle w:val="TableGrid"/>
+        <w:tblW w:type="auto" w:w="0"/>
+        <w:jc w:val="center"/>
+        <w:tblLook w:firstColumn="1" w:firstRow="1" w:lastColumn="0" w:lastRow="0" w:noHBand="0" w:noVBand="1" w:val="04A0"/>
+      </w:tblPr>
+      <w:tblGrid>
+        <w:gridCol w:w="3324"/>
+        <w:gridCol w:w="3324"/>
+        <w:gridCol w:w="3324"/>
+      </w:tblGrid>
+      <w:tr>
+        <w:tc>
+          <w:tcPr>
+            <w:tcW w:type="dxa" w:w="2268"/>
+            <w:shd w:val="clear" w:color="auto" w:fill="1E2761"/>
+          </w:tcPr>
+          <w:p>
+            <w:pPr>
+              <w:jc w:val="center"/>
+            </w:pPr>
+            <w:r/>
+            <w:r>
+              <w:rPr>
+                <w:b/>
+                <w:color w:val="FFFFFF"/>
+                <w:sz w:val="18"/>
+              </w:rPr>
+              <w:t>키</w:t>
+            </w:r>
+          </w:p>
+        </w:tc>
+        <w:tc>
+          <w:tcPr>
+            <w:tcW w:type="dxa" w:w="1020"/>
+            <w:shd w:val="clear" w:color="auto" w:fill="1E2761"/>
+          </w:tcPr>
+          <w:p>
+            <w:pPr>
+              <w:jc w:val="center"/>
+            </w:pPr>
+            <w:r/>
+            <w:r>
+              <w:rPr>
+                <w:b/>
+                <w:color w:val="FFFFFF"/>
+                <w:sz w:val="18"/>
+              </w:rPr>
+              <w:t>기본</w:t>
+            </w:r>
+          </w:p>
+        </w:tc>
+        <w:tc>
+          <w:tcPr>
+            <w:tcW w:type="dxa" w:w="5783"/>
+            <w:shd w:val="clear" w:color="auto" w:fill="1E2761"/>
+          </w:tcPr>
+          <w:p>
+            <w:pPr>
+              <w:jc w:val="center"/>
+            </w:pPr>
+            <w:r/>
+            <w:r>
+              <w:rPr>
+                <w:b/>
+                <w:color w:val="FFFFFF"/>
+                <w:sz w:val="18"/>
+              </w:rPr>
+              <w:t>어디에</w:t>
+            </w:r>
+          </w:p>
+        </w:tc>
+      </w:tr>
+      <w:tr>
+        <w:tc>
+          <w:tcPr>
+            <w:tcW w:type="dxa" w:w="2268"/>
+          </w:tcPr>
+          <w:p>
+            <w:r/>
+            <w:r>
+              <w:rPr>
+                <w:sz w:val="18"/>
+              </w:rPr>
+              <w:t>OUT_SCAN_MS</w:t>
+            </w:r>
+          </w:p>
+        </w:tc>
+        <w:tc>
+          <w:tcPr>
+            <w:tcW w:type="dxa" w:w="1020"/>
+          </w:tcPr>
+          <w:p>
+            <w:r/>
+            <w:r>
+              <w:rPr>
+                <w:sz w:val="18"/>
+              </w:rPr>
+              <w:t>300</w:t>
+            </w:r>
+          </w:p>
+        </w:tc>
+        <w:tc>
+          <w:tcPr>
+            <w:tcW w:type="dxa" w:w="5783"/>
+          </w:tcPr>
+          <w:p>
+            <w:r/>
+            <w:r>
+              <w:rPr>
+                <w:sz w:val="18"/>
+              </w:rPr>
+              <w:t>WCS_DB.INI [CNF] — 출고대 고속 확인 간격(ms). 0 이면 끈다</w:t>
+            </w:r>
+          </w:p>
+        </w:tc>
+      </w:tr>
+    </w:tbl>
+    <w:p/>
+    <w:p>
+      <w:r>
+        <w:rPr>
+          <w:b w:val="0"/>
+          <w:i w:val="0"/>
+          <w:sz w:val="20"/>
+        </w:rPr>
+        <w:t>래치는 CV_DATA 에 컬럼 3개가 필요하다. SQL/260929_CV_DATA_04_출고대신호_래치컬럼.sql 을 돌린다.</w:t>
+      </w:r>
+    </w:p>
+    <w:p>
+      <w:pPr>
+        <w:ind w:left="227"/>
+      </w:pPr>
+      <w:r>
+        <w:rPr>
+          <w:color w:val="B02A20"/>
+          <w:sz w:val="19"/>
+        </w:rPr>
+        <w:t>※ SQL 을 돌리지 않아도 프로그램은 종전대로 동작한다. 두 TASK 가 시작할 때 컬럼 유무를 한 번 확인하고, 없으면 래치를 쓰지 않는다. 돌리는 순간부터 보장이 켜진다.</w:t>
+      </w:r>
+    </w:p>
+    <w:p>
+      <w:r>
+        <w:br w:type="page"/>
+      </w:r>
+    </w:p>
+    <w:p>
+      <w:pPr>
+        <w:pStyle w:val="Heading1"/>
+      </w:pPr>
+      <w:r>
         <w:t>3. 신호등 아래 글자 EQP → PLC</w:t>
       </w:r>
     </w:p>
@@ -3168,6 +3893,243 @@
         <w:pStyle w:val="Heading1"/>
       </w:pPr>
       <w:r>
+        <w:t>6-2. 크레인 작업번호를 지시 시점부터 표시</w:t>
+      </w:r>
+    </w:p>
+    <w:p>
+      <w:r>
+        <w:rPr>
+          <w:b/>
+          <w:i w:val="0"/>
+          <w:sz w:val="20"/>
+        </w:rPr>
+        <w:t>대상 : Client</w:t>
+      </w:r>
+    </w:p>
+    <w:p>
+      <w:r>
+        <w:rPr>
+          <w:b w:val="0"/>
+          <w:i w:val="0"/>
+          <w:sz w:val="20"/>
+        </w:rPr>
+        <w:t>종전에는 크레인에 작업이 지시돼도 번호가 보이지 않다가, 크레인이 화물을 실어야 비로소 나타났다. 그래서 작업을 받아 화물을 뜨러 가는 동안에는 그 크레인이 노는 것처럼 보였다.</w:t>
+      </w:r>
+    </w:p>
+    <w:p>
+      <w:r>
+        <w:rPr>
+          <w:b w:val="0"/>
+          <w:i w:val="0"/>
+          <w:sz w:val="20"/>
+        </w:rPr>
+        <w:t>원인은 CalcScText 의 이 줄이었다.</w:t>
+      </w:r>
+    </w:p>
+    <w:tbl>
+      <w:tblPr>
+        <w:tblStyle w:val="TableGrid"/>
+        <w:tblW w:type="auto" w:w="0"/>
+        <w:tblLook w:firstColumn="1" w:firstRow="1" w:lastColumn="0" w:lastRow="0" w:noHBand="0" w:noVBand="1" w:val="04A0"/>
+      </w:tblPr>
+      <w:tblGrid>
+        <w:gridCol w:w="9972"/>
+      </w:tblGrid>
+      <w:tr>
+        <w:tc>
+          <w:tcPr>
+            <w:tcW w:type="dxa" w:w="9972"/>
+            <w:shd w:val="clear" w:color="auto" w:fill="F4F5F7"/>
+          </w:tcPr>
+          <w:p>
+            <w:pPr>
+              <w:spacing w:after="0"/>
+            </w:pPr>
+            <w:r/>
+            <w:r>
+              <w:rPr>
+                <w:rFonts w:ascii="D2Coding" w:hAnsi="D2Coding"/>
+                <w:sz w:val="18"/>
+              </w:rPr>
+              <w:t>// [LGLS 2026-09-11] 번호도 차상 비트로 거른다</w:t>
+            </w:r>
+          </w:p>
+          <w:p>
+            <w:pPr>
+              <w:spacing w:after="0"/>
+            </w:pPr>
+            <w:r>
+              <w:rPr>
+                <w:rFonts w:ascii="D2Coding" w:hAnsi="D2Coding"/>
+                <w:sz w:val="18"/>
+              </w:rPr>
+              <w:t>if (!CLib::IsVehicleLoaded(pData-&gt;V_SENSOR_FK_RD)) return;</w:t>
+            </w:r>
+          </w:p>
+        </w:tc>
+      </w:tr>
+    </w:tbl>
+    <w:p/>
+    <w:p>
+      <w:r>
+        <w:rPr>
+          <w:b w:val="0"/>
+          <w:i w:val="0"/>
+          <w:sz w:val="20"/>
+        </w:rPr>
+        <w:t>차상(적재) 비트가 서야 번호를 그렸다. 그런데 작업정보 캐시는 이미 25(크레인 지시) 부터 그 호기에 작업을 매달고 있으므로, 이 게이트만 풀면 된다.</w:t>
+      </w:r>
+    </w:p>
+    <w:p>
+      <w:r>
+        <w:rPr>
+          <w:b w:val="0"/>
+          <w:i w:val="0"/>
+          <w:sz w:val="20"/>
+        </w:rPr>
+        <w:t>「번호와 색은 늘 함께 간다」 는 원칙을 지켜 색을 내는 두 곳의 같은 게이트도 함께 풀었다. 번호만 풀면 색 없이 번호만 나온다.</w:t>
+      </w:r>
+    </w:p>
+    <w:tbl>
+      <w:tblPr>
+        <w:tblStyle w:val="TableGrid"/>
+        <w:tblW w:type="auto" w:w="0"/>
+        <w:jc w:val="center"/>
+        <w:tblLook w:firstColumn="1" w:firstRow="1" w:lastColumn="0" w:lastRow="0" w:noHBand="0" w:noVBand="1" w:val="04A0"/>
+      </w:tblPr>
+      <w:tblGrid>
+        <w:gridCol w:w="3324"/>
+        <w:gridCol w:w="3324"/>
+        <w:gridCol w:w="3324"/>
+      </w:tblGrid>
+      <w:tr>
+        <w:tc>
+          <w:tcPr>
+            <w:tcW w:type="dxa" w:w="2551"/>
+            <w:shd w:val="clear" w:color="auto" w:fill="1E2761"/>
+          </w:tcPr>
+          <w:p>
+            <w:pPr>
+              <w:jc w:val="center"/>
+            </w:pPr>
+            <w:r/>
+            <w:r>
+              <w:rPr>
+                <w:b/>
+                <w:color w:val="FFFFFF"/>
+                <w:sz w:val="18"/>
+              </w:rPr>
+              <w:t>키</w:t>
+            </w:r>
+          </w:p>
+        </w:tc>
+        <w:tc>
+          <w:tcPr>
+            <w:tcW w:type="dxa" w:w="1020"/>
+            <w:shd w:val="clear" w:color="auto" w:fill="1E2761"/>
+          </w:tcPr>
+          <w:p>
+            <w:pPr>
+              <w:jc w:val="center"/>
+            </w:pPr>
+            <w:r/>
+            <w:r>
+              <w:rPr>
+                <w:b/>
+                <w:color w:val="FFFFFF"/>
+                <w:sz w:val="18"/>
+              </w:rPr>
+              <w:t>기본</w:t>
+            </w:r>
+          </w:p>
+        </w:tc>
+        <w:tc>
+          <w:tcPr>
+            <w:tcW w:type="dxa" w:w="5499"/>
+            <w:shd w:val="clear" w:color="auto" w:fill="1E2761"/>
+          </w:tcPr>
+          <w:p>
+            <w:pPr>
+              <w:jc w:val="center"/>
+            </w:pPr>
+            <w:r/>
+            <w:r>
+              <w:rPr>
+                <w:b/>
+                <w:color w:val="FFFFFF"/>
+                <w:sz w:val="18"/>
+              </w:rPr>
+              <w:t>설명</w:t>
+            </w:r>
+          </w:p>
+        </w:tc>
+      </w:tr>
+      <w:tr>
+        <w:tc>
+          <w:tcPr>
+            <w:tcW w:type="dxa" w:w="2551"/>
+          </w:tcPr>
+          <w:p>
+            <w:r/>
+            <w:r>
+              <w:rPr>
+                <w:sz w:val="18"/>
+              </w:rPr>
+              <w:t>VEH_SHOW_ON_ORDER</w:t>
+            </w:r>
+          </w:p>
+        </w:tc>
+        <w:tc>
+          <w:tcPr>
+            <w:tcW w:type="dxa" w:w="1020"/>
+          </w:tcPr>
+          <w:p>
+            <w:r/>
+            <w:r>
+              <w:rPr>
+                <w:sz w:val="18"/>
+              </w:rPr>
+              <w:t>1</w:t>
+            </w:r>
+          </w:p>
+        </w:tc>
+        <w:tc>
+          <w:tcPr>
+            <w:tcW w:type="dxa" w:w="5499"/>
+          </w:tcPr>
+          <w:p>
+            <w:r/>
+            <w:r>
+              <w:rPr>
+                <w:sz w:val="18"/>
+              </w:rPr>
+              <w:t>1 = 작업이 지시된 시점(25)부터 번호·색을 보인다. 0 = 종전(화물을 실어야)</w:t>
+            </w:r>
+          </w:p>
+        </w:tc>
+      </w:tr>
+    </w:tbl>
+    <w:p/>
+    <w:p>
+      <w:r>
+        <w:rPr>
+          <w:b w:val="0"/>
+          <w:i w:val="0"/>
+          <w:sz w:val="20"/>
+        </w:rPr>
+        <w:t>Ecs.ini 의 [MENU] 섹션에 넣는다. 하역 뒤 잔상 처리는 VEH_CLEAR_MODE 가 그대로 맡는다.</w:t>
+      </w:r>
+    </w:p>
+    <w:p>
+      <w:r>
+        <w:br w:type="page"/>
+      </w:r>
+    </w:p>
+    <w:p>
+      <w:pPr>
+        <w:pStyle w:val="Heading1"/>
+      </w:pPr>
+      <w:r>
         <w:t>7. 적용 순서</w:t>
       </w:r>
     </w:p>
@@ -3246,6 +4208,17 @@
           <w:sz w:val="20"/>
         </w:rPr>
         <w:t>SQL 은 필요한 것만 돌린다. 행을 줄일 때 02 → 03, 되돌릴 때 01.</w:t>
+      </w:r>
+    </w:p>
+    <w:p>
+      <w:pPr>
+        <w:pStyle w:val="ListNumber"/>
+      </w:pPr>
+      <w:r>
+        <w:rPr>
+          <w:sz w:val="20"/>
+        </w:rPr>
+        <w:t>출고 완료를 3초 안에 보장하려면 SQL 04(래치 컬럼)를 돌리고 EQP_TASK 도 함께 교체한다.</w:t>
       </w:r>
     </w:p>
     <w:p>
@@ -3334,7 +4307,67 @@
               <w:rPr>
                 <w:sz w:val="18"/>
               </w:rPr>
-              <w:t>IO_TASK 로그에 「출고대 신호 ON - 출고 완료」 가 나오는가, 15 에 머무는 시간이 짧아졌는가</w:t>
+              <w:t>IO_TASK 로그에 「출고대 신호 ON - 출고 완료」 또는 「신호 래치 - 출고 완료」 가 나오는가</w:t>
+            </w:r>
+          </w:p>
+        </w:tc>
+      </w:tr>
+      <w:tr>
+        <w:tc>
+          <w:tcPr>
+            <w:tcW w:type="dxa" w:w="1984"/>
+          </w:tcPr>
+          <w:p>
+            <w:r/>
+            <w:r>
+              <w:rPr>
+                <w:sz w:val="18"/>
+              </w:rPr>
+              <w:t>래치 동작</w:t>
+            </w:r>
+          </w:p>
+        </w:tc>
+        <w:tc>
+          <w:tcPr>
+            <w:tcW w:type="dxa" w:w="7087"/>
+          </w:tcPr>
+          <w:p>
+            <w:r/>
+            <w:r>
+              <w:rPr>
+                <w:sz w:val="18"/>
+              </w:rPr>
+              <w:t>EQP/IO 두 TASK 로그에 「CV_DATA.RET_READY_LATCH 있음」 이 찍히는가 (없으면 SQL 04 미적용)</w:t>
+            </w:r>
+          </w:p>
+        </w:tc>
+      </w:tr>
+      <w:tr>
+        <w:tc>
+          <w:tcPr>
+            <w:tcW w:type="dxa" w:w="1984"/>
+          </w:tcPr>
+          <w:p>
+            <w:r/>
+            <w:r>
+              <w:rPr>
+                <w:sz w:val="18"/>
+              </w:rPr>
+              <w:t>크레인 번호</w:t>
+            </w:r>
+          </w:p>
+        </w:tc>
+        <w:tc>
+          <w:tcPr>
+            <w:tcW w:type="dxa" w:w="7087"/>
+          </w:tcPr>
+          <w:p>
+            <w:r/>
+            <w:r>
+              <w:rPr>
+                <w:sz w:val="18"/>
+              </w:rPr>
+              <w:t>크레인이 화물을 뜨러 가는 동안에도 작업번호와 색이 보이는가</w:t>
             </w:r>
           </w:p>
         </w:tc>

--- a/적용_20260929/2026-09-29_적용안내서.docx
+++ b/적용_20260929/2026-09-29_적용안내서.docx
@@ -2190,6 +2190,180 @@
         <w:pStyle w:val="Heading2"/>
       </w:pPr>
       <w:r>
+        <w:t>2-2.7 검증 중 찾은 결함 — 고아 래치</w:t>
+      </w:r>
+    </w:p>
+    <w:p>
+      <w:r>
+        <w:rPr>
+          <w:b w:val="0"/>
+          <w:i w:val="0"/>
+          <w:sz w:val="20"/>
+        </w:rPr>
+        <w:t>1초 펄스로 확인을 마친 뒤, 현장과 같은 3초 펄스로 되돌려 한 번 더 돌렸다. 거기서만 드러나는 문제가 있었다.</w:t>
+      </w:r>
+    </w:p>
+    <w:tbl>
+      <w:tblPr>
+        <w:tblStyle w:val="TableGrid"/>
+        <w:tblW w:type="auto" w:w="0"/>
+        <w:tblLook w:firstColumn="1" w:firstRow="1" w:lastColumn="0" w:lastRow="0" w:noHBand="0" w:noVBand="1" w:val="04A0"/>
+      </w:tblPr>
+      <w:tblGrid>
+        <w:gridCol w:w="9972"/>
+      </w:tblGrid>
+      <w:tr>
+        <w:tc>
+          <w:tcPr>
+            <w:tcW w:type="dxa" w:w="9972"/>
+            <w:shd w:val="clear" w:color="auto" w:fill="F4F5F7"/>
+          </w:tcPr>
+          <w:p>
+            <w:pPr>
+              <w:spacing w:after="0"/>
+            </w:pPr>
+            <w:r/>
+            <w:r>
+              <w:rPr>
+                <w:rFonts w:ascii="D2Coding" w:hAnsi="D2Coding"/>
+                <w:sz w:val="18"/>
+              </w:rPr>
+              <w:t>작업 0029</w:t>
+            </w:r>
+          </w:p>
+          <w:p>
+            <w:pPr>
+              <w:spacing w:after="0"/>
+            </w:pPr>
+            <w:r>
+              <w:rPr>
+                <w:rFonts w:ascii="D2Coding" w:hAnsi="D2Coding"/>
+                <w:sz w:val="18"/>
+              </w:rPr>
+              <w:t xml:space="preserve">  21:03:30.809  출고대 신호 ON</w:t>
+            </w:r>
+          </w:p>
+          <w:p>
+            <w:pPr>
+              <w:spacing w:after="0"/>
+            </w:pPr>
+            <w:r>
+              <w:rPr>
+                <w:rFonts w:ascii="D2Coding" w:hAnsi="D2Coding"/>
+                <w:sz w:val="18"/>
+              </w:rPr>
+              <w:t xml:space="preserve">  21:03:32.006  IO_TASK 가 신호 레벨로 보고 완료  &lt;- 래치를 지우려 했으나 아직 없었다</w:t>
+            </w:r>
+          </w:p>
+          <w:p>
+            <w:pPr>
+              <w:spacing w:after="0"/>
+            </w:pPr>
+            <w:r>
+              <w:rPr>
+                <w:rFonts w:ascii="D2Coding" w:hAnsi="D2Coding"/>
+                <w:sz w:val="18"/>
+              </w:rPr>
+              <w:t xml:space="preserve">  21:03:32.340  고속 샘플링이 아직 켜져 있는 신호를 보고 래치를 세움</w:t>
+            </w:r>
+          </w:p>
+          <w:p>
+            <w:pPr>
+              <w:spacing w:after="0"/>
+            </w:pPr>
+            <w:r>
+              <w:rPr>
+                <w:rFonts w:ascii="D2Coding" w:hAnsi="D2Coding"/>
+                <w:sz w:val="18"/>
+              </w:rPr>
+              <w:t xml:space="preserve">                -&gt; 작업은 끝났는데 래치만 남았다</w:t>
+            </w:r>
+          </w:p>
+        </w:tc>
+      </w:tr>
+    </w:tbl>
+    <w:p/>
+    <w:p>
+      <w:r>
+        <w:rPr>
+          <w:b w:val="0"/>
+          <w:i w:val="0"/>
+          <w:sz w:val="20"/>
+        </w:rPr>
+        <w:t>3초 펄스에서는 레벨로도 신호가 보이므로 완료가 먼저 끝나고, 그 뒤에 A 가 아직 ON 인 신호를 보고 래치를 세운다. 소비할 작업이 없으니 고아로 남는다.</w:t>
+      </w:r>
+    </w:p>
+    <w:p>
+      <w:r>
+        <w:rPr>
+          <w:b/>
+          <w:i w:val="0"/>
+          <w:sz w:val="20"/>
+        </w:rPr>
+        <w:t>그대로 두면 그 출고대에 다음 화물이 오기 전에, 다음 출고 작업이 15 가 되는 순간 남아 있던 래치를 보고 ★도착하기도 전에 완료★ 할 수 있다. 조기 완료는 출고 지연보다 나쁜 고장이다.</w:t>
+      </w:r>
+    </w:p>
+    <w:p>
+      <w:r>
+        <w:rPr>
+          <w:b w:val="0"/>
+          <w:i w:val="0"/>
+          <w:sz w:val="20"/>
+        </w:rPr>
+        <w:t>막은 방법 — 완료 판정 앞에서 쓸모없는 래치를 먼저 지운다(SweepOrphanLatch). 둘 중 하나면 고아로 본다.</w:t>
+      </w:r>
+    </w:p>
+    <w:p>
+      <w:pPr>
+        <w:pStyle w:val="ListBullet"/>
+        <w:ind w:left="624"/>
+      </w:pPr>
+      <w:r>
+        <w:rPr>
+          <w:sz w:val="20"/>
+        </w:rPr>
+        <w:t>그 출고대를 목적지로 하는 진행 중(15) 출고 작업이 없다</w:t>
+      </w:r>
+    </w:p>
+    <w:p>
+      <w:pPr>
+        <w:pStyle w:val="ListBullet"/>
+        <w:ind w:left="624"/>
+      </w:pPr>
+      <w:r>
+        <w:rPr>
+          <w:sz w:val="20"/>
+        </w:rPr>
+        <w:t>래치가 선 지 오래됐다 ([CNF] LATCH_TTL_SEC, 기본 30초)</w:t>
+      </w:r>
+    </w:p>
+    <w:p>
+      <w:r>
+        <w:rPr>
+          <w:b w:val="0"/>
+          <w:i w:val="0"/>
+          <w:sz w:val="20"/>
+        </w:rPr>
+        <w:t>200ms 주기로 돌므로 다음 출고가 오기 훨씬 전에 정리된다. 적용 후 3초 펄스로 다시 돌려 고아가 남지 않는 것을 확인했다.</w:t>
+      </w:r>
+    </w:p>
+    <w:p>
+      <w:pPr>
+        <w:ind w:left="227"/>
+      </w:pPr>
+      <w:r>
+        <w:rPr>
+          <w:color w:val="B02A20"/>
+          <w:sz w:val="19"/>
+        </w:rPr>
+        <w:t>※ 1초 펄스 검증만 했다면 이 결함을 놓쳤을 것이다. 그 조건에서는 레벨이 아예 안 보여 래치가 항상 정상 소비됐다. 정상 조건에서만 나타나는 문제였다.</w:t>
+      </w:r>
+    </w:p>
+    <w:p>
+      <w:pPr>
+        <w:pStyle w:val="Heading2"/>
+      </w:pPr>
+      <w:r>
         <w:t>2-2.7 설정과 적용</w:t>
       </w:r>
     </w:p>
@@ -2307,6 +2481,50 @@
                 <w:sz w:val="18"/>
               </w:rPr>
               <w:t>WCS_DB.INI [CNF] — 출고대 고속 확인 간격(ms). 0 이면 끈다</w:t>
+            </w:r>
+          </w:p>
+        </w:tc>
+      </w:tr>
+      <w:tr>
+        <w:tc>
+          <w:tcPr>
+            <w:tcW w:type="dxa" w:w="2268"/>
+          </w:tcPr>
+          <w:p>
+            <w:r/>
+            <w:r>
+              <w:rPr>
+                <w:sz w:val="18"/>
+              </w:rPr>
+              <w:t>LATCH_TTL_SEC</w:t>
+            </w:r>
+          </w:p>
+        </w:tc>
+        <w:tc>
+          <w:tcPr>
+            <w:tcW w:type="dxa" w:w="1020"/>
+          </w:tcPr>
+          <w:p>
+            <w:r/>
+            <w:r>
+              <w:rPr>
+                <w:sz w:val="18"/>
+              </w:rPr>
+              <w:t>30</w:t>
+            </w:r>
+          </w:p>
+        </w:tc>
+        <w:tc>
+          <w:tcPr>
+            <w:tcW w:type="dxa" w:w="5783"/>
+          </w:tcPr>
+          <w:p>
+            <w:r/>
+            <w:r>
+              <w:rPr>
+                <w:sz w:val="18"/>
+              </w:rPr>
+              <w:t>ENV_IOSCH.INI [CNF] — 이만큼 지난 래치는 고아로 보고 지운다</w:t>
             </w:r>
           </w:p>
         </w:tc>

--- a/적용_20260929/2026-09-29_적용안내서.docx
+++ b/적용_20260929/2026-09-29_적용안내서.docx
@@ -2190,6 +2190,352 @@
         <w:pStyle w:val="Heading2"/>
       </w:pPr>
       <w:r>
+        <w:t>2-2.7 SQL 을 돌리지 않아도 보장이 켜진다 — 파일 래치</w:t>
+      </w:r>
+    </w:p>
+    <w:p>
+      <w:r>
+        <w:rPr>
+          <w:b w:val="0"/>
+          <w:i w:val="0"/>
+          <w:sz w:val="20"/>
+        </w:rPr>
+        <w:t>래치 컬럼(SQL 04)이 없는 DB 에서는 래치를 ★파일★ 에 남긴다. 그래서 SQL 을 돌리지 않아도 출고 완료 보장이 그대로 동작한다.</w:t>
+      </w:r>
+    </w:p>
+    <w:tbl>
+      <w:tblPr>
+        <w:tblStyle w:val="TableGrid"/>
+        <w:tblW w:type="auto" w:w="0"/>
+        <w:jc w:val="center"/>
+        <w:tblLook w:firstColumn="1" w:firstRow="1" w:lastColumn="0" w:lastRow="0" w:noHBand="0" w:noVBand="1" w:val="04A0"/>
+      </w:tblPr>
+      <w:tblGrid>
+        <w:gridCol w:w="3324"/>
+        <w:gridCol w:w="3324"/>
+        <w:gridCol w:w="3324"/>
+      </w:tblGrid>
+      <w:tr>
+        <w:tc>
+          <w:tcPr>
+            <w:tcW w:type="dxa" w:w="1134"/>
+            <w:shd w:val="clear" w:color="auto" w:fill="1E2761"/>
+          </w:tcPr>
+          <w:p>
+            <w:pPr>
+              <w:jc w:val="center"/>
+            </w:pPr>
+            <w:r/>
+            <w:r>
+              <w:rPr>
+                <w:b/>
+                <w:color w:val="FFFFFF"/>
+                <w:sz w:val="18"/>
+              </w:rPr>
+              <w:t>컬럼</w:t>
+            </w:r>
+          </w:p>
+        </w:tc>
+        <w:tc>
+          <w:tcPr>
+            <w:tcW w:type="dxa" w:w="3118"/>
+            <w:shd w:val="clear" w:color="auto" w:fill="1E2761"/>
+          </w:tcPr>
+          <w:p>
+            <w:pPr>
+              <w:jc w:val="center"/>
+            </w:pPr>
+            <w:r/>
+            <w:r>
+              <w:rPr>
+                <w:b/>
+                <w:color w:val="FFFFFF"/>
+                <w:sz w:val="18"/>
+              </w:rPr>
+              <w:t>래치 저장소</w:t>
+            </w:r>
+          </w:p>
+        </w:tc>
+        <w:tc>
+          <w:tcPr>
+            <w:tcW w:type="dxa" w:w="4819"/>
+            <w:shd w:val="clear" w:color="auto" w:fill="1E2761"/>
+          </w:tcPr>
+          <w:p>
+            <w:pPr>
+              <w:jc w:val="center"/>
+            </w:pPr>
+            <w:r/>
+            <w:r>
+              <w:rPr>
+                <w:b/>
+                <w:color w:val="FFFFFF"/>
+                <w:sz w:val="18"/>
+              </w:rPr>
+              <w:t>파일</w:t>
+            </w:r>
+          </w:p>
+        </w:tc>
+      </w:tr>
+      <w:tr>
+        <w:tc>
+          <w:tcPr>
+            <w:tcW w:type="dxa" w:w="1134"/>
+          </w:tcPr>
+          <w:p>
+            <w:r/>
+            <w:r>
+              <w:rPr>
+                <w:sz w:val="18"/>
+              </w:rPr>
+              <w:t>없음</w:t>
+            </w:r>
+          </w:p>
+        </w:tc>
+        <w:tc>
+          <w:tcPr>
+            <w:tcW w:type="dxa" w:w="3118"/>
+          </w:tcPr>
+          <w:p>
+            <w:r/>
+            <w:r>
+              <w:rPr>
+                <w:sz w:val="18"/>
+              </w:rPr>
+              <w:t>OutLatch.ini 의 [LATCH] 섹션</w:t>
+            </w:r>
+          </w:p>
+        </w:tc>
+        <w:tc>
+          <w:tcPr>
+            <w:tcW w:type="dxa" w:w="4819"/>
+          </w:tcPr>
+          <w:p>
+            <w:r/>
+            <w:r>
+              <w:rPr>
+                <w:sz w:val="18"/>
+              </w:rPr>
+              <w:t>기록·소비·고아정리를 모두 파일로</w:t>
+            </w:r>
+          </w:p>
+        </w:tc>
+      </w:tr>
+      <w:tr>
+        <w:tc>
+          <w:tcPr>
+            <w:tcW w:type="dxa" w:w="1134"/>
+          </w:tcPr>
+          <w:p>
+            <w:r/>
+            <w:r>
+              <w:rPr>
+                <w:sz w:val="18"/>
+              </w:rPr>
+              <w:t>있음</w:t>
+            </w:r>
+          </w:p>
+        </w:tc>
+        <w:tc>
+          <w:tcPr>
+            <w:tcW w:type="dxa" w:w="3118"/>
+          </w:tcPr>
+          <w:p>
+            <w:r/>
+            <w:r>
+              <w:rPr>
+                <w:sz w:val="18"/>
+              </w:rPr>
+              <w:t>CV_DATA 컬럼</w:t>
+            </w:r>
+          </w:p>
+        </w:tc>
+        <w:tc>
+          <w:tcPr>
+            <w:tcW w:type="dxa" w:w="4819"/>
+          </w:tcPr>
+          <w:p>
+            <w:r/>
+            <w:r>
+              <w:rPr>
+                <w:sz w:val="18"/>
+              </w:rPr>
+              <w:t>[LATCH] 를 기동 후 1회 통째로 지운다</w:t>
+            </w:r>
+          </w:p>
+        </w:tc>
+      </w:tr>
+    </w:tbl>
+    <w:p/>
+    <w:p>
+      <w:r>
+        <w:rPr>
+          <w:b w:val="0"/>
+          <w:i w:val="0"/>
+          <w:sz w:val="20"/>
+        </w:rPr>
+        <w:t>컬럼이 생기면 파일에 남은 내용이 자동으로 없어진다 - 래치가 두 곳에 나뉘어 있는 상태가 생기지 않는다.</w:t>
+      </w:r>
+    </w:p>
+    <w:tbl>
+      <w:tblPr>
+        <w:tblStyle w:val="TableGrid"/>
+        <w:tblW w:type="auto" w:w="0"/>
+        <w:tblLook w:firstColumn="1" w:firstRow="1" w:lastColumn="0" w:lastRow="0" w:noHBand="0" w:noVBand="1" w:val="04A0"/>
+      </w:tblPr>
+      <w:tblGrid>
+        <w:gridCol w:w="9972"/>
+      </w:tblGrid>
+      <w:tr>
+        <w:tc>
+          <w:tcPr>
+            <w:tcW w:type="dxa" w:w="9972"/>
+            <w:shd w:val="clear" w:color="auto" w:fill="F4F5F7"/>
+          </w:tcPr>
+          <w:p>
+            <w:pPr>
+              <w:spacing w:after="0"/>
+            </w:pPr>
+            <w:r/>
+            <w:r>
+              <w:rPr>
+                <w:rFonts w:ascii="D2Coding" w:hAnsi="D2Coding"/>
+                <w:sz w:val="18"/>
+              </w:rPr>
+              <w:t>[LATCH]</w:t>
+            </w:r>
+          </w:p>
+          <w:p>
+            <w:pPr>
+              <w:spacing w:after="0"/>
+            </w:pPr>
+            <w:r>
+              <w:rPr>
+                <w:rFonts w:ascii="D2Coding" w:hAnsi="D2Coding"/>
+                <w:sz w:val="18"/>
+              </w:rPr>
+              <w:t>126=1|0062|20260929214030      (상태 | 래치 시점 작업번호 | 시각)</w:t>
+            </w:r>
+          </w:p>
+        </w:tc>
+      </w:tr>
+    </w:tbl>
+    <w:p/>
+    <w:p>
+      <w:r>
+        <w:rPr>
+          <w:b/>
+          <w:i w:val="0"/>
+          <w:sz w:val="21"/>
+        </w:rPr>
+        <w:t>경로 — 두 TASK 가 같은 파일을 봐야 한다</w:t>
+      </w:r>
+    </w:p>
+    <w:p>
+      <w:r>
+        <w:rPr>
+          <w:b w:val="0"/>
+          <w:i w:val="0"/>
+          <w:sz w:val="20"/>
+        </w:rPr>
+        <w:t>기본값은 &lt;실행폴더&gt;\..\OutLatch.ini 다. 현장 구조(EXE\TASK\&lt;이름&gt;\)에서는 공통 상위가 EXE\TASK 이므로 ★설정 없이 자동으로 공유된다.★</w:t>
+      </w:r>
+    </w:p>
+    <w:p>
+      <w:pPr>
+        <w:ind w:left="227"/>
+      </w:pPr>
+      <w:r>
+        <w:rPr>
+          <w:color w:val="B02A20"/>
+          <w:sz w:val="19"/>
+        </w:rPr>
+        <w:t>※ 폴더 구조가 다르면(개발 bin\Debug 등) 상위가 서로 달라 공유되지 않는다. 그때는 [CNF] OUT_LATCH_FILE 로 양쪽에 같은 절대 경로를 적는다.</w:t>
+      </w:r>
+    </w:p>
+    <w:p>
+      <w:r>
+        <w:rPr>
+          <w:b/>
+          <w:i w:val="0"/>
+          <w:sz w:val="21"/>
+        </w:rPr>
+        <w:t>검증 (래치 컬럼을 일부러 지우고)</w:t>
+      </w:r>
+    </w:p>
+    <w:tbl>
+      <w:tblPr>
+        <w:tblStyle w:val="TableGrid"/>
+        <w:tblW w:type="auto" w:w="0"/>
+        <w:tblLook w:firstColumn="1" w:firstRow="1" w:lastColumn="0" w:lastRow="0" w:noHBand="0" w:noVBand="1" w:val="04A0"/>
+      </w:tblPr>
+      <w:tblGrid>
+        <w:gridCol w:w="9972"/>
+      </w:tblGrid>
+      <w:tr>
+        <w:tc>
+          <w:tcPr>
+            <w:tcW w:type="dxa" w:w="9972"/>
+            <w:shd w:val="clear" w:color="auto" w:fill="F4F5F7"/>
+          </w:tcPr>
+          <w:p>
+            <w:pPr>
+              <w:spacing w:after="0"/>
+            </w:pPr>
+            <w:r/>
+            <w:r>
+              <w:rPr>
+                <w:rFonts w:ascii="D2Coding" w:hAnsi="D2Coding"/>
+                <w:sz w:val="18"/>
+              </w:rPr>
+              <w:t>파일 기록  126=1|0062|20260929214030</w:t>
+            </w:r>
+          </w:p>
+          <w:p>
+            <w:pPr>
+              <w:spacing w:after="0"/>
+            </w:pPr>
+            <w:r>
+              <w:rPr>
+                <w:rFonts w:ascii="D2Coding" w:hAnsi="D2Coding"/>
+                <w:sz w:val="18"/>
+              </w:rPr>
+              <w:t>파일 완료  신호 ON -&gt; +1.19초 완료, RET_READY_RD 는 끝까지 0 (레벨로는 못 봄)</w:t>
+            </w:r>
+          </w:p>
+          <w:p>
+            <w:pPr>
+              <w:spacing w:after="0"/>
+            </w:pPr>
+            <w:r>
+              <w:rPr>
+                <w:rFonts w:ascii="D2Coding" w:hAnsi="D2Coding"/>
+                <w:sz w:val="18"/>
+              </w:rPr>
+              <w:t>파일 소비  완료 후 항목 사라짐</w:t>
+            </w:r>
+          </w:p>
+          <w:p>
+            <w:pPr>
+              <w:spacing w:after="0"/>
+            </w:pPr>
+            <w:r>
+              <w:rPr>
+                <w:rFonts w:ascii="D2Coding" w:hAnsi="D2Coding"/>
+                <w:sz w:val="18"/>
+              </w:rPr>
+              <w:t>컬럼 복원  재기동하니 [LATCH] 의 항목이 자동으로 지워짐</w:t>
+            </w:r>
+          </w:p>
+        </w:tc>
+      </w:tr>
+    </w:tbl>
+    <w:p/>
+    <w:p>
+      <w:pPr>
+        <w:pStyle w:val="Heading2"/>
+      </w:pPr>
+      <w:r>
         <w:t>2-2.7 검증 중 찾은 결함 — 고아 래치</w:t>
       </w:r>
     </w:p>
@@ -4348,6 +4694,502 @@
         <w:pStyle w:val="Heading1"/>
       </w:pPr>
       <w:r>
+        <w:t>6-3. RTV 도 작업 지시 시점부터 작업번호 표시</w:t>
+      </w:r>
+    </w:p>
+    <w:p>
+      <w:r>
+        <w:rPr>
+          <w:b/>
+          <w:i w:val="0"/>
+          <w:sz w:val="20"/>
+        </w:rPr>
+        <w:t>대상 : Client</w:t>
+      </w:r>
+    </w:p>
+    <w:p>
+      <w:r>
+        <w:rPr>
+          <w:b w:val="0"/>
+          <w:i w:val="0"/>
+          <w:sz w:val="20"/>
+        </w:rPr>
+        <w:t>S/C 와 같은 문제가 RTV 에도 있었다 - 차상(적재) 비트를 기다려, 화물을 실어야 번호가 보였다. 같은 규칙으로 풀었다. 작업정보 캐시는 35(RGV 반송중) 부터 값을 준다.</w:t>
+      </w:r>
+    </w:p>
+    <w:p>
+      <w:r>
+        <w:rPr>
+          <w:b w:val="0"/>
+          <w:i w:val="0"/>
+          <w:sz w:val="20"/>
+        </w:rPr>
+        <w:t>색을 내는 자리도 함께 풀었다 - 「번호와 색은 늘 함께」 원칙. 설정은 S/C 와 같은 VEH_SHOW_ON_ORDER 하나로 묶었다.</w:t>
+      </w:r>
+    </w:p>
+    <w:p>
+      <w:r>
+        <w:br w:type="page"/>
+      </w:r>
+    </w:p>
+    <w:p>
+      <w:pPr>
+        <w:pStyle w:val="Heading1"/>
+      </w:pPr>
+      <w:r>
+        <w:t>6-4. 출발지 / 도착지 표기</w:t>
+      </w:r>
+    </w:p>
+    <w:p>
+      <w:r>
+        <w:rPr>
+          <w:b/>
+          <w:i w:val="0"/>
+          <w:sz w:val="20"/>
+        </w:rPr>
+        <w:t>대상 : Client</w:t>
+      </w:r>
+    </w:p>
+    <w:p>
+      <w:r>
+        <w:rPr>
+          <w:b w:val="0"/>
+          <w:i w:val="0"/>
+          <w:sz w:val="20"/>
+        </w:rPr>
+        <w:t>이름표의 원본은 DEST_POS_DEF.REMARKS 다. 현장에서 REMARKS 를 고치면 표기도 따라간다 - 프로그램을 다시 만들 필요가 없다.</w:t>
+      </w:r>
+    </w:p>
+    <w:tbl>
+      <w:tblPr>
+        <w:tblStyle w:val="TableGrid"/>
+        <w:tblW w:type="auto" w:w="0"/>
+        <w:tblLook w:firstColumn="1" w:firstRow="1" w:lastColumn="0" w:lastRow="0" w:noHBand="0" w:noVBand="1" w:val="04A0"/>
+      </w:tblPr>
+      <w:tblGrid>
+        <w:gridCol w:w="9972"/>
+      </w:tblGrid>
+      <w:tr>
+        <w:tc>
+          <w:tcPr>
+            <w:tcW w:type="dxa" w:w="9972"/>
+            <w:shd w:val="clear" w:color="auto" w:fill="F4F5F7"/>
+          </w:tcPr>
+          <w:p>
+            <w:pPr>
+              <w:spacing w:after="0"/>
+            </w:pPr>
+            <w:r/>
+            <w:r>
+              <w:rPr>
+                <w:rFonts w:ascii="D2Coding" w:hAnsi="D2Coding"/>
+                <w:sz w:val="18"/>
+              </w:rPr>
+              <w:t>작업대 : "IMS101 C/V#11 입출고대 TR#22"</w:t>
+            </w:r>
+          </w:p>
+          <w:p>
+            <w:pPr>
+              <w:spacing w:after="0"/>
+            </w:pPr>
+            <w:r>
+              <w:rPr>
+                <w:rFonts w:ascii="D2Coding" w:hAnsi="D2Coding"/>
+                <w:sz w:val="18"/>
+              </w:rPr>
+              <w:t>크레인 : "S/C#1"</w:t>
+            </w:r>
+          </w:p>
+        </w:tc>
+      </w:tr>
+    </w:tbl>
+    <w:p/>
+    <w:p>
+      <w:pPr>
+        <w:pStyle w:val="Heading2"/>
+      </w:pPr>
+      <w:r>
+        <w:t>6-4.1 작업 정보 창</w:t>
+      </w:r>
+    </w:p>
+    <w:tbl>
+      <w:tblPr>
+        <w:tblStyle w:val="TableGrid"/>
+        <w:tblW w:type="auto" w:w="0"/>
+        <w:jc w:val="center"/>
+        <w:tblLook w:firstColumn="1" w:firstRow="1" w:lastColumn="0" w:lastRow="0" w:noHBand="0" w:noVBand="1" w:val="04A0"/>
+      </w:tblPr>
+      <w:tblGrid>
+        <w:gridCol w:w="3324"/>
+        <w:gridCol w:w="3324"/>
+        <w:gridCol w:w="3324"/>
+      </w:tblGrid>
+      <w:tr>
+        <w:tc>
+          <w:tcPr>
+            <w:tcW w:type="dxa" w:w="1134"/>
+            <w:shd w:val="clear" w:color="auto" w:fill="1E2761"/>
+          </w:tcPr>
+          <w:p>
+            <w:pPr>
+              <w:jc w:val="center"/>
+            </w:pPr>
+            <w:r/>
+            <w:r>
+              <w:rPr>
+                <w:b/>
+                <w:color w:val="FFFFFF"/>
+                <w:sz w:val="18"/>
+              </w:rPr>
+              <w:t>구분</w:t>
+            </w:r>
+          </w:p>
+        </w:tc>
+        <w:tc>
+          <w:tcPr>
+            <w:tcW w:type="dxa" w:w="3969"/>
+            <w:shd w:val="clear" w:color="auto" w:fill="1E2761"/>
+          </w:tcPr>
+          <w:p>
+            <w:pPr>
+              <w:jc w:val="center"/>
+            </w:pPr>
+            <w:r/>
+            <w:r>
+              <w:rPr>
+                <w:b/>
+                <w:color w:val="FFFFFF"/>
+                <w:sz w:val="18"/>
+              </w:rPr>
+              <w:t>표기</w:t>
+            </w:r>
+          </w:p>
+        </w:tc>
+        <w:tc>
+          <w:tcPr>
+            <w:tcW w:type="dxa" w:w="3969"/>
+            <w:shd w:val="clear" w:color="auto" w:fill="1E2761"/>
+          </w:tcPr>
+          <w:p>
+            <w:pPr>
+              <w:jc w:val="center"/>
+            </w:pPr>
+            <w:r/>
+            <w:r>
+              <w:rPr>
+                <w:b/>
+                <w:color w:val="FFFFFF"/>
+                <w:sz w:val="18"/>
+              </w:rPr>
+              <w:t>예</w:t>
+            </w:r>
+          </w:p>
+        </w:tc>
+      </w:tr>
+      <w:tr>
+        <w:tc>
+          <w:tcPr>
+            <w:tcW w:type="dxa" w:w="1134"/>
+          </w:tcPr>
+          <w:p>
+            <w:r/>
+            <w:r>
+              <w:rPr>
+                <w:sz w:val="18"/>
+              </w:rPr>
+              <w:t>작업대</w:t>
+            </w:r>
+          </w:p>
+        </w:tc>
+        <w:tc>
+          <w:tcPr>
+            <w:tcW w:type="dxa" w:w="3969"/>
+          </w:tcPr>
+          <w:p>
+            <w:r/>
+            <w:r>
+              <w:rPr>
+                <w:sz w:val="18"/>
+              </w:rPr>
+              <w:t>작업대명[IMS 번호] TR#트랙번호(2자리)</w:t>
+            </w:r>
+          </w:p>
+        </w:tc>
+        <w:tc>
+          <w:tcPr>
+            <w:tcW w:type="dxa" w:w="3969"/>
+          </w:tcPr>
+          <w:p>
+            <w:r/>
+            <w:r>
+              <w:rPr>
+                <w:sz w:val="18"/>
+              </w:rPr>
+              <w:t>피킹입고[102] TR#30</w:t>
+            </w:r>
+          </w:p>
+        </w:tc>
+      </w:tr>
+      <w:tr>
+        <w:tc>
+          <w:tcPr>
+            <w:tcW w:type="dxa" w:w="1134"/>
+          </w:tcPr>
+          <w:p>
+            <w:r/>
+            <w:r>
+              <w:rPr>
+                <w:sz w:val="18"/>
+              </w:rPr>
+              <w:t>크레인</w:t>
+            </w:r>
+          </w:p>
+        </w:tc>
+        <w:tc>
+          <w:tcPr>
+            <w:tcW w:type="dxa" w:w="3969"/>
+          </w:tcPr>
+          <w:p>
+            <w:r/>
+            <w:r>
+              <w:rPr>
+                <w:sz w:val="18"/>
+              </w:rPr>
+              <w:t>S/C #n호기[코드]</w:t>
+            </w:r>
+          </w:p>
+        </w:tc>
+        <w:tc>
+          <w:tcPr>
+            <w:tcW w:type="dxa" w:w="3969"/>
+          </w:tcPr>
+          <w:p>
+            <w:r/>
+            <w:r>
+              <w:rPr>
+                <w:sz w:val="18"/>
+              </w:rPr>
+              <w:t>S/C #2호기[902]</w:t>
+            </w:r>
+          </w:p>
+        </w:tc>
+      </w:tr>
+    </w:tbl>
+    <w:p/>
+    <w:p>
+      <w:r>
+        <w:rPr>
+          <w:b w:val="0"/>
+          <w:i w:val="0"/>
+          <w:sz w:val="20"/>
+        </w:rPr>
+        <w:t>출발 위치 / 도착 위치 칸은 종전대로 따로 둔다.</w:t>
+      </w:r>
+    </w:p>
+    <w:p>
+      <w:pPr>
+        <w:pStyle w:val="Heading2"/>
+      </w:pPr>
+      <w:r>
+        <w:t>6-4.2 작업 판넬 (메인 화면 왼쪽)</w:t>
+      </w:r>
+    </w:p>
+    <w:p>
+      <w:r>
+        <w:rPr>
+          <w:b w:val="0"/>
+          <w:i w:val="0"/>
+          <w:sz w:val="20"/>
+        </w:rPr>
+        <w:t>출발지와 도착지는 랙·작업대 중 하나만 나오므로, 위치까지 ★한 칸★ 에 넣고 「출발위치」「도착위치」 칸은 없앴다.</w:t>
+      </w:r>
+    </w:p>
+    <w:tbl>
+      <w:tblPr>
+        <w:tblStyle w:val="TableGrid"/>
+        <w:tblW w:type="auto" w:w="0"/>
+        <w:jc w:val="center"/>
+        <w:tblLook w:firstColumn="1" w:firstRow="1" w:lastColumn="0" w:lastRow="0" w:noHBand="0" w:noVBand="1" w:val="04A0"/>
+      </w:tblPr>
+      <w:tblGrid>
+        <w:gridCol w:w="3324"/>
+        <w:gridCol w:w="3324"/>
+        <w:gridCol w:w="3324"/>
+      </w:tblGrid>
+      <w:tr>
+        <w:tc>
+          <w:tcPr>
+            <w:tcW w:type="dxa" w:w="1417"/>
+            <w:shd w:val="clear" w:color="auto" w:fill="1E2761"/>
+          </w:tcPr>
+          <w:p>
+            <w:pPr>
+              <w:jc w:val="center"/>
+            </w:pPr>
+            <w:r/>
+            <w:r>
+              <w:rPr>
+                <w:b/>
+                <w:color w:val="FFFFFF"/>
+                <w:sz w:val="18"/>
+              </w:rPr>
+              <w:t>구분</w:t>
+            </w:r>
+          </w:p>
+        </w:tc>
+        <w:tc>
+          <w:tcPr>
+            <w:tcW w:type="dxa" w:w="3685"/>
+            <w:shd w:val="clear" w:color="auto" w:fill="1E2761"/>
+          </w:tcPr>
+          <w:p>
+            <w:pPr>
+              <w:jc w:val="center"/>
+            </w:pPr>
+            <w:r/>
+            <w:r>
+              <w:rPr>
+                <w:b/>
+                <w:color w:val="FFFFFF"/>
+                <w:sz w:val="18"/>
+              </w:rPr>
+              <w:t>표기</w:t>
+            </w:r>
+          </w:p>
+        </w:tc>
+        <w:tc>
+          <w:tcPr>
+            <w:tcW w:type="dxa" w:w="3969"/>
+            <w:shd w:val="clear" w:color="auto" w:fill="1E2761"/>
+          </w:tcPr>
+          <w:p>
+            <w:pPr>
+              <w:jc w:val="center"/>
+            </w:pPr>
+            <w:r/>
+            <w:r>
+              <w:rPr>
+                <w:b/>
+                <w:color w:val="FFFFFF"/>
+                <w:sz w:val="18"/>
+              </w:rPr>
+              <w:t>예</w:t>
+            </w:r>
+          </w:p>
+        </w:tc>
+      </w:tr>
+      <w:tr>
+        <w:tc>
+          <w:tcPr>
+            <w:tcW w:type="dxa" w:w="1417"/>
+          </w:tcPr>
+          <w:p>
+            <w:r/>
+            <w:r>
+              <w:rPr>
+                <w:sz w:val="18"/>
+              </w:rPr>
+              <w:t>랙(크레인)</w:t>
+            </w:r>
+          </w:p>
+        </w:tc>
+        <w:tc>
+          <w:tcPr>
+            <w:tcW w:type="dxa" w:w="3685"/>
+          </w:tcPr>
+          <w:p>
+            <w:r/>
+            <w:r>
+              <w:rPr>
+                <w:sz w:val="18"/>
+              </w:rPr>
+              <w:t>S/C #n[셀 위치]</w:t>
+            </w:r>
+          </w:p>
+        </w:tc>
+        <w:tc>
+          <w:tcPr>
+            <w:tcW w:type="dxa" w:w="3969"/>
+          </w:tcPr>
+          <w:p>
+            <w:r/>
+            <w:r>
+              <w:rPr>
+                <w:sz w:val="18"/>
+              </w:rPr>
+              <w:t>S/C #1[02-001-01]</w:t>
+            </w:r>
+          </w:p>
+        </w:tc>
+      </w:tr>
+      <w:tr>
+        <w:tc>
+          <w:tcPr>
+            <w:tcW w:type="dxa" w:w="1417"/>
+          </w:tcPr>
+          <w:p>
+            <w:r/>
+            <w:r>
+              <w:rPr>
+                <w:sz w:val="18"/>
+              </w:rPr>
+              <w:t>작업대</w:t>
+            </w:r>
+          </w:p>
+        </w:tc>
+        <w:tc>
+          <w:tcPr>
+            <w:tcW w:type="dxa" w:w="3685"/>
+          </w:tcPr>
+          <w:p>
+            <w:r/>
+            <w:r>
+              <w:rPr>
+                <w:sz w:val="18"/>
+              </w:rPr>
+              <w:t>작업대명[IMS 번호] TR#트랙번호(2자리)</w:t>
+            </w:r>
+          </w:p>
+        </w:tc>
+        <w:tc>
+          <w:tcPr>
+            <w:tcW w:type="dxa" w:w="3969"/>
+          </w:tcPr>
+          <w:p>
+            <w:r/>
+            <w:r>
+              <w:rPr>
+                <w:sz w:val="18"/>
+              </w:rPr>
+              <w:t>입출고대[101] TR#22</w:t>
+            </w:r>
+          </w:p>
+        </w:tc>
+      </w:tr>
+    </w:tbl>
+    <w:p/>
+    <w:p>
+      <w:pPr>
+        <w:ind w:left="227"/>
+      </w:pPr>
+      <w:r>
+        <w:rPr>
+          <w:color w:val="B02A20"/>
+          <w:sz w:val="19"/>
+        </w:rPr>
+        <w:t>※ 두 창이 같은 함수(CEcsDoc::PosLabel)를 쓰므로 규칙이 어긋나지 않는다. 이름표를 못 찾으면 코드를 그대로 보인다 - 없는 정보를 지어내지 않는다.</w:t>
+      </w:r>
+    </w:p>
+    <w:p>
+      <w:r>
+        <w:br w:type="page"/>
+      </w:r>
+    </w:p>
+    <w:p>
+      <w:pPr>
+        <w:pStyle w:val="Heading1"/>
+      </w:pPr>
+      <w:r>
         <w:t>7. 적용 순서</w:t>
       </w:r>
     </w:p>
@@ -4585,7 +5427,37 @@
               <w:rPr>
                 <w:sz w:val="18"/>
               </w:rPr>
-              <w:t>크레인이 화물을 뜨러 가는 동안에도 작업번호와 색이 보이는가</w:t>
+              <w:t>S/C·RTV 가 화물을 뜨러 가는 동안에도 작업번호와 색이 보이는가</w:t>
+            </w:r>
+          </w:p>
+        </w:tc>
+      </w:tr>
+      <w:tr>
+        <w:tc>
+          <w:tcPr>
+            <w:tcW w:type="dxa" w:w="1984"/>
+          </w:tcPr>
+          <w:p>
+            <w:r/>
+            <w:r>
+              <w:rPr>
+                <w:sz w:val="18"/>
+              </w:rPr>
+              <w:t>출발/도착</w:t>
+            </w:r>
+          </w:p>
+        </w:tc>
+        <w:tc>
+          <w:tcPr>
+            <w:tcW w:type="dxa" w:w="7087"/>
+          </w:tcPr>
+          <w:p>
+            <w:r/>
+            <w:r>
+              <w:rPr>
+                <w:sz w:val="18"/>
+              </w:rPr>
+              <w:t>작업 정보 창과 작업 판넬에 이름표 형식으로 보이는가</w:t>
             </w:r>
           </w:p>
         </w:tc>

--- a/적용_20260929/2026-09-29_적용안내서.docx
+++ b/적용_20260929/2026-09-29_적용안내서.docx
@@ -3294,7 +3294,17 @@
           <w:i w:val="0"/>
           <w:sz w:val="20"/>
         </w:rPr>
-        <w:t>행이 없어서 나는 증상은 운전 화면 신호등이 미접속으로 보이는 것이지 프로세스 종료가 아니다. CLR20r3 는 작업 스레드의 미처리 예외로 보이며, 그에 대한 안전망은 이미 넣었다(커밋 ff7d119). 스레드 하나가 죽어도 프로세스는 살아남는다. ALL_TASK 를 쓰지 않기로 하셨으니 위험 자체도 크게 줄었다.</w:t>
+        <w:t>행이 없어서 나는 증상은 운전 화면 신호등이 미접속으로 보이는 것이지 프로세스 종료가 아니다.</w:t>
+      </w:r>
+    </w:p>
+    <w:p>
+      <w:r>
+        <w:rPr>
+          <w:b/>
+          <w:i w:val="0"/>
+          <w:sz w:val="20"/>
+        </w:rPr>
+        <w:t>★시험으로 확인했다★ - EQP_MST 를 현장과 같은 구조(CV 15 · SC 5 · RTV 1 + HOST/HOST2/SCH)로 되돌리고 HOST_TASK 를 돌렸다. 크래시 없음, 통신 4채널 정상, 작업 흐름 정상이었다. CLR20r3 의 실제 원인은 따로 있다 - 6-5 장을 보라.</w:t>
       </w:r>
     </w:p>
     <w:p>
@@ -5190,6 +5200,774 @@
         <w:pStyle w:val="Heading1"/>
       </w:pPr>
       <w:r>
+        <w:t>6-5. HOST_TASK 가 기동 직후 죽던 원인 (CLR20r3)</w:t>
+      </w:r>
+    </w:p>
+    <w:p>
+      <w:r>
+        <w:rPr>
+          <w:b/>
+          <w:i w:val="0"/>
+          <w:sz w:val="20"/>
+        </w:rPr>
+        <w:t>대상 : TASK/HOST_TASK</w:t>
+      </w:r>
+    </w:p>
+    <w:p>
+      <w:r>
+        <w:rPr>
+          <w:b w:val="0"/>
+          <w:i w:val="0"/>
+          <w:sz w:val="20"/>
+        </w:rPr>
+        <w:t>"ALL_TASK 적용했는데 CLR20r3" 로 보고하신 건이다. EQP_MST 행을 줄인 것이 원인이라고 보셨지만 ★아니었다.★ 현장과 같은 구조(CV 15 · SC 5 · RTV 1)로 되돌려 돌려 봐도 HOST_TASK 는 멀쩡했다.</w:t>
+      </w:r>
+    </w:p>
+    <w:p>
+      <w:pPr>
+        <w:pStyle w:val="Heading2"/>
+      </w:pPr>
+      <w:r>
+        <w:t>6-5.1 원인 ① ini 키 누락 — 메시지 없이 죽는다</w:t>
+      </w:r>
+    </w:p>
+    <w:p>
+      <w:r>
+        <w:rPr>
+          <w:b/>
+          <w:i w:val="0"/>
+          <w:sz w:val="20"/>
+        </w:rPr>
+        <w:t>이것이 증상과 가장 잘 맞는다.</w:t>
+      </w:r>
+    </w:p>
+    <w:tbl>
+      <w:tblPr>
+        <w:tblStyle w:val="TableGrid"/>
+        <w:tblW w:type="auto" w:w="0"/>
+        <w:tblLook w:firstColumn="1" w:firstRow="1" w:lastColumn="0" w:lastRow="0" w:noHBand="0" w:noVBand="1" w:val="04A0"/>
+      </w:tblPr>
+      <w:tblGrid>
+        <w:gridCol w:w="9972"/>
+      </w:tblGrid>
+      <w:tr>
+        <w:tc>
+          <w:tcPr>
+            <w:tcW w:type="dxa" w:w="9972"/>
+            <w:shd w:val="clear" w:color="auto" w:fill="F4F5F7"/>
+          </w:tcPr>
+          <w:p>
+            <w:pPr>
+              <w:spacing w:after="0"/>
+            </w:pPr>
+            <w:r/>
+            <w:r>
+              <w:rPr>
+                <w:rFonts w:ascii="D2Coding" w:hAnsi="D2Coding"/>
+                <w:sz w:val="18"/>
+              </w:rPr>
+              <w:t>GetPrivateProfileString("Network", "LocalPort", "", sb, ...);   // 기본값이 ""</w:t>
+            </w:r>
+          </w:p>
+          <w:p>
+            <w:pPr>
+              <w:spacing w:after="0"/>
+            </w:pPr>
+            <w:r>
+              <w:rPr>
+                <w:rFonts w:ascii="D2Coding" w:hAnsi="D2Coding"/>
+                <w:sz w:val="18"/>
+              </w:rPr>
+              <w:t>modDefApp.g_iListenPort = int.Parse(sb.ToString());             // int.Parse("") -&gt; 예외</w:t>
+            </w:r>
+          </w:p>
+        </w:tc>
+      </w:tr>
+    </w:tbl>
+    <w:p/>
+    <w:p>
+      <w:r>
+        <w:rPr>
+          <w:b w:val="0"/>
+          <w:i w:val="0"/>
+          <w:sz w:val="20"/>
+        </w:rPr>
+        <w:t>게다가 DBLogIn 에서 ReadInitProfile() 이 ★try 블록 밖★ 이라 아무도 잡지 않는다. 그래서 기동 직후 메시지 한 줄 없이 프로세스가 사라진다.</w:t>
+      </w:r>
+    </w:p>
+    <w:tbl>
+      <w:tblPr>
+        <w:tblStyle w:val="TableGrid"/>
+        <w:tblW w:type="auto" w:w="0"/>
+        <w:jc w:val="center"/>
+        <w:tblLook w:firstColumn="1" w:firstRow="1" w:lastColumn="0" w:lastRow="0" w:noHBand="0" w:noVBand="1" w:val="04A0"/>
+      </w:tblPr>
+      <w:tblGrid>
+        <w:gridCol w:w="4986"/>
+        <w:gridCol w:w="4986"/>
+      </w:tblGrid>
+      <w:tr>
+        <w:tc>
+          <w:tcPr>
+            <w:tcW w:type="dxa" w:w="2835"/>
+            <w:shd w:val="clear" w:color="auto" w:fill="1E2761"/>
+          </w:tcPr>
+          <w:p>
+            <w:pPr>
+              <w:jc w:val="center"/>
+            </w:pPr>
+            <w:r/>
+            <w:r>
+              <w:rPr>
+                <w:b/>
+                <w:color w:val="FFFFFF"/>
+                <w:sz w:val="18"/>
+              </w:rPr>
+              <w:t>증상</w:t>
+            </w:r>
+          </w:p>
+        </w:tc>
+        <w:tc>
+          <w:tcPr>
+            <w:tcW w:type="dxa" w:w="6236"/>
+            <w:shd w:val="clear" w:color="auto" w:fill="1E2761"/>
+          </w:tcPr>
+          <w:p>
+            <w:pPr>
+              <w:jc w:val="center"/>
+            </w:pPr>
+            <w:r/>
+            <w:r>
+              <w:rPr>
+                <w:b/>
+                <w:color w:val="FFFFFF"/>
+                <w:sz w:val="18"/>
+              </w:rPr>
+              <w:t>설명</w:t>
+            </w:r>
+          </w:p>
+        </w:tc>
+      </w:tr>
+      <w:tr>
+        <w:tc>
+          <w:tcPr>
+            <w:tcW w:type="dxa" w:w="2835"/>
+          </w:tcPr>
+          <w:p>
+            <w:r/>
+            <w:r>
+              <w:rPr>
+                <w:sz w:val="18"/>
+              </w:rPr>
+              <w:t>HOST 만 죽는다</w:t>
+            </w:r>
+          </w:p>
+        </w:tc>
+        <w:tc>
+          <w:tcPr>
+            <w:tcW w:type="dxa" w:w="6236"/>
+          </w:tcPr>
+          <w:p>
+            <w:r/>
+            <w:r>
+              <w:rPr>
+                <w:sz w:val="18"/>
+              </w:rPr>
+              <w:t>IO·EQP 는 각자 다른 ini 와 코드를 쓴다</w:t>
+            </w:r>
+          </w:p>
+        </w:tc>
+      </w:tr>
+      <w:tr>
+        <w:tc>
+          <w:tcPr>
+            <w:tcW w:type="dxa" w:w="2835"/>
+          </w:tcPr>
+          <w:p>
+            <w:r/>
+            <w:r>
+              <w:rPr>
+                <w:sz w:val="18"/>
+              </w:rPr>
+              <w:t>기동하자마자 죽는다</w:t>
+            </w:r>
+          </w:p>
+        </w:tc>
+        <w:tc>
+          <w:tcPr>
+            <w:tcW w:type="dxa" w:w="6236"/>
+          </w:tcPr>
+          <w:p>
+            <w:r/>
+            <w:r>
+              <w:rPr>
+                <w:sz w:val="18"/>
+              </w:rPr>
+              <w:t>DB 로그인은 기동 직후다</w:t>
+            </w:r>
+          </w:p>
+        </w:tc>
+      </w:tr>
+      <w:tr>
+        <w:tc>
+          <w:tcPr>
+            <w:tcW w:type="dxa" w:w="2835"/>
+          </w:tcPr>
+          <w:p>
+            <w:r/>
+            <w:r>
+              <w:rPr>
+                <w:sz w:val="18"/>
+              </w:rPr>
+              <w:t>다른 프로세스가 없어도 죽는다</w:t>
+            </w:r>
+          </w:p>
+        </w:tc>
+        <w:tc>
+          <w:tcPr>
+            <w:tcW w:type="dxa" w:w="6236"/>
+          </w:tcPr>
+          <w:p>
+            <w:r/>
+            <w:r>
+              <w:rPr>
+                <w:sz w:val="18"/>
+              </w:rPr>
+              <w:t>포트와 무관 - 값을 읽는 단계에서 터진다</w:t>
+            </w:r>
+          </w:p>
+        </w:tc>
+      </w:tr>
+      <w:tr>
+        <w:tc>
+          <w:tcPr>
+            <w:tcW w:type="dxa" w:w="2835"/>
+          </w:tcPr>
+          <w:p>
+            <w:r/>
+            <w:r>
+              <w:rPr>
+                <w:sz w:val="18"/>
+              </w:rPr>
+              <w:t>ini 를 고쳐도 죽는다</w:t>
+            </w:r>
+          </w:p>
+        </w:tc>
+        <w:tc>
+          <w:tcPr>
+            <w:tcW w:type="dxa" w:w="6236"/>
+          </w:tcPr>
+          <w:p>
+            <w:r/>
+            <w:r>
+              <w:rPr>
+                <w:sz w:val="18"/>
+              </w:rPr>
+              <w:t>그 키가 빠져 있으면 계속 같다</w:t>
+            </w:r>
+          </w:p>
+        </w:tc>
+      </w:tr>
+      <w:tr>
+        <w:tc>
+          <w:tcPr>
+            <w:tcW w:type="dxa" w:w="2835"/>
+          </w:tcPr>
+          <w:p>
+            <w:r/>
+            <w:r>
+              <w:rPr>
+                <w:sz w:val="18"/>
+              </w:rPr>
+              <w:t>ODBC 오류는 메시지가 떴다</w:t>
+            </w:r>
+          </w:p>
+        </w:tc>
+        <w:tc>
+          <w:tcPr>
+            <w:tcW w:type="dxa" w:w="6236"/>
+          </w:tcPr>
+          <w:p>
+            <w:r/>
+            <w:r>
+              <w:rPr>
+                <w:sz w:val="18"/>
+              </w:rPr>
+              <w:t>그건 try 안이라 잡혔다</w:t>
+            </w:r>
+          </w:p>
+        </w:tc>
+      </w:tr>
+      <w:tr>
+        <w:tc>
+          <w:tcPr>
+            <w:tcW w:type="dxa" w:w="2835"/>
+          </w:tcPr>
+          <w:p>
+            <w:r/>
+            <w:r>
+              <w:rPr>
+                <w:sz w:val="18"/>
+              </w:rPr>
+              <w:t>이건 메시지가 없었다</w:t>
+            </w:r>
+          </w:p>
+        </w:tc>
+        <w:tc>
+          <w:tcPr>
+            <w:tcW w:type="dxa" w:w="6236"/>
+          </w:tcPr>
+          <w:p>
+            <w:r/>
+            <w:r>
+              <w:rPr>
+                <w:sz w:val="18"/>
+              </w:rPr>
+              <w:t>이건 try 밖이라 못 잡았다</w:t>
+            </w:r>
+          </w:p>
+        </w:tc>
+      </w:tr>
+      <w:tr>
+        <w:tc>
+          <w:tcPr>
+            <w:tcW w:type="dxa" w:w="2835"/>
+          </w:tcPr>
+          <w:p>
+            <w:r/>
+            <w:r>
+              <w:rPr>
+                <w:sz w:val="18"/>
+              </w:rPr>
+              <w:t>9/17 판은 정상</w:t>
+            </w:r>
+          </w:p>
+        </w:tc>
+        <w:tc>
+          <w:tcPr>
+            <w:tcW w:type="dxa" w:w="6236"/>
+          </w:tcPr>
+          <w:p>
+            <w:r/>
+            <w:r>
+              <w:rPr>
+                <w:sz w:val="18"/>
+              </w:rPr>
+              <w:t>그때 쓰던 ini 에는 두 키가 다 있었다</w:t>
+            </w:r>
+          </w:p>
+        </w:tc>
+      </w:tr>
+    </w:tbl>
+    <w:p/>
+    <w:p>
+      <w:r>
+        <w:rPr>
+          <w:b/>
+          <w:i w:val="0"/>
+          <w:sz w:val="21"/>
+        </w:rPr>
+        <w:t>없으면 죽는 키는 두 개다.</w:t>
+      </w:r>
+    </w:p>
+    <w:tbl>
+      <w:tblPr>
+        <w:tblStyle w:val="TableGrid"/>
+        <w:tblW w:type="auto" w:w="0"/>
+        <w:tblLook w:firstColumn="1" w:firstRow="1" w:lastColumn="0" w:lastRow="0" w:noHBand="0" w:noVBand="1" w:val="04A0"/>
+      </w:tblPr>
+      <w:tblGrid>
+        <w:gridCol w:w="9972"/>
+      </w:tblGrid>
+      <w:tr>
+        <w:tc>
+          <w:tcPr>
+            <w:tcW w:type="dxa" w:w="9972"/>
+            <w:shd w:val="clear" w:color="auto" w:fill="F4F5F7"/>
+          </w:tcPr>
+          <w:p>
+            <w:pPr>
+              <w:spacing w:after="0"/>
+            </w:pPr>
+            <w:r/>
+            <w:r>
+              <w:rPr>
+                <w:rFonts w:ascii="D2Coding" w:hAnsi="D2Coding"/>
+                <w:sz w:val="18"/>
+              </w:rPr>
+              <w:t>[Network]</w:t>
+            </w:r>
+          </w:p>
+          <w:p>
+            <w:pPr>
+              <w:spacing w:after="0"/>
+            </w:pPr>
+            <w:r>
+              <w:rPr>
+                <w:rFonts w:ascii="D2Coding" w:hAnsi="D2Coding"/>
+                <w:sz w:val="18"/>
+              </w:rPr>
+              <w:t>LocalPort=8001</w:t>
+            </w:r>
+          </w:p>
+          <w:p>
+            <w:pPr>
+              <w:spacing w:after="0"/>
+            </w:pPr>
+            <w:r>
+              <w:rPr>
+                <w:rFonts w:ascii="D2Coding" w:hAnsi="D2Coding"/>
+                <w:sz w:val="18"/>
+              </w:rPr>
+              <w:t>RemotePort=8002</w:t>
+            </w:r>
+          </w:p>
+        </w:tc>
+      </w:tr>
+    </w:tbl>
+    <w:p/>
+    <w:p>
+      <w:pPr>
+        <w:ind w:left="227"/>
+      </w:pPr>
+      <w:r>
+        <w:rPr>
+          <w:color w:val="B02A20"/>
+          <w:sz w:val="19"/>
+        </w:rPr>
+        <w:t>※ [DB] 쪽 키(IP·DATABASE·USER·USER_PW)는 없어도 죽지 않는다 - 문자열이라 접속 실패 메시지만 뜬다. 그래서 ODBC 오류는 보이고 포트 키 누락은 조용히 죽었다.</w:t>
+      </w:r>
+    </w:p>
+    <w:p>
+      <w:r>
+        <w:rPr>
+          <w:b w:val="0"/>
+          <w:i w:val="0"/>
+          <w:sz w:val="20"/>
+        </w:rPr>
+        <w:t>고친 방법 — 값을 지어내지 않는다. 엉뚱한 포트로 열리면 더 나쁘다. 대신 무엇이 빠졌는지 말하고 멈춘다.</w:t>
+      </w:r>
+    </w:p>
+    <w:tbl>
+      <w:tblPr>
+        <w:tblStyle w:val="TableGrid"/>
+        <w:tblW w:type="auto" w:w="0"/>
+        <w:tblLook w:firstColumn="1" w:firstRow="1" w:lastColumn="0" w:lastRow="0" w:noHBand="0" w:noVBand="1" w:val="04A0"/>
+      </w:tblPr>
+      <w:tblGrid>
+        <w:gridCol w:w="9972"/>
+      </w:tblGrid>
+      <w:tr>
+        <w:tc>
+          <w:tcPr>
+            <w:tcW w:type="dxa" w:w="9972"/>
+            <w:shd w:val="clear" w:color="auto" w:fill="F4F5F7"/>
+          </w:tcPr>
+          <w:p>
+            <w:pPr>
+              <w:spacing w:after="0"/>
+            </w:pPr>
+            <w:r/>
+            <w:r>
+              <w:rPr>
+                <w:rFonts w:ascii="D2Coding" w:hAnsi="D2Coding"/>
+                <w:sz w:val="18"/>
+              </w:rPr>
+              <w:t>설정 파일을 읽지 못했습니다.</w:t>
+            </w:r>
+          </w:p>
+          <w:p>
+            <w:pPr>
+              <w:spacing w:after="0"/>
+            </w:pPr>
+            <w:r>
+              <w:rPr>
+                <w:rFonts w:ascii="D2Coding" w:hAnsi="D2Coding"/>
+                <w:sz w:val="18"/>
+              </w:rPr>
+              <w:t xml:space="preserve">  파일 : ...\EcsComA.ini</w:t>
+            </w:r>
+          </w:p>
+          <w:p>
+            <w:pPr>
+              <w:spacing w:after="0"/>
+            </w:pPr>
+            <w:r>
+              <w:rPr>
+                <w:rFonts w:ascii="D2Coding" w:hAnsi="D2Coding"/>
+                <w:sz w:val="18"/>
+              </w:rPr>
+              <w:t xml:space="preserve">  항목 : [Network] LocalPort</w:t>
+            </w:r>
+          </w:p>
+          <w:p>
+            <w:pPr>
+              <w:spacing w:after="0"/>
+            </w:pPr>
+            <w:r>
+              <w:rPr>
+                <w:rFonts w:ascii="D2Coding" w:hAnsi="D2Coding"/>
+                <w:sz w:val="18"/>
+              </w:rPr>
+              <w:t xml:space="preserve">  읽은 값 : (없음)</w:t>
+            </w:r>
+          </w:p>
+          <w:p>
+            <w:pPr>
+              <w:spacing w:after="0"/>
+            </w:pPr>
+            <w:r>
+              <w:rPr>
+                <w:rFonts w:ascii="D2Coding" w:hAnsi="D2Coding"/>
+                <w:sz w:val="18"/>
+              </w:rPr>
+            </w:r>
+          </w:p>
+          <w:p>
+            <w:pPr>
+              <w:spacing w:after="0"/>
+            </w:pPr>
+            <w:r>
+              <w:rPr>
+                <w:rFonts w:ascii="D2Coding" w:hAnsi="D2Coding"/>
+                <w:sz w:val="18"/>
+              </w:rPr>
+              <w:t>이 항목이 없거나 숫자가 아니면 프로그램을 시작할 수 없습니다.</w:t>
+            </w:r>
+          </w:p>
+          <w:p>
+            <w:pPr>
+              <w:spacing w:after="0"/>
+            </w:pPr>
+            <w:r>
+              <w:rPr>
+                <w:rFonts w:ascii="D2Coding" w:hAnsi="D2Coding"/>
+                <w:sz w:val="18"/>
+              </w:rPr>
+              <w:t>설정 파일에 다음처럼 넣어 주세요.</w:t>
+            </w:r>
+          </w:p>
+          <w:p>
+            <w:pPr>
+              <w:spacing w:after="0"/>
+            </w:pPr>
+            <w:r>
+              <w:rPr>
+                <w:rFonts w:ascii="D2Coding" w:hAnsi="D2Coding"/>
+                <w:sz w:val="18"/>
+              </w:rPr>
+              <w:t xml:space="preserve">    [Network]</w:t>
+            </w:r>
+          </w:p>
+          <w:p>
+            <w:pPr>
+              <w:spacing w:after="0"/>
+            </w:pPr>
+            <w:r>
+              <w:rPr>
+                <w:rFonts w:ascii="D2Coding" w:hAnsi="D2Coding"/>
+                <w:sz w:val="18"/>
+              </w:rPr>
+              <w:t xml:space="preserve">    LocalPort=8001</w:t>
+            </w:r>
+          </w:p>
+        </w:tc>
+      </w:tr>
+    </w:tbl>
+    <w:p/>
+    <w:p>
+      <w:r>
+        <w:rPr>
+          <w:b w:val="0"/>
+          <w:i w:val="0"/>
+          <w:sz w:val="20"/>
+        </w:rPr>
+        <w:t>LocalPort 줄을 일부러 지우고 기동해 확인했다 - 죽지 않고 위 메시지가 떴다.</w:t>
+      </w:r>
+    </w:p>
+    <w:p>
+      <w:pPr>
+        <w:pStyle w:val="Heading2"/>
+      </w:pPr>
+      <w:r>
+        <w:t>6-5.2 원인 ② 소켓 예외 — 이벤트 로그에 남아 있었다</w:t>
+      </w:r>
+    </w:p>
+    <w:p>
+      <w:r>
+        <w:rPr>
+          <w:b w:val="0"/>
+          <w:i w:val="0"/>
+          <w:sz w:val="20"/>
+        </w:rPr>
+        <w:t>Windows 이벤트 로그(.NET Runtime)에 실제 스택이 두 건 남아 있었다.</w:t>
+      </w:r>
+    </w:p>
+    <w:tbl>
+      <w:tblPr>
+        <w:tblStyle w:val="TableGrid"/>
+        <w:tblW w:type="auto" w:w="0"/>
+        <w:tblLook w:firstColumn="1" w:firstRow="1" w:lastColumn="0" w:lastRow="0" w:noHBand="0" w:noVBand="1" w:val="04A0"/>
+      </w:tblPr>
+      <w:tblGrid>
+        <w:gridCol w:w="9972"/>
+      </w:tblGrid>
+      <w:tr>
+        <w:tc>
+          <w:tcPr>
+            <w:tcW w:type="dxa" w:w="9972"/>
+            <w:shd w:val="clear" w:color="auto" w:fill="F4F5F7"/>
+          </w:tcPr>
+          <w:p>
+            <w:pPr>
+              <w:spacing w:after="0"/>
+            </w:pPr>
+            <w:r/>
+            <w:r>
+              <w:rPr>
+                <w:rFonts w:ascii="D2Coding" w:hAnsi="D2Coding"/>
+                <w:sz w:val="18"/>
+              </w:rPr>
+              <w:t>2026-09-28 16:03  TASK_LFC10_G1_ECSCOM.exe</w:t>
+            </w:r>
+          </w:p>
+          <w:p>
+            <w:pPr>
+              <w:spacing w:after="0"/>
+            </w:pPr>
+            <w:r>
+              <w:rPr>
+                <w:rFonts w:ascii="D2Coding" w:hAnsi="D2Coding"/>
+                <w:sz w:val="18"/>
+              </w:rPr>
+              <w:t xml:space="preserve">  SocketException  Socket.Shutdown() &lt;- CloseSocket &lt;- CliWorkThread</w:t>
+            </w:r>
+          </w:p>
+          <w:p>
+            <w:pPr>
+              <w:spacing w:after="0"/>
+            </w:pPr>
+            <w:r>
+              <w:rPr>
+                <w:rFonts w:ascii="D2Coding" w:hAnsi="D2Coding"/>
+                <w:sz w:val="18"/>
+              </w:rPr>
+            </w:r>
+          </w:p>
+          <w:p>
+            <w:pPr>
+              <w:spacing w:after="0"/>
+            </w:pPr>
+            <w:r>
+              <w:rPr>
+                <w:rFonts w:ascii="D2Coding" w:hAnsi="D2Coding"/>
+                <w:sz w:val="18"/>
+              </w:rPr>
+              <w:t>2026-09-22 19:16  ALL_TASK.exe</w:t>
+            </w:r>
+          </w:p>
+          <w:p>
+            <w:pPr>
+              <w:spacing w:after="0"/>
+            </w:pPr>
+            <w:r>
+              <w:rPr>
+                <w:rFonts w:ascii="D2Coding" w:hAnsi="D2Coding"/>
+                <w:sz w:val="18"/>
+              </w:rPr>
+              <w:t xml:space="preserve">  SocketException  Socket.Bind() -&gt; TcpListener.Start() &lt;- ListenThread</w:t>
+            </w:r>
+          </w:p>
+        </w:tc>
+      </w:tr>
+    </w:tbl>
+    <w:p/>
+    <w:p>
+      <w:pPr>
+        <w:pStyle w:val="ListBullet"/>
+        <w:ind w:left="624"/>
+      </w:pPr>
+      <w:r>
+        <w:rPr>
+          <w:sz w:val="20"/>
+        </w:rPr>
+        <w:t>Shutdown : Connected 는 "마지막 I/O 시점의 상태" 라, 확인과 Shutdown 사이에 상대가 끊으면 예외가 난다. 상대가 먼저 끊는 것은 통신에서 늘 있는 일이지 고장이 아니다.</w:t>
+      </w:r>
+    </w:p>
+    <w:p>
+      <w:pPr>
+        <w:pStyle w:val="ListBullet"/>
+        <w:ind w:left="624"/>
+      </w:pPr>
+      <w:r>
+        <w:rPr>
+          <w:sz w:val="20"/>
+        </w:rPr>
+        <w:t>그 자리의 Monitor.Enter/Exit 가 try/finally 로 감싸여 있지 않아, 예외가 나면 락이 영영 풀리지 않았다 - 죽지 않더라도 이후 소켓 종료가 모두 멈춘다.</w:t>
+      </w:r>
+    </w:p>
+    <w:p>
+      <w:pPr>
+        <w:pStyle w:val="ListBullet"/>
+        <w:ind w:left="624"/>
+      </w:pPr>
+      <w:r>
+        <w:rPr>
+          <w:sz w:val="20"/>
+        </w:rPr>
+        <w:t>Bind : 수신 포트를 이미 다른 인스턴스가 쓰면 난다. 중복 실행 방지가 ★프로세스 이름★ 기준이라 ALL_TASK 와 단독 HOST_TASK 는 서로를 막지 못한다.</w:t>
+      </w:r>
+    </w:p>
+    <w:p>
+      <w:r>
+        <w:rPr>
+          <w:b w:val="0"/>
+          <w:i w:val="0"/>
+          <w:sz w:val="20"/>
+        </w:rPr>
+        <w:t>셋 다 고쳤다. Shutdown/Close 를 각각 감싸고, 락을 try/finally 로 바꾸고, Bind 실패는 사유를 남긴 뒤 10초마다 다시 시도한다.</w:t>
+      </w:r>
+    </w:p>
+    <w:p>
+      <w:pPr>
+        <w:pStyle w:val="Heading2"/>
+      </w:pPr>
+      <w:r>
+        <w:t>6-5.3 그리고 안전망</w:t>
+      </w:r>
+    </w:p>
+    <w:p>
+      <w:r>
+        <w:rPr>
+          <w:b w:val="0"/>
+          <w:i w:val="0"/>
+          <w:sz w:val="20"/>
+        </w:rPr>
+        <w:t>작업 스레드의 미처리 예외는 .NET 에서 프로세스를 통째로 끝낸다. SafeRun 으로 네 스레드(SRV·LSN·CLI·LOG)를 감싸, 예외가 나도 그 스레드만 끝나고 프로그램은 살아남는다. 실제로 포트 충돌을 일부러 만들어 확인했다 - 종전에는 프로세스가 죽었고, 지금은 HOST_LSN 만 멈추고 나머지는 계속 돌았다.</w:t>
+      </w:r>
+    </w:p>
+    <w:p>
+      <w:pPr>
+        <w:ind w:left="227"/>
+      </w:pPr>
+      <w:r>
+        <w:rPr>
+          <w:color w:val="B02A20"/>
+          <w:sz w:val="19"/>
+        </w:rPr>
+        <w:t>※ SafeRun 은 보험이고, 위 두 수정이 근본 처리다. 둘 다 둔다.</w:t>
+      </w:r>
+    </w:p>
+    <w:p>
+      <w:r>
+        <w:br w:type="page"/>
+      </w:r>
+    </w:p>
+    <w:p>
+      <w:pPr>
+        <w:pStyle w:val="Heading1"/>
+      </w:pPr>
+      <w:r>
         <w:t>7. 적용 순서</w:t>
       </w:r>
     </w:p>
@@ -5202,6 +5980,17 @@
           <w:sz w:val="20"/>
         </w:rPr>
         <w:t>현장 프로그램과 ini 를 백업한다.</w:t>
+      </w:r>
+    </w:p>
+    <w:p>
+      <w:pPr>
+        <w:pStyle w:val="ListNumber"/>
+      </w:pPr>
+      <w:r>
+        <w:rPr>
+          <w:sz w:val="20"/>
+        </w:rPr>
+        <w:t>★EcsComA.ini 의 [Network] 에 LocalPort 와 RemotePort 가 있는지 먼저 확인한다.★ (없으면 HOST_TASK 가 기동 직후 죽는다 - 6-5 장)</w:t>
       </w:r>
     </w:p>
     <w:p>

--- a/적용_20260929/2026-09-29_적용안내서.docx
+++ b/적용_20260929/2026-09-29_적용안내서.docx
@@ -43,6 +43,8 @@
           <w:sz w:val="26"/>
         </w:rPr>
         <w:t>출고 완료 지연 · 신호등 PLC · EQP_MST 옵션 · 범례 정리 · 4K 대응</w:t>
+        <w:br/>
+        <w:t>Client 배포(Upload · Download) · 설치 꾸러미</w:t>
       </w:r>
     </w:p>
     <w:p/>
@@ -228,7 +230,7 @@
               <w:rPr>
                 <w:sz w:val="18"/>
               </w:rPr>
-              <w:t>최초 작성 - 2026-09-29 적용분 (출고 완료 지연, 신호등 PLC, EQP_MST 옵션, 범례 정리, 4K 대응)</w:t>
+              <w:t>최초 작성 - 2026-09-29 적용분 (출고 완료 지연, 신호등 PLC, EQP_MST 옵션, 범례 정리, 4K 대응) / 2026-09-30 Client 배포(Upload·Download)와 설치 꾸러미 추가</w:t>
             </w:r>
           </w:p>
         </w:tc>
@@ -6072,6 +6074,28 @@
     </w:p>
     <w:p>
       <w:pPr>
+        <w:pStyle w:val="ListNumber"/>
+      </w:pPr>
+      <w:r>
+        <w:rPr>
+          <w:sz w:val="20"/>
+        </w:rPr>
+        <w:t>Client 를 DB 로 배포하려면 SQL UPDOWN_01 을 돌리고 TASK/Upload 를 담당자 PC 에 둔다. (8 장)</w:t>
+      </w:r>
+    </w:p>
+    <w:p>
+      <w:pPr>
+        <w:pStyle w:val="ListNumber"/>
+      </w:pPr>
+      <w:r>
+        <w:rPr>
+          <w:sz w:val="20"/>
+        </w:rPr>
+        <w:t>새 PC 에 Client 를 깔 때는 Client_설치 폴더를 통째로 가져가 Setup.bat 을 관리자로 실행한다. (9 장)</w:t>
+      </w:r>
+    </w:p>
+    <w:p>
+      <w:pPr>
         <w:pStyle w:val="Heading2"/>
       </w:pPr>
       <w:r>
@@ -6371,8 +6395,1758 @@
           </w:p>
         </w:tc>
       </w:tr>
+      <w:tr>
+        <w:tc>
+          <w:tcPr>
+            <w:tcW w:type="dxa" w:w="1984"/>
+          </w:tcPr>
+          <w:p>
+            <w:r/>
+            <w:r>
+              <w:rPr>
+                <w:sz w:val="18"/>
+              </w:rPr>
+              <w:t>배포</w:t>
+            </w:r>
+          </w:p>
+        </w:tc>
+        <w:tc>
+          <w:tcPr>
+            <w:tcW w:type="dxa" w:w="7087"/>
+          </w:tcPr>
+          <w:p>
+            <w:r/>
+            <w:r>
+              <w:rPr>
+                <w:sz w:val="18"/>
+              </w:rPr>
+              <w:t>WmsUp.exe 조회에 올린 내역이 보이는가, 운전 PC 에서 바뀐 파일만 받아 오는가</w:t>
+            </w:r>
+          </w:p>
+        </w:tc>
+      </w:tr>
     </w:tbl>
     <w:p/>
+    <w:p>
+      <w:r>
+        <w:br w:type="page"/>
+      </w:r>
+    </w:p>
+    <w:p>
+      <w:pPr>
+        <w:pStyle w:val="Heading1"/>
+      </w:pPr>
+      <w:r>
+        <w:t>8. Client 를 DB 로 배포한다 - Upload / Download</w:t>
+      </w:r>
+    </w:p>
+    <w:p>
+      <w:r>
+        <w:rPr>
+          <w:b w:val="0"/>
+          <w:i w:val="0"/>
+          <w:sz w:val="20"/>
+        </w:rPr>
+        <w:t>고친 Client 를 PC 마다 돌아다니며 복사하지 않아도 되게 한다. 고친 사람이 WmsUp.exe 로 한 번 올려 두면, 각 PC 는 Client 를 띄울 때 EcsClient.exe 가 DB 와 견주어 바뀐 파일만 내려받고 이어서 Ecs.exe 를 띄운다.</w:t>
+      </w:r>
+    </w:p>
+    <w:p>
+      <w:pPr>
+        <w:ind w:left="227"/>
+      </w:pPr>
+      <w:r>
+        <w:rPr>
+          <w:color w:val="B02A20"/>
+          <w:sz w:val="19"/>
+        </w:rPr>
+        <w:t>※ 앞 현장(HUONS)에서 쓰던 프로그램을 이 현장에 맞춘 것이다. 참조/Updownload 와 참조/WCS_HUONS 가 원본이다.</w:t>
+      </w:r>
+    </w:p>
+    <w:p>
+      <w:pPr>
+        <w:pStyle w:val="Heading2"/>
+      </w:pPr>
+      <w:r>
+        <w:t>8.1 어디에 무엇이 있나</w:t>
+      </w:r>
+    </w:p>
+    <w:tbl>
+      <w:tblPr>
+        <w:tblStyle w:val="TableGrid"/>
+        <w:tblW w:type="auto" w:w="0"/>
+        <w:jc w:val="center"/>
+        <w:tblLook w:firstColumn="1" w:firstRow="1" w:lastColumn="0" w:lastRow="0" w:noHBand="0" w:noVBand="1" w:val="04A0"/>
+      </w:tblPr>
+      <w:tblGrid>
+        <w:gridCol w:w="3324"/>
+        <w:gridCol w:w="3324"/>
+        <w:gridCol w:w="3324"/>
+      </w:tblGrid>
+      <w:tr>
+        <w:tc>
+          <w:tcPr>
+            <w:tcW w:type="dxa" w:w="1474"/>
+            <w:shd w:val="clear" w:color="auto" w:fill="1E2761"/>
+          </w:tcPr>
+          <w:p>
+            <w:pPr>
+              <w:jc w:val="center"/>
+            </w:pPr>
+            <w:r/>
+            <w:r>
+              <w:rPr>
+                <w:b/>
+                <w:color w:val="FFFFFF"/>
+                <w:sz w:val="18"/>
+              </w:rPr>
+              <w:t>것</w:t>
+            </w:r>
+          </w:p>
+        </w:tc>
+        <w:tc>
+          <w:tcPr>
+            <w:tcW w:type="dxa" w:w="3061"/>
+            <w:shd w:val="clear" w:color="auto" w:fill="1E2761"/>
+          </w:tcPr>
+          <w:p>
+            <w:pPr>
+              <w:jc w:val="center"/>
+            </w:pPr>
+            <w:r/>
+            <w:r>
+              <w:rPr>
+                <w:b/>
+                <w:color w:val="FFFFFF"/>
+                <w:sz w:val="18"/>
+              </w:rPr>
+              <w:t>위치</w:t>
+            </w:r>
+          </w:p>
+        </w:tc>
+        <w:tc>
+          <w:tcPr>
+            <w:tcW w:type="dxa" w:w="4535"/>
+            <w:shd w:val="clear" w:color="auto" w:fill="1E2761"/>
+          </w:tcPr>
+          <w:p>
+            <w:pPr>
+              <w:jc w:val="center"/>
+            </w:pPr>
+            <w:r/>
+            <w:r>
+              <w:rPr>
+                <w:b/>
+                <w:color w:val="FFFFFF"/>
+                <w:sz w:val="18"/>
+              </w:rPr>
+              <w:t>무엇</w:t>
+            </w:r>
+          </w:p>
+        </w:tc>
+      </w:tr>
+      <w:tr>
+        <w:tc>
+          <w:tcPr>
+            <w:tcW w:type="dxa" w:w="1474"/>
+          </w:tcPr>
+          <w:p>
+            <w:r/>
+            <w:r>
+              <w:rPr>
+                <w:sz w:val="18"/>
+              </w:rPr>
+              <w:t>올리는 쪽</w:t>
+            </w:r>
+          </w:p>
+        </w:tc>
+        <w:tc>
+          <w:tcPr>
+            <w:tcW w:type="dxa" w:w="3061"/>
+          </w:tcPr>
+          <w:p>
+            <w:r/>
+            <w:r>
+              <w:rPr>
+                <w:sz w:val="18"/>
+              </w:rPr>
+              <w:t>TASK/Upload/  (WmsUp.exe)</w:t>
+            </w:r>
+          </w:p>
+        </w:tc>
+        <w:tc>
+          <w:tcPr>
+            <w:tcW w:type="dxa" w:w="4535"/>
+          </w:tcPr>
+          <w:p>
+            <w:r/>
+            <w:r>
+              <w:rPr>
+                <w:sz w:val="18"/>
+              </w:rPr>
+              <w:t>고친 파일을 골라 DB 에 올린다. 개발/보수 담당자 PC 에만 둔다.</w:t>
+            </w:r>
+          </w:p>
+        </w:tc>
+      </w:tr>
+      <w:tr>
+        <w:tc>
+          <w:tcPr>
+            <w:tcW w:type="dxa" w:w="1474"/>
+          </w:tcPr>
+          <w:p>
+            <w:r/>
+            <w:r>
+              <w:rPr>
+                <w:sz w:val="18"/>
+              </w:rPr>
+              <w:t>내려받는 쪽</w:t>
+            </w:r>
+          </w:p>
+        </w:tc>
+        <w:tc>
+          <w:tcPr>
+            <w:tcW w:type="dxa" w:w="3061"/>
+          </w:tcPr>
+          <w:p>
+            <w:r/>
+            <w:r>
+              <w:rPr>
+                <w:sz w:val="18"/>
+              </w:rPr>
+              <w:t>TASK/Download/  (EcsClient.exe)</w:t>
+            </w:r>
+          </w:p>
+        </w:tc>
+        <w:tc>
+          <w:tcPr>
+            <w:tcW w:type="dxa" w:w="4535"/>
+          </w:tcPr>
+          <w:p>
+            <w:r/>
+            <w:r>
+              <w:rPr>
+                <w:sz w:val="18"/>
+              </w:rPr>
+              <w:t>Client 를 띄우기 전에 바뀐 것만 받아 온다. 모든 운전 PC 에 둔다.</w:t>
+            </w:r>
+          </w:p>
+        </w:tc>
+      </w:tr>
+      <w:tr>
+        <w:tc>
+          <w:tcPr>
+            <w:tcW w:type="dxa" w:w="1474"/>
+          </w:tcPr>
+          <w:p>
+            <w:r/>
+            <w:r>
+              <w:rPr>
+                <w:sz w:val="18"/>
+              </w:rPr>
+              <w:t>테이블</w:t>
+            </w:r>
+          </w:p>
+        </w:tc>
+        <w:tc>
+          <w:tcPr>
+            <w:tcW w:type="dxa" w:w="3061"/>
+          </w:tcPr>
+          <w:p>
+            <w:r/>
+            <w:r>
+              <w:rPr>
+                <w:sz w:val="18"/>
+              </w:rPr>
+              <w:t>SQL/260929_UPDOWN_01_테이블생성.sql</w:t>
+            </w:r>
+          </w:p>
+        </w:tc>
+        <w:tc>
+          <w:tcPr>
+            <w:tcW w:type="dxa" w:w="4535"/>
+          </w:tcPr>
+          <w:p>
+            <w:r/>
+            <w:r>
+              <w:rPr>
+                <w:sz w:val="18"/>
+              </w:rPr>
+              <w:t>DN_MST / UP_DOWN / DN_SEQ 를 만든다.</w:t>
+            </w:r>
+          </w:p>
+        </w:tc>
+      </w:tr>
+      <w:tr>
+        <w:tc>
+          <w:tcPr>
+            <w:tcW w:type="dxa" w:w="1474"/>
+          </w:tcPr>
+          <w:p>
+            <w:r/>
+            <w:r>
+              <w:rPr>
+                <w:sz w:val="18"/>
+              </w:rPr>
+              <w:t>설치 꾸러미</w:t>
+            </w:r>
+          </w:p>
+        </w:tc>
+        <w:tc>
+          <w:tcPr>
+            <w:tcW w:type="dxa" w:w="3061"/>
+          </w:tcPr>
+          <w:p>
+            <w:r/>
+            <w:r>
+              <w:rPr>
+                <w:sz w:val="18"/>
+              </w:rPr>
+              <w:t>Client_설치/</w:t>
+            </w:r>
+          </w:p>
+        </w:tc>
+        <w:tc>
+          <w:tcPr>
+            <w:tcW w:type="dxa" w:w="4535"/>
+          </w:tcPr>
+          <w:p>
+            <w:r/>
+            <w:r>
+              <w:rPr>
+                <w:sz w:val="18"/>
+              </w:rPr>
+              <w:t>새 PC 에 Client 를 까는 꾸러미. 9 장.</w:t>
+            </w:r>
+          </w:p>
+        </w:tc>
+      </w:tr>
+    </w:tbl>
+    <w:p/>
+    <w:p>
+      <w:pPr>
+        <w:pStyle w:val="Heading2"/>
+      </w:pPr>
+      <w:r>
+        <w:t>8.2 테이블 세 개</w:t>
+      </w:r>
+    </w:p>
+    <w:tbl>
+      <w:tblPr>
+        <w:tblStyle w:val="TableGrid"/>
+        <w:tblW w:type="auto" w:w="0"/>
+        <w:jc w:val="center"/>
+        <w:tblLook w:firstColumn="1" w:firstRow="1" w:lastColumn="0" w:lastRow="0" w:noHBand="0" w:noVBand="1" w:val="04A0"/>
+      </w:tblPr>
+      <w:tblGrid>
+        <w:gridCol w:w="4986"/>
+        <w:gridCol w:w="4986"/>
+      </w:tblGrid>
+      <w:tr>
+        <w:tc>
+          <w:tcPr>
+            <w:tcW w:type="dxa" w:w="1701"/>
+            <w:shd w:val="clear" w:color="auto" w:fill="1E2761"/>
+          </w:tcPr>
+          <w:p>
+            <w:pPr>
+              <w:jc w:val="center"/>
+            </w:pPr>
+            <w:r/>
+            <w:r>
+              <w:rPr>
+                <w:b/>
+                <w:color w:val="FFFFFF"/>
+                <w:sz w:val="18"/>
+              </w:rPr>
+              <w:t>테이블</w:t>
+            </w:r>
+          </w:p>
+        </w:tc>
+        <w:tc>
+          <w:tcPr>
+            <w:tcW w:type="dxa" w:w="7370"/>
+            <w:shd w:val="clear" w:color="auto" w:fill="1E2761"/>
+          </w:tcPr>
+          <w:p>
+            <w:pPr>
+              <w:jc w:val="center"/>
+            </w:pPr>
+            <w:r/>
+            <w:r>
+              <w:rPr>
+                <w:b/>
+                <w:color w:val="FFFFFF"/>
+                <w:sz w:val="18"/>
+              </w:rPr>
+              <w:t>무엇</w:t>
+            </w:r>
+          </w:p>
+        </w:tc>
+      </w:tr>
+      <w:tr>
+        <w:tc>
+          <w:tcPr>
+            <w:tcW w:type="dxa" w:w="1701"/>
+          </w:tcPr>
+          <w:p>
+            <w:r/>
+            <w:r>
+              <w:rPr>
+                <w:sz w:val="18"/>
+              </w:rPr>
+              <w:t>DN_MST</w:t>
+            </w:r>
+          </w:p>
+        </w:tc>
+        <w:tc>
+          <w:tcPr>
+            <w:tcW w:type="dxa" w:w="7370"/>
+          </w:tcPr>
+          <w:p>
+            <w:r/>
+            <w:r>
+              <w:rPr>
+                <w:sz w:val="18"/>
+              </w:rPr>
+              <w:t>한 번의 올리기가 한 행. 언제 누가 무엇을 고쳐 올렸는지.</w:t>
+            </w:r>
+          </w:p>
+        </w:tc>
+      </w:tr>
+      <w:tr>
+        <w:tc>
+          <w:tcPr>
+            <w:tcW w:type="dxa" w:w="1701"/>
+          </w:tcPr>
+          <w:p>
+            <w:r/>
+            <w:r>
+              <w:rPr>
+                <w:sz w:val="18"/>
+              </w:rPr>
+              <w:t>UP_DOWN</w:t>
+            </w:r>
+          </w:p>
+        </w:tc>
+        <w:tc>
+          <w:tcPr>
+            <w:tcW w:type="dxa" w:w="7370"/>
+          </w:tcPr>
+          <w:p>
+            <w:r/>
+            <w:r>
+              <w:rPr>
+                <w:sz w:val="18"/>
+              </w:rPr>
+              <w:t>파일 하나가 한 행. 파일 내용이 UP_DAT(varbinary)에 통째로 들어간다.</w:t>
+            </w:r>
+          </w:p>
+        </w:tc>
+      </w:tr>
+      <w:tr>
+        <w:tc>
+          <w:tcPr>
+            <w:tcW w:type="dxa" w:w="1701"/>
+          </w:tcPr>
+          <w:p>
+            <w:r/>
+            <w:r>
+              <w:rPr>
+                <w:sz w:val="18"/>
+              </w:rPr>
+              <w:t>DN_SEQ</w:t>
+            </w:r>
+          </w:p>
+        </w:tc>
+        <w:tc>
+          <w:tcPr>
+            <w:tcW w:type="dxa" w:w="7370"/>
+          </w:tcPr>
+          <w:p>
+            <w:r/>
+            <w:r>
+              <w:rPr>
+                <w:sz w:val="18"/>
+              </w:rPr>
+              <w:t>올리기 번호를 매기는 1행짜리 표.</w:t>
+            </w:r>
+          </w:p>
+        </w:tc>
+      </w:tr>
+    </w:tbl>
+    <w:p/>
+    <w:p>
+      <w:pPr>
+        <w:ind w:left="227"/>
+      </w:pPr>
+      <w:r>
+        <w:rPr>
+          <w:color w:val="B02A20"/>
+          <w:sz w:val="19"/>
+        </w:rPr>
+        <w:t>※ 앞 현장은 SEQUENCE 를 썼는데 SEQUENCE 는 SQL Server 2012 부터다. 현장 DB 가 2008 이라 쓸 수 없어 1행짜리 표로 바꿨다. 2012 이상에서도 그대로 돈다.</w:t>
+      </w:r>
+    </w:p>
+    <w:p>
+      <w:r>
+        <w:rPr>
+          <w:b w:val="0"/>
+          <w:i w:val="0"/>
+          <w:sz w:val="20"/>
+        </w:rPr>
+        <w:t>SQL 은 몇 번을 돌려도 같은 결과가 되게 썼다(이미 있으면 건너뛴다). 자료가 든 테이블은 지우지 않는다.</w:t>
+      </w:r>
+    </w:p>
+    <w:p>
+      <w:pPr>
+        <w:pStyle w:val="Heading2"/>
+      </w:pPr>
+      <w:r>
+        <w:t>8.3 이 현장에 맞추며 고친 것</w:t>
+      </w:r>
+    </w:p>
+    <w:tbl>
+      <w:tblPr>
+        <w:tblStyle w:val="TableGrid"/>
+        <w:tblW w:type="auto" w:w="0"/>
+        <w:jc w:val="center"/>
+        <w:tblLook w:firstColumn="1" w:firstRow="1" w:lastColumn="0" w:lastRow="0" w:noHBand="0" w:noVBand="1" w:val="04A0"/>
+      </w:tblPr>
+      <w:tblGrid>
+        <w:gridCol w:w="4986"/>
+        <w:gridCol w:w="4986"/>
+      </w:tblGrid>
+      <w:tr>
+        <w:tc>
+          <w:tcPr>
+            <w:tcW w:type="dxa" w:w="2381"/>
+            <w:shd w:val="clear" w:color="auto" w:fill="1E2761"/>
+          </w:tcPr>
+          <w:p>
+            <w:pPr>
+              <w:jc w:val="center"/>
+            </w:pPr>
+            <w:r/>
+            <w:r>
+              <w:rPr>
+                <w:b/>
+                <w:color w:val="FFFFFF"/>
+                <w:sz w:val="18"/>
+              </w:rPr>
+              <w:t>무엇</w:t>
+            </w:r>
+          </w:p>
+        </w:tc>
+        <w:tc>
+          <w:tcPr>
+            <w:tcW w:type="dxa" w:w="6690"/>
+            <w:shd w:val="clear" w:color="auto" w:fill="1E2761"/>
+          </w:tcPr>
+          <w:p>
+            <w:pPr>
+              <w:jc w:val="center"/>
+            </w:pPr>
+            <w:r/>
+            <w:r>
+              <w:rPr>
+                <w:b/>
+                <w:color w:val="FFFFFF"/>
+                <w:sz w:val="18"/>
+              </w:rPr>
+              <w:t>왜</w:t>
+            </w:r>
+          </w:p>
+        </w:tc>
+      </w:tr>
+      <w:tr>
+        <w:tc>
+          <w:tcPr>
+            <w:tcW w:type="dxa" w:w="2381"/>
+          </w:tcPr>
+          <w:p>
+            <w:r/>
+            <w:r>
+              <w:rPr>
+                <w:sz w:val="18"/>
+              </w:rPr>
+              <w:t>접속 정보를 ini 에서 직접 읽는다</w:t>
+            </w:r>
+          </w:p>
+        </w:tc>
+        <w:tc>
+          <w:tcPr>
+            <w:tcW w:type="dxa" w:w="6690"/>
+          </w:tcPr>
+          <w:p>
+            <w:r/>
+            <w:r>
+              <w:rPr>
+                <w:sz w:val="18"/>
+              </w:rPr>
+              <w:t>앞 현장은 WmsInfo.dll 이 키(INFO=P1)로 주소를 풀어 주었다. 그 dll 안에는 그 현장 서버만 들어 있어 여기서는 쓸 수 없다. WmsDown.ini / WmsUp.ini 의 [DB Server] 를 읽게 바꿨다.</w:t>
+            </w:r>
+          </w:p>
+        </w:tc>
+      </w:tr>
+      <w:tr>
+        <w:tc>
+          <w:tcPr>
+            <w:tcW w:type="dxa" w:w="2381"/>
+          </w:tcPr>
+          <w:p>
+            <w:r/>
+            <w:r>
+              <w:rPr>
+                <w:sz w:val="18"/>
+              </w:rPr>
+              <w:t>USERID 를 비우면 Windows 인증</w:t>
+            </w:r>
+          </w:p>
+        </w:tc>
+        <w:tc>
+          <w:tcPr>
+            <w:tcW w:type="dxa" w:w="6690"/>
+          </w:tcPr>
+          <w:p>
+            <w:r/>
+            <w:r>
+              <w:rPr>
+                <w:sz w:val="18"/>
+              </w:rPr>
+              <w:t>종전 접속 문자열은 Trusted_Connection=False 로 박혀 있어, 계정을 비우면 "사용자 ''이(가) 로그인하지 못했습니다" 가 났다. 이제 둘 다 된다.</w:t>
+            </w:r>
+          </w:p>
+        </w:tc>
+      </w:tr>
+      <w:tr>
+        <w:tc>
+          <w:tcPr>
+            <w:tcW w:type="dxa" w:w="2381"/>
+          </w:tcPr>
+          <w:p>
+            <w:r/>
+            <w:r>
+              <w:rPr>
+                <w:sz w:val="18"/>
+              </w:rPr>
+              <w:t>상세 테이블 이름을 UP_DOWN 으로</w:t>
+            </w:r>
+          </w:p>
+        </w:tc>
+        <w:tc>
+          <w:tcPr>
+            <w:tcW w:type="dxa" w:w="6690"/>
+          </w:tcPr>
+          <w:p>
+            <w:r/>
+            <w:r>
+              <w:rPr>
+                <w:sz w:val="18"/>
+              </w:rPr>
+              <w:t>올리는 쪽의 MS-SQL 분기만 옛 이름(DN_DTL)이었다. 내려받는 쪽이 읽는 것은 UP_DOWN 이라 서로 맞지 않았다. 함께 빠져 있던 세 칸(DN_PGM / UP_DT / DN_DIR)도 채웠다.</w:t>
+            </w:r>
+          </w:p>
+        </w:tc>
+      </w:tr>
+      <w:tr>
+        <w:tc>
+          <w:tcPr>
+            <w:tcW w:type="dxa" w:w="2381"/>
+          </w:tcPr>
+          <w:p>
+            <w:r/>
+            <w:r>
+              <w:rPr>
+                <w:sz w:val="18"/>
+              </w:rPr>
+              <w:t>파일 내용을 varbinary 로</w:t>
+            </w:r>
+          </w:p>
+        </w:tc>
+        <w:tc>
+          <w:tcPr>
+            <w:tcW w:type="dxa" w:w="6690"/>
+          </w:tcPr>
+          <w:p>
+            <w:r/>
+            <w:r>
+              <w:rPr>
+                <w:sz w:val="18"/>
+              </w:rPr>
+              <w:t>올리는 쪽 생성문이 UP_DAT 을 varchar(max) 로 만들고 있었다. 파일 내용을 문자로 담으면 깨진다.</w:t>
+            </w:r>
+          </w:p>
+        </w:tc>
+      </w:tr>
+      <w:tr>
+        <w:tc>
+          <w:tcPr>
+            <w:tcW w:type="dxa" w:w="2381"/>
+          </w:tcPr>
+          <w:p>
+            <w:r/>
+            <w:r>
+              <w:rPr>
+                <w:sz w:val="18"/>
+              </w:rPr>
+              <w:t>날짜 조건을 표준 변환으로</w:t>
+            </w:r>
+          </w:p>
+        </w:tc>
+        <w:tc>
+          <w:tcPr>
+            <w:tcW w:type="dxa" w:w="6690"/>
+          </w:tcPr>
+          <w:p>
+            <w:r/>
+            <w:r>
+              <w:rPr>
+                <w:sz w:val="18"/>
+              </w:rPr>
+              <w:t>조회에 wms_sf_Get_DateTime_KMS 라는 앞 현장의 함수를 쓰고 있었다. 여기엔 없다.</w:t>
+            </w:r>
+          </w:p>
+        </w:tc>
+      </w:tr>
+      <w:tr>
+        <w:tc>
+          <w:tcPr>
+            <w:tcW w:type="dxa" w:w="2381"/>
+          </w:tcPr>
+          <w:p>
+            <w:r/>
+            <w:r>
+              <w:rPr>
+                <w:sz w:val="18"/>
+              </w:rPr>
+              <w:t>DataReader 를 닫는다</w:t>
+            </w:r>
+          </w:p>
+        </w:tc>
+        <w:tc>
+          <w:tcPr>
+            <w:tcW w:type="dxa" w:w="6690"/>
+          </w:tcPr>
+          <w:p>
+            <w:r/>
+            <w:r>
+              <w:rPr>
+                <w:sz w:val="18"/>
+              </w:rPr>
+              <w:t>내려받기가 ★아예 되지 않던 원인★. 첫 조회 결과를 쓰는 코드가 통째로 주석이 되면서 닫는 줄까지 같이 묻혔다. "이 Command와 연결된 DataReader가 이미 열려 있습니다" 가 뜨고 끝났다.</w:t>
+            </w:r>
+          </w:p>
+        </w:tc>
+      </w:tr>
+      <w:tr>
+        <w:tc>
+          <w:tcPr>
+            <w:tcW w:type="dxa" w:w="2381"/>
+          </w:tcPr>
+          <w:p>
+            <w:r/>
+            <w:r>
+              <w:rPr>
+                <w:sz w:val="18"/>
+              </w:rPr>
+              <w:t>목록을 표준 표로</w:t>
+            </w:r>
+          </w:p>
+        </w:tc>
+        <w:tc>
+          <w:tcPr>
+            <w:tcW w:type="dxa" w:w="6690"/>
+          </w:tcPr>
+          <w:p>
+            <w:r/>
+            <w:r>
+              <w:rPr>
+                <w:sz w:val="18"/>
+              </w:rPr>
+              <w:t>화면의 목록이 FarPoint Spread(유료)였다. 라이선스가 없어 빌드할 때 "Spread.NET License Notification" 창이 떠서 빌드가 멈추고, 넘겨도 띄울 때 또 뜬다. 목록을 보여 주는 데 유료 부품이 필요하지 않아 .NET 기본 표로 바꿨다.</w:t>
+            </w:r>
+          </w:p>
+        </w:tc>
+      </w:tr>
+    </w:tbl>
+    <w:p/>
+    <w:p>
+      <w:pPr>
+        <w:pStyle w:val="Heading2"/>
+      </w:pPr>
+      <w:r>
+        <w:t>8.4 설정</w:t>
+      </w:r>
+    </w:p>
+    <w:p>
+      <w:r>
+        <w:rPr>
+          <w:b w:val="0"/>
+          <w:i w:val="0"/>
+          <w:sz w:val="20"/>
+        </w:rPr>
+        <w:t>올리는 쪽 - TASK/Upload/WmsUp.ini</w:t>
+      </w:r>
+    </w:p>
+    <w:tbl>
+      <w:tblPr>
+        <w:tblStyle w:val="TableGrid"/>
+        <w:tblW w:type="auto" w:w="0"/>
+        <w:tblLook w:firstColumn="1" w:firstRow="1" w:lastColumn="0" w:lastRow="0" w:noHBand="0" w:noVBand="1" w:val="04A0"/>
+      </w:tblPr>
+      <w:tblGrid>
+        <w:gridCol w:w="9972"/>
+      </w:tblGrid>
+      <w:tr>
+        <w:tc>
+          <w:tcPr>
+            <w:tcW w:type="dxa" w:w="9972"/>
+            <w:shd w:val="clear" w:color="auto" w:fill="F4F5F7"/>
+          </w:tcPr>
+          <w:p>
+            <w:pPr>
+              <w:spacing w:after="0"/>
+            </w:pPr>
+            <w:r/>
+            <w:r>
+              <w:rPr>
+                <w:rFonts w:ascii="D2Coding" w:hAnsi="D2Coding"/>
+                <w:sz w:val="18"/>
+              </w:rPr>
+              <w:t>[DB Server]</w:t>
+            </w:r>
+          </w:p>
+          <w:p>
+            <w:pPr>
+              <w:spacing w:after="0"/>
+            </w:pPr>
+            <w:r>
+              <w:rPr>
+                <w:rFonts w:ascii="D2Coding" w:hAnsi="D2Coding"/>
+                <w:sz w:val="18"/>
+              </w:rPr>
+              <w:t>SERVERNAME=localhost\SQLEXPRESS</w:t>
+            </w:r>
+          </w:p>
+          <w:p>
+            <w:pPr>
+              <w:spacing w:after="0"/>
+            </w:pPr>
+            <w:r>
+              <w:rPr>
+                <w:rFonts w:ascii="D2Coding" w:hAnsi="D2Coding"/>
+                <w:sz w:val="18"/>
+              </w:rPr>
+              <w:t>DATABASE=LGLS_MCS_IO</w:t>
+            </w:r>
+          </w:p>
+          <w:p>
+            <w:pPr>
+              <w:spacing w:after="0"/>
+            </w:pPr>
+            <w:r>
+              <w:rPr>
+                <w:rFonts w:ascii="D2Coding" w:hAnsi="D2Coding"/>
+                <w:sz w:val="18"/>
+              </w:rPr>
+              <w:t>USERID=              ; 비우면 Windows 인증</w:t>
+            </w:r>
+          </w:p>
+          <w:p>
+            <w:pPr>
+              <w:spacing w:after="0"/>
+            </w:pPr>
+            <w:r>
+              <w:rPr>
+                <w:rFonts w:ascii="D2Coding" w:hAnsi="D2Coding"/>
+                <w:sz w:val="18"/>
+              </w:rPr>
+              <w:t>PASSWORD=</w:t>
+            </w:r>
+          </w:p>
+          <w:p>
+            <w:pPr>
+              <w:spacing w:after="0"/>
+            </w:pPr>
+            <w:r>
+              <w:rPr>
+                <w:rFonts w:ascii="D2Coding" w:hAnsi="D2Coding"/>
+                <w:sz w:val="18"/>
+              </w:rPr>
+            </w:r>
+          </w:p>
+          <w:p>
+            <w:pPr>
+              <w:spacing w:after="0"/>
+            </w:pPr>
+            <w:r>
+              <w:rPr>
+                <w:rFonts w:ascii="D2Coding" w:hAnsi="D2Coding"/>
+                <w:sz w:val="18"/>
+              </w:rPr>
+              <w:t>[DOWNLOAD PROGRAM]</w:t>
+            </w:r>
+          </w:p>
+          <w:p>
+            <w:pPr>
+              <w:spacing w:after="0"/>
+            </w:pPr>
+            <w:r>
+              <w:rPr>
+                <w:rFonts w:ascii="D2Coding" w:hAnsi="D2Coding"/>
+                <w:sz w:val="18"/>
+              </w:rPr>
+              <w:t>CNT=1</w:t>
+            </w:r>
+          </w:p>
+          <w:p>
+            <w:pPr>
+              <w:spacing w:after="0"/>
+            </w:pPr>
+            <w:r>
+              <w:rPr>
+                <w:rFonts w:ascii="D2Coding" w:hAnsi="D2Coding"/>
+                <w:sz w:val="18"/>
+              </w:rPr>
+              <w:t>1=WCS                ; 올릴 때 고르는 프로그램 구분</w:t>
+            </w:r>
+          </w:p>
+        </w:tc>
+      </w:tr>
+    </w:tbl>
+    <w:p/>
+    <w:p>
+      <w:r>
+        <w:rPr>
+          <w:b w:val="0"/>
+          <w:i w:val="0"/>
+          <w:sz w:val="20"/>
+        </w:rPr>
+        <w:t>내려받는 쪽 - Client 폴더의 WmsDown.ini</w:t>
+      </w:r>
+    </w:p>
+    <w:tbl>
+      <w:tblPr>
+        <w:tblStyle w:val="TableGrid"/>
+        <w:tblW w:type="auto" w:w="0"/>
+        <w:tblLook w:firstColumn="1" w:firstRow="1" w:lastColumn="0" w:lastRow="0" w:noHBand="0" w:noVBand="1" w:val="04A0"/>
+      </w:tblPr>
+      <w:tblGrid>
+        <w:gridCol w:w="9972"/>
+      </w:tblGrid>
+      <w:tr>
+        <w:tc>
+          <w:tcPr>
+            <w:tcW w:type="dxa" w:w="9972"/>
+            <w:shd w:val="clear" w:color="auto" w:fill="F4F5F7"/>
+          </w:tcPr>
+          <w:p>
+            <w:pPr>
+              <w:spacing w:after="0"/>
+            </w:pPr>
+            <w:r/>
+            <w:r>
+              <w:rPr>
+                <w:rFonts w:ascii="D2Coding" w:hAnsi="D2Coding"/>
+                <w:sz w:val="18"/>
+              </w:rPr>
+              <w:t>[DB Server]</w:t>
+            </w:r>
+          </w:p>
+          <w:p>
+            <w:pPr>
+              <w:spacing w:after="0"/>
+            </w:pPr>
+            <w:r>
+              <w:rPr>
+                <w:rFonts w:ascii="D2Coding" w:hAnsi="D2Coding"/>
+                <w:sz w:val="18"/>
+              </w:rPr>
+              <w:t>SERVERNAME=localhost\SQLEXPRESS</w:t>
+            </w:r>
+          </w:p>
+          <w:p>
+            <w:pPr>
+              <w:spacing w:after="0"/>
+            </w:pPr>
+            <w:r>
+              <w:rPr>
+                <w:rFonts w:ascii="D2Coding" w:hAnsi="D2Coding"/>
+                <w:sz w:val="18"/>
+              </w:rPr>
+              <w:t>DATABASE=LGLS_MCS_IO</w:t>
+            </w:r>
+          </w:p>
+          <w:p>
+            <w:pPr>
+              <w:spacing w:after="0"/>
+            </w:pPr>
+            <w:r>
+              <w:rPr>
+                <w:rFonts w:ascii="D2Coding" w:hAnsi="D2Coding"/>
+                <w:sz w:val="18"/>
+              </w:rPr>
+              <w:t>USERID=</w:t>
+            </w:r>
+          </w:p>
+          <w:p>
+            <w:pPr>
+              <w:spacing w:after="0"/>
+            </w:pPr>
+            <w:r>
+              <w:rPr>
+                <w:rFonts w:ascii="D2Coding" w:hAnsi="D2Coding"/>
+                <w:sz w:val="18"/>
+              </w:rPr>
+              <w:t>PASSWORD=</w:t>
+            </w:r>
+          </w:p>
+          <w:p>
+            <w:pPr>
+              <w:spacing w:after="0"/>
+            </w:pPr>
+            <w:r>
+              <w:rPr>
+                <w:rFonts w:ascii="D2Coding" w:hAnsi="D2Coding"/>
+                <w:sz w:val="18"/>
+              </w:rPr>
+            </w:r>
+          </w:p>
+          <w:p>
+            <w:pPr>
+              <w:spacing w:after="0"/>
+            </w:pPr>
+            <w:r>
+              <w:rPr>
+                <w:rFonts w:ascii="D2Coding" w:hAnsi="D2Coding"/>
+                <w:sz w:val="18"/>
+              </w:rPr>
+              <w:t>[RUN_FILE]</w:t>
+            </w:r>
+          </w:p>
+          <w:p>
+            <w:pPr>
+              <w:spacing w:after="0"/>
+            </w:pPr>
+            <w:r>
+              <w:rPr>
+                <w:rFonts w:ascii="D2Coding" w:hAnsi="D2Coding"/>
+                <w:sz w:val="18"/>
+              </w:rPr>
+              <w:t>FILE1=.\Ecs.exe      ; 내려받기가 끝나면 이것을 띄운다</w:t>
+            </w:r>
+          </w:p>
+          <w:p>
+            <w:pPr>
+              <w:spacing w:after="0"/>
+            </w:pPr>
+            <w:r>
+              <w:rPr>
+                <w:rFonts w:ascii="D2Coding" w:hAnsi="D2Coding"/>
+                <w:sz w:val="18"/>
+              </w:rPr>
+            </w:r>
+          </w:p>
+          <w:p>
+            <w:pPr>
+              <w:spacing w:after="0"/>
+            </w:pPr>
+            <w:r>
+              <w:rPr>
+                <w:rFonts w:ascii="D2Coding" w:hAnsi="D2Coding"/>
+                <w:sz w:val="18"/>
+              </w:rPr>
+              <w:t>[APPLICATION]</w:t>
+            </w:r>
+          </w:p>
+          <w:p>
+            <w:pPr>
+              <w:spacing w:after="0"/>
+            </w:pPr>
+            <w:r>
+              <w:rPr>
+                <w:rFonts w:ascii="D2Coding" w:hAnsi="D2Coding"/>
+                <w:sz w:val="18"/>
+              </w:rPr>
+              <w:t>DOWN_LOAD_PROGRAM=WCS</w:t>
+            </w:r>
+          </w:p>
+          <w:p>
+            <w:pPr>
+              <w:spacing w:after="0"/>
+            </w:pPr>
+            <w:r>
+              <w:rPr>
+                <w:rFonts w:ascii="D2Coding" w:hAnsi="D2Coding"/>
+                <w:sz w:val="18"/>
+              </w:rPr>
+              <w:t>DOWN_LOAD_COMP=1     ; 올린 때와 견주어 바뀐 것만 받는다</w:t>
+            </w:r>
+          </w:p>
+          <w:p>
+            <w:pPr>
+              <w:spacing w:after="0"/>
+            </w:pPr>
+            <w:r>
+              <w:rPr>
+                <w:rFonts w:ascii="D2Coding" w:hAnsi="D2Coding"/>
+                <w:sz w:val="18"/>
+              </w:rPr>
+              <w:t>DOWN_LOAD_START=1    ; 띄우면 곧바로 시작</w:t>
+            </w:r>
+          </w:p>
+          <w:p>
+            <w:pPr>
+              <w:spacing w:after="0"/>
+            </w:pPr>
+            <w:r>
+              <w:rPr>
+                <w:rFonts w:ascii="D2Coding" w:hAnsi="D2Coding"/>
+                <w:sz w:val="18"/>
+              </w:rPr>
+            </w:r>
+          </w:p>
+          <w:p>
+            <w:pPr>
+              <w:spacing w:after="0"/>
+            </w:pPr>
+            <w:r>
+              <w:rPr>
+                <w:rFonts w:ascii="D2Coding" w:hAnsi="D2Coding"/>
+                <w:sz w:val="18"/>
+              </w:rPr>
+              <w:t>[DOWN_FILE]          ; 받은 판 번호를 프로그램이 스스로 적는다 - 손대지 않는다</w:t>
+            </w:r>
+          </w:p>
+        </w:tc>
+      </w:tr>
+    </w:tbl>
+    <w:p/>
+    <w:p>
+      <w:pPr>
+        <w:ind w:left="227"/>
+      </w:pPr>
+      <w:r>
+        <w:rPr>
+          <w:color w:val="B02A20"/>
+          <w:sz w:val="19"/>
+        </w:rPr>
+        <w:t>※ 올리는 쪽 Config.ini 의 [DOWN_FILE] PATH 는 받은 파일을 놓을 하위 폴더다. 점(.) 하나면 Client 폴더 바로 아래에 놓는다. ★비워 두면 안 된다★ - 드라이브 맨 위로 간다.</w:t>
+      </w:r>
+    </w:p>
+    <w:p>
+      <w:pPr>
+        <w:pStyle w:val="Heading2"/>
+      </w:pPr>
+      <w:r>
+        <w:t>8.5 쓰는 순서</w:t>
+      </w:r>
+    </w:p>
+    <w:p>
+      <w:pPr>
+        <w:pStyle w:val="ListNumber"/>
+      </w:pPr>
+      <w:r>
+        <w:rPr>
+          <w:sz w:val="20"/>
+        </w:rPr>
+        <w:t>SQL/260929_UPDOWN_01_테이블생성.sql 을 한 번 돌린다.</w:t>
+      </w:r>
+    </w:p>
+    <w:p>
+      <w:pPr>
+        <w:pStyle w:val="ListNumber"/>
+      </w:pPr>
+      <w:r>
+        <w:rPr>
+          <w:sz w:val="20"/>
+        </w:rPr>
+        <w:t>WmsUp.exe 를 띄우고 [업로드] 를 누른다.</w:t>
+      </w:r>
+    </w:p>
+    <w:p>
+      <w:pPr>
+        <w:pStyle w:val="ListNumber"/>
+      </w:pPr>
+      <w:r>
+        <w:rPr>
+          <w:sz w:val="20"/>
+        </w:rPr>
+        <w:t>왼쪽 트리에서 Client 폴더로 가서 바뀐 파일을 고르고 [추가] 를 누른다.</w:t>
+      </w:r>
+    </w:p>
+    <w:p>
+      <w:pPr>
+        <w:pStyle w:val="ListNumber"/>
+      </w:pPr>
+      <w:r>
+        <w:rPr>
+          <w:sz w:val="20"/>
+        </w:rPr>
+        <w:t>아래 「업데이트정보」 에 무엇을 고쳤는지 적는다. (나중에 이것만 보고도 알 수 있게)</w:t>
+      </w:r>
+    </w:p>
+    <w:p>
+      <w:pPr>
+        <w:pStyle w:val="ListNumber"/>
+      </w:pPr>
+      <w:r>
+        <w:rPr>
+          <w:sz w:val="20"/>
+        </w:rPr>
+        <w:t>[UPLOAD] 를 누른다.</w:t>
+      </w:r>
+    </w:p>
+    <w:p>
+      <w:pPr>
+        <w:pStyle w:val="ListNumber"/>
+      </w:pPr>
+      <w:r>
+        <w:rPr>
+          <w:sz w:val="20"/>
+        </w:rPr>
+        <w:t>각 운전 PC 는 바탕화면의 [LGLS CLIENT] 를 누르기만 하면 된다. 바뀐 파일만 받고 이어서 Ecs.exe 가 뜬다.</w:t>
+      </w:r>
+    </w:p>
+    <w:p>
+      <w:pPr>
+        <w:pStyle w:val="Heading2"/>
+      </w:pPr>
+      <w:r>
+        <w:t>8.6 검증한 것 (2026-09-30)</w:t>
+      </w:r>
+    </w:p>
+    <w:tbl>
+      <w:tblPr>
+        <w:tblStyle w:val="TableGrid"/>
+        <w:tblW w:type="auto" w:w="0"/>
+        <w:jc w:val="center"/>
+        <w:tblLook w:firstColumn="1" w:firstRow="1" w:lastColumn="0" w:lastRow="0" w:noHBand="0" w:noVBand="1" w:val="04A0"/>
+      </w:tblPr>
+      <w:tblGrid>
+        <w:gridCol w:w="4986"/>
+        <w:gridCol w:w="4986"/>
+      </w:tblGrid>
+      <w:tr>
+        <w:tc>
+          <w:tcPr>
+            <w:tcW w:type="dxa" w:w="2551"/>
+            <w:shd w:val="clear" w:color="auto" w:fill="1E2761"/>
+          </w:tcPr>
+          <w:p>
+            <w:pPr>
+              <w:jc w:val="center"/>
+            </w:pPr>
+            <w:r/>
+            <w:r>
+              <w:rPr>
+                <w:b/>
+                <w:color w:val="FFFFFF"/>
+                <w:sz w:val="18"/>
+              </w:rPr>
+              <w:t>본 것</w:t>
+            </w:r>
+          </w:p>
+        </w:tc>
+        <w:tc>
+          <w:tcPr>
+            <w:tcW w:type="dxa" w:w="6520"/>
+            <w:shd w:val="clear" w:color="auto" w:fill="1E2761"/>
+          </w:tcPr>
+          <w:p>
+            <w:pPr>
+              <w:jc w:val="center"/>
+            </w:pPr>
+            <w:r/>
+            <w:r>
+              <w:rPr>
+                <w:b/>
+                <w:color w:val="FFFFFF"/>
+                <w:sz w:val="18"/>
+              </w:rPr>
+              <w:t>결과</w:t>
+            </w:r>
+          </w:p>
+        </w:tc>
+      </w:tr>
+      <w:tr>
+        <w:tc>
+          <w:tcPr>
+            <w:tcW w:type="dxa" w:w="2551"/>
+          </w:tcPr>
+          <w:p>
+            <w:r/>
+            <w:r>
+              <w:rPr>
+                <w:sz w:val="18"/>
+              </w:rPr>
+              <w:t>테이블 만들기</w:t>
+            </w:r>
+          </w:p>
+        </w:tc>
+        <w:tc>
+          <w:tcPr>
+            <w:tcW w:type="dxa" w:w="6520"/>
+          </w:tcPr>
+          <w:p>
+            <w:r/>
+            <w:r>
+              <w:rPr>
+                <w:sz w:val="18"/>
+              </w:rPr>
+              <w:t>DN_MST / UP_DOWN / DN_SEQ 생성 확인</w:t>
+            </w:r>
+          </w:p>
+        </w:tc>
+      </w:tr>
+      <w:tr>
+        <w:tc>
+          <w:tcPr>
+            <w:tcW w:type="dxa" w:w="2551"/>
+          </w:tcPr>
+          <w:p>
+            <w:r/>
+            <w:r>
+              <w:rPr>
+                <w:sz w:val="18"/>
+              </w:rPr>
+              <w:t>올린 파일 내려받기</w:t>
+            </w:r>
+          </w:p>
+        </w:tc>
+        <w:tc>
+          <w:tcPr>
+            <w:tcW w:type="dxa" w:w="6520"/>
+          </w:tcPr>
+          <w:p>
+            <w:r/>
+            <w:r>
+              <w:rPr>
+                <w:sz w:val="18"/>
+              </w:rPr>
+              <w:t>5 개 파일이 그대로 내려왔다. 내용 대조(MD5) 전부 같음</w:t>
+            </w:r>
+          </w:p>
+        </w:tc>
+      </w:tr>
+      <w:tr>
+        <w:tc>
+          <w:tcPr>
+            <w:tcW w:type="dxa" w:w="2551"/>
+          </w:tcPr>
+          <w:p>
+            <w:r/>
+            <w:r>
+              <w:rPr>
+                <w:sz w:val="18"/>
+              </w:rPr>
+              <w:t>같은 판이면 건너뛰기</w:t>
+            </w:r>
+          </w:p>
+        </w:tc>
+        <w:tc>
+          <w:tcPr>
+            <w:tcW w:type="dxa" w:w="6520"/>
+          </w:tcPr>
+          <w:p>
+            <w:r/>
+            <w:r>
+              <w:rPr>
+                <w:sz w:val="18"/>
+              </w:rPr>
+              <w:t>일부러 망가뜨린 파일을 다시 받지 않았다 - 맞는 동작</w:t>
+            </w:r>
+          </w:p>
+        </w:tc>
+      </w:tr>
+      <w:tr>
+        <w:tc>
+          <w:tcPr>
+            <w:tcW w:type="dxa" w:w="2551"/>
+          </w:tcPr>
+          <w:p>
+            <w:r/>
+            <w:r>
+              <w:rPr>
+                <w:sz w:val="18"/>
+              </w:rPr>
+              <w:t>새 판이면 다시 받기</w:t>
+            </w:r>
+          </w:p>
+        </w:tc>
+        <w:tc>
+          <w:tcPr>
+            <w:tcW w:type="dxa" w:w="6520"/>
+          </w:tcPr>
+          <w:p>
+            <w:r/>
+            <w:r>
+              <w:rPr>
+                <w:sz w:val="18"/>
+              </w:rPr>
+              <w:t>판을 올리자 곧바로 다시 받아 제 내용으로 돌아왔다</w:t>
+            </w:r>
+          </w:p>
+        </w:tc>
+      </w:tr>
+      <w:tr>
+        <w:tc>
+          <w:tcPr>
+            <w:tcW w:type="dxa" w:w="2551"/>
+          </w:tcPr>
+          <w:p>
+            <w:r/>
+            <w:r>
+              <w:rPr>
+                <w:sz w:val="18"/>
+              </w:rPr>
+              <w:t>판 번호 기록</w:t>
+            </w:r>
+          </w:p>
+        </w:tc>
+        <w:tc>
+          <w:tcPr>
+            <w:tcW w:type="dxa" w:w="6520"/>
+          </w:tcPr>
+          <w:p>
+            <w:r/>
+            <w:r>
+              <w:rPr>
+                <w:sz w:val="18"/>
+              </w:rPr>
+              <w:t>WmsDown.ini 의 [DOWN_FILE] 에 COMMON-&gt;파일명=판번호 가 적힌다</w:t>
+            </w:r>
+          </w:p>
+        </w:tc>
+      </w:tr>
+      <w:tr>
+        <w:tc>
+          <w:tcPr>
+            <w:tcW w:type="dxa" w:w="2551"/>
+          </w:tcPr>
+          <w:p>
+            <w:r/>
+            <w:r>
+              <w:rPr>
+                <w:sz w:val="18"/>
+              </w:rPr>
+              <w:t>올리는 쪽 화면</w:t>
+            </w:r>
+          </w:p>
+        </w:tc>
+        <w:tc>
+          <w:tcPr>
+            <w:tcW w:type="dxa" w:w="6520"/>
+          </w:tcPr>
+          <w:p>
+            <w:r/>
+            <w:r>
+              <w:rPr>
+                <w:sz w:val="18"/>
+              </w:rPr>
+              <w:t>조회 / 상세 / 수정내역 / 업로드 창까지 정상</w:t>
+            </w:r>
+          </w:p>
+        </w:tc>
+      </w:tr>
+    </w:tbl>
+    <w:p/>
+    <w:p>
+      <w:pPr>
+        <w:ind w:left="227"/>
+      </w:pPr>
+      <w:r>
+        <w:rPr>
+          <w:color w:val="B02A20"/>
+          <w:sz w:val="19"/>
+        </w:rPr>
+        <w:t>※ 올리기 화면에서 파일을 골라 [UPLOAD] 를 누르는 것까지는 사람이 눌러야 하는 자리라 화면이 뜨는 것까지만 확인했다. 넣는 SQL 은 내려받기로 왕복 검증했다.</w:t>
+      </w:r>
+    </w:p>
+    <w:p>
+      <w:r>
+        <w:br w:type="page"/>
+      </w:r>
+    </w:p>
+    <w:p>
+      <w:pPr>
+        <w:pStyle w:val="Heading1"/>
+      </w:pPr>
+      <w:r>
+        <w:t>9. Client 설치 꾸러미 - 새 PC 에 깔 때</w:t>
+      </w:r>
+    </w:p>
+    <w:p>
+      <w:r>
+        <w:rPr>
+          <w:b w:val="0"/>
+          <w:i w:val="0"/>
+          <w:sz w:val="20"/>
+        </w:rPr>
+        <w:t>적용 폴더의 Client_설치 를 통째로 새 PC 에 복사하고, Setup.bat 을 오른쪽 단추로 눌러 [관리자 권한으로 실행] 하면 된다.</w:t>
+      </w:r>
+    </w:p>
+    <w:p>
+      <w:pPr>
+        <w:pStyle w:val="Heading2"/>
+      </w:pPr>
+      <w:r>
+        <w:t>9.1 들어 있는 것</w:t>
+      </w:r>
+    </w:p>
+    <w:tbl>
+      <w:tblPr>
+        <w:tblStyle w:val="TableGrid"/>
+        <w:tblW w:type="auto" w:w="0"/>
+        <w:jc w:val="center"/>
+        <w:tblLook w:firstColumn="1" w:firstRow="1" w:lastColumn="0" w:lastRow="0" w:noHBand="0" w:noVBand="1" w:val="04A0"/>
+      </w:tblPr>
+      <w:tblGrid>
+        <w:gridCol w:w="4986"/>
+        <w:gridCol w:w="4986"/>
+      </w:tblGrid>
+      <w:tr>
+        <w:tc>
+          <w:tcPr>
+            <w:tcW w:type="dxa" w:w="2721"/>
+            <w:shd w:val="clear" w:color="auto" w:fill="1E2761"/>
+          </w:tcPr>
+          <w:p>
+            <w:pPr>
+              <w:jc w:val="center"/>
+            </w:pPr>
+            <w:r/>
+            <w:r>
+              <w:rPr>
+                <w:b/>
+                <w:color w:val="FFFFFF"/>
+                <w:sz w:val="18"/>
+              </w:rPr>
+              <w:t>것</w:t>
+            </w:r>
+          </w:p>
+        </w:tc>
+        <w:tc>
+          <w:tcPr>
+            <w:tcW w:type="dxa" w:w="6350"/>
+            <w:shd w:val="clear" w:color="auto" w:fill="1E2761"/>
+          </w:tcPr>
+          <w:p>
+            <w:pPr>
+              <w:jc w:val="center"/>
+            </w:pPr>
+            <w:r/>
+            <w:r>
+              <w:rPr>
+                <w:b/>
+                <w:color w:val="FFFFFF"/>
+                <w:sz w:val="18"/>
+              </w:rPr>
+              <w:t>무엇</w:t>
+            </w:r>
+          </w:p>
+        </w:tc>
+      </w:tr>
+      <w:tr>
+        <w:tc>
+          <w:tcPr>
+            <w:tcW w:type="dxa" w:w="2721"/>
+          </w:tcPr>
+          <w:p>
+            <w:r/>
+            <w:r>
+              <w:rPr>
+                <w:sz w:val="18"/>
+              </w:rPr>
+              <w:t>Client/</w:t>
+            </w:r>
+          </w:p>
+        </w:tc>
+        <w:tc>
+          <w:tcPr>
+            <w:tcW w:type="dxa" w:w="6350"/>
+          </w:tcPr>
+          <w:p>
+            <w:r/>
+            <w:r>
+              <w:rPr>
+                <w:sz w:val="18"/>
+              </w:rPr>
+              <w:t>Ecs.exe 와 함께 쓰는 라이브러리, 화면 정의(xml), 다국어 문구(rc_resource), 그리고 내려받기 프로그램(EcsClient.exe)과 설정</w:t>
+            </w:r>
+          </w:p>
+        </w:tc>
+      </w:tr>
+      <w:tr>
+        <w:tc>
+          <w:tcPr>
+            <w:tcW w:type="dxa" w:w="2721"/>
+          </w:tcPr>
+          <w:p>
+            <w:r/>
+            <w:r>
+              <w:rPr>
+                <w:sz w:val="18"/>
+              </w:rPr>
+              <w:t>Prerequisites/vc_redist.x86.exe</w:t>
+            </w:r>
+          </w:p>
+        </w:tc>
+        <w:tc>
+          <w:tcPr>
+            <w:tcW w:type="dxa" w:w="6350"/>
+          </w:tcPr>
+          <w:p>
+            <w:r/>
+            <w:r>
+              <w:rPr>
+                <w:sz w:val="18"/>
+              </w:rPr>
+              <w:t>Visual C++ 재배포 패키지. Ecs.exe 가 mfc140u.dll 을 쓴다.</w:t>
+            </w:r>
+          </w:p>
+        </w:tc>
+      </w:tr>
+      <w:tr>
+        <w:tc>
+          <w:tcPr>
+            <w:tcW w:type="dxa" w:w="2721"/>
+          </w:tcPr>
+          <w:p>
+            <w:r/>
+            <w:r>
+              <w:rPr>
+                <w:sz w:val="18"/>
+              </w:rPr>
+              <w:t>Prerequisites/ndp48-web.exe</w:t>
+            </w:r>
+          </w:p>
+        </w:tc>
+        <w:tc>
+          <w:tcPr>
+            <w:tcW w:type="dxa" w:w="6350"/>
+          </w:tcPr>
+          <w:p>
+            <w:r/>
+            <w:r>
+              <w:rPr>
+                <w:sz w:val="18"/>
+              </w:rPr>
+              <w:t>.NET Framework 4.8. Windows 10 이상은 이미 있어 거의 건너뛴다.</w:t>
+            </w:r>
+          </w:p>
+        </w:tc>
+      </w:tr>
+      <w:tr>
+        <w:tc>
+          <w:tcPr>
+            <w:tcW w:type="dxa" w:w="2721"/>
+          </w:tcPr>
+          <w:p>
+            <w:r/>
+            <w:r>
+              <w:rPr>
+                <w:sz w:val="18"/>
+              </w:rPr>
+              <w:t>Setup.bat</w:t>
+            </w:r>
+          </w:p>
+        </w:tc>
+        <w:tc>
+          <w:tcPr>
+            <w:tcW w:type="dxa" w:w="6350"/>
+          </w:tcPr>
+          <w:p>
+            <w:r/>
+            <w:r>
+              <w:rPr>
+                <w:sz w:val="18"/>
+              </w:rPr>
+              <w:t>위 순서대로 깔고 바탕화면 바로가기를 만든다.</w:t>
+            </w:r>
+          </w:p>
+        </w:tc>
+      </w:tr>
+      <w:tr>
+        <w:tc>
+          <w:tcPr>
+            <w:tcW w:type="dxa" w:w="2721"/>
+          </w:tcPr>
+          <w:p>
+            <w:r/>
+            <w:r>
+              <w:rPr>
+                <w:sz w:val="18"/>
+              </w:rPr>
+              <w:t>읽어보세요.txt</w:t>
+            </w:r>
+          </w:p>
+        </w:tc>
+        <w:tc>
+          <w:tcPr>
+            <w:tcW w:type="dxa" w:w="6350"/>
+          </w:tcPr>
+          <w:p>
+            <w:r/>
+            <w:r>
+              <w:rPr>
+                <w:sz w:val="18"/>
+              </w:rPr>
+              <w:t>같은 내용의 짧은 안내.</w:t>
+            </w:r>
+          </w:p>
+        </w:tc>
+      </w:tr>
+    </w:tbl>
+    <w:p/>
+    <w:p>
+      <w:pPr>
+        <w:pStyle w:val="Heading2"/>
+      </w:pPr>
+      <w:r>
+        <w:t>9.2 MS-SQL 접속에 따로 깔 것은 없다</w:t>
+      </w:r>
+    </w:p>
+    <w:p>
+      <w:r>
+        <w:rPr>
+          <w:b w:val="0"/>
+          <w:i w:val="0"/>
+          <w:sz w:val="20"/>
+        </w:rPr>
+        <w:t>Client(Ecs.exe) 는 Windows 에 늘 들어 있는 ODBC 드라이버 "SQL Server" 로 붙고(Ecs.ini 의 [DB_2] DRIVER=SQL Server), EcsClient.exe 는 .NET 에 들어 있는 SqlClient 로 붙는다. 둘 다 Windows 와 .NET 에 이미 들어 있는 것이라 따로 깔 것이 없다.</w:t>
+      </w:r>
+    </w:p>
+    <w:p>
+      <w:pPr>
+        <w:pStyle w:val="Heading2"/>
+      </w:pPr>
+      <w:r>
+        <w:t>9.3 설정은 덮어쓰지 않는다</w:t>
+      </w:r>
+    </w:p>
+    <w:p>
+      <w:r>
+        <w:rPr>
+          <w:b w:val="0"/>
+          <w:i w:val="0"/>
+          <w:sz w:val="20"/>
+        </w:rPr>
+        <w:t>이미 쓰던 Ecs.ini / WmsDown.ini 가 있으면 그대로 둔다. 새 것은 Ecs.ini.new / WmsDown.ini.new 로 남기니 견주어 보고 필요한 줄만 옮기면 된다.</w:t>
+      </w:r>
+    </w:p>
+    <w:p>
+      <w:pPr>
+        <w:ind w:left="227"/>
+      </w:pPr>
+      <w:r>
+        <w:rPr>
+          <w:color w:val="B02A20"/>
+          <w:sz w:val="19"/>
+        </w:rPr>
+        <w:t>※ 설치 뒤 두 곳의 DB 주소를 꼭 확인한다. Ecs.ini 의 [DB_2] SERVER, WmsDown.ini 의 [DB Server] SERVERNAME.</w:t>
+      </w:r>
+    </w:p>
     <w:sectPr>
       <w:pgSz w:w="12240" w:h="15840"/>
       <w:pgMar w:top="1134" w:right="1134" w:bottom="1134" w:left="1134" w:header="720" w:footer="720" w:gutter="0"/>

--- a/적용_20260929/2026-09-29_적용안내서.docx
+++ b/적용_20260929/2026-09-29_적용안내서.docx
@@ -6091,7 +6091,7 @@
         <w:rPr>
           <w:sz w:val="20"/>
         </w:rPr>
-        <w:t>새 PC 에 Client 를 깔 때는 Client_설치 폴더를 통째로 가져가 Setup.bat 을 관리자로 실행한다. (9 장)</w:t>
+        <w:t>새 PC 에 Client 를 깔 때는 Client_설치 폴더를 통째로 가져가 Setup.bat 을 관리자로 실행한다. 설치 위치와 DB 서버 IP·포트를 물어보므로 답만 하면 된다. (9 장)</w:t>
       </w:r>
     </w:p>
     <w:p>
@@ -8062,7 +8062,37 @@
               <w:rPr>
                 <w:sz w:val="18"/>
               </w:rPr>
-              <w:t>위 순서대로 깔고 바탕화면 바로가기를 만든다.</w:t>
+              <w:t>설치 위치와 DB 서버를 물어보고, 깔고, 바탕화면 바로가기를 만든다.</w:t>
+            </w:r>
+          </w:p>
+        </w:tc>
+      </w:tr>
+      <w:tr>
+        <w:tc>
+          <w:tcPr>
+            <w:tcW w:type="dxa" w:w="2721"/>
+          </w:tcPr>
+          <w:p>
+            <w:r/>
+            <w:r>
+              <w:rPr>
+                <w:sz w:val="18"/>
+              </w:rPr>
+              <w:t>Set-DbServer.ps1</w:t>
+            </w:r>
+          </w:p>
+        </w:tc>
+        <w:tc>
+          <w:tcPr>
+            <w:tcW w:type="dxa" w:w="6350"/>
+          </w:tcPr>
+          <w:p>
+            <w:r/>
+            <w:r>
+              <w:rPr>
+                <w:sz w:val="18"/>
+              </w:rPr>
+              <w:t>Setup.bat 이 부르는 도우미. 받은 주소를 설정 파일에 적는다.</w:t>
             </w:r>
           </w:p>
         </w:tc>
@@ -8104,7 +8134,540 @@
         <w:pStyle w:val="Heading2"/>
       </w:pPr>
       <w:r>
-        <w:t>9.2 MS-SQL 접속에 따로 깔 것은 없다</w:t>
+        <w:t>9.2 설치할 때 DB 서버를 물어본다</w:t>
+      </w:r>
+    </w:p>
+    <w:p>
+      <w:r>
+        <w:rPr>
+          <w:b w:val="0"/>
+          <w:i w:val="0"/>
+          <w:sz w:val="20"/>
+        </w:rPr>
+        <w:t>DB 주소는 PC 마다 다르다. 깔고 나서 설정 파일 두 개를 찾아 고치는 것은 빠뜨리기 쉬우므로, 설치가 먼저 물어보고 스스로 적는다.</w:t>
+      </w:r>
+    </w:p>
+    <w:tbl>
+      <w:tblPr>
+        <w:tblStyle w:val="TableGrid"/>
+        <w:tblW w:type="auto" w:w="0"/>
+        <w:tblLook w:firstColumn="1" w:firstRow="1" w:lastColumn="0" w:lastRow="0" w:noHBand="0" w:noVBand="1" w:val="04A0"/>
+      </w:tblPr>
+      <w:tblGrid>
+        <w:gridCol w:w="9972"/>
+      </w:tblGrid>
+      <w:tr>
+        <w:tc>
+          <w:tcPr>
+            <w:tcW w:type="dxa" w:w="9972"/>
+            <w:shd w:val="clear" w:color="auto" w:fill="F4F5F7"/>
+          </w:tcPr>
+          <w:p>
+            <w:pPr>
+              <w:spacing w:after="0"/>
+            </w:pPr>
+            <w:r/>
+            <w:r>
+              <w:rPr>
+                <w:rFonts w:ascii="D2Coding" w:hAnsi="D2Coding"/>
+                <w:sz w:val="18"/>
+              </w:rPr>
+              <w:t xml:space="preserve"> [ DB 서버 ]</w:t>
+            </w:r>
+          </w:p>
+          <w:p>
+            <w:pPr>
+              <w:spacing w:after="0"/>
+            </w:pPr>
+            <w:r>
+              <w:rPr>
+                <w:rFonts w:ascii="D2Coding" w:hAnsi="D2Coding"/>
+                <w:sz w:val="18"/>
+              </w:rPr>
+              <w:t xml:space="preserve">   Client 와 내려받기 프로그램이 붙을 SQL Server 입니다.</w:t>
+            </w:r>
+          </w:p>
+          <w:p>
+            <w:pPr>
+              <w:spacing w:after="0"/>
+            </w:pPr>
+            <w:r>
+              <w:rPr>
+                <w:rFonts w:ascii="D2Coding" w:hAnsi="D2Coding"/>
+                <w:sz w:val="18"/>
+              </w:rPr>
+              <w:t xml:space="preserve">   PC 마다 다르므로 여기서 받아 설정에 적어 둡니다.</w:t>
+            </w:r>
+          </w:p>
+          <w:p>
+            <w:pPr>
+              <w:spacing w:after="0"/>
+            </w:pPr>
+            <w:r>
+              <w:rPr>
+                <w:rFonts w:ascii="D2Coding" w:hAnsi="D2Coding"/>
+                <w:sz w:val="18"/>
+              </w:rPr>
+            </w:r>
+          </w:p>
+          <w:p>
+            <w:pPr>
+              <w:spacing w:after="0"/>
+            </w:pPr>
+            <w:r>
+              <w:rPr>
+                <w:rFonts w:ascii="D2Coding" w:hAnsi="D2Coding"/>
+                <w:sz w:val="18"/>
+              </w:rPr>
+              <w:t xml:space="preserve">   서버 IP [127.0.0.1] : 192.100.1.191</w:t>
+            </w:r>
+          </w:p>
+          <w:p>
+            <w:pPr>
+              <w:spacing w:after="0"/>
+            </w:pPr>
+            <w:r>
+              <w:rPr>
+                <w:rFonts w:ascii="D2Coding" w:hAnsi="D2Coding"/>
+                <w:sz w:val="18"/>
+              </w:rPr>
+              <w:t xml:space="preserve">   포트 [1433] :</w:t>
+            </w:r>
+          </w:p>
+          <w:p>
+            <w:pPr>
+              <w:spacing w:after="0"/>
+            </w:pPr>
+            <w:r>
+              <w:rPr>
+                <w:rFonts w:ascii="D2Coding" w:hAnsi="D2Coding"/>
+                <w:sz w:val="18"/>
+              </w:rPr>
+              <w:t xml:space="preserve">   데이터베이스 [LGLS_MCS_IO] :</w:t>
+            </w:r>
+          </w:p>
+        </w:tc>
+      </w:tr>
+    </w:tbl>
+    <w:p/>
+    <w:p>
+      <w:r>
+        <w:rPr>
+          <w:b w:val="0"/>
+          <w:i w:val="0"/>
+          <w:sz w:val="20"/>
+        </w:rPr>
+        <w:t>받은 값은 두 곳에 들어간다. 섹션까지 맞춰 찾으므로 다른 섹션의 같은 이름은 건드리지 않고, 주석(; 으로 시작하는 줄)도 그대로 둔다.</w:t>
+      </w:r>
+    </w:p>
+    <w:tbl>
+      <w:tblPr>
+        <w:tblStyle w:val="TableGrid"/>
+        <w:tblW w:type="auto" w:w="0"/>
+        <w:jc w:val="center"/>
+        <w:tblLook w:firstColumn="1" w:firstRow="1" w:lastColumn="0" w:lastRow="0" w:noHBand="0" w:noVBand="1" w:val="04A0"/>
+      </w:tblPr>
+      <w:tblGrid>
+        <w:gridCol w:w="3324"/>
+        <w:gridCol w:w="3324"/>
+        <w:gridCol w:w="3324"/>
+      </w:tblGrid>
+      <w:tr>
+        <w:tc>
+          <w:tcPr>
+            <w:tcW w:type="dxa" w:w="2268"/>
+            <w:shd w:val="clear" w:color="auto" w:fill="1E2761"/>
+          </w:tcPr>
+          <w:p>
+            <w:pPr>
+              <w:jc w:val="center"/>
+            </w:pPr>
+            <w:r/>
+            <w:r>
+              <w:rPr>
+                <w:b/>
+                <w:color w:val="FFFFFF"/>
+                <w:sz w:val="18"/>
+              </w:rPr>
+              <w:t>파일</w:t>
+            </w:r>
+          </w:p>
+        </w:tc>
+        <w:tc>
+          <w:tcPr>
+            <w:tcW w:type="dxa" w:w="2268"/>
+            <w:shd w:val="clear" w:color="auto" w:fill="1E2761"/>
+          </w:tcPr>
+          <w:p>
+            <w:pPr>
+              <w:jc w:val="center"/>
+            </w:pPr>
+            <w:r/>
+            <w:r>
+              <w:rPr>
+                <w:b/>
+                <w:color w:val="FFFFFF"/>
+                <w:sz w:val="18"/>
+              </w:rPr>
+              <w:t>섹션</w:t>
+            </w:r>
+          </w:p>
+        </w:tc>
+        <w:tc>
+          <w:tcPr>
+            <w:tcW w:type="dxa" w:w="4535"/>
+            <w:shd w:val="clear" w:color="auto" w:fill="1E2761"/>
+          </w:tcPr>
+          <w:p>
+            <w:pPr>
+              <w:jc w:val="center"/>
+            </w:pPr>
+            <w:r/>
+            <w:r>
+              <w:rPr>
+                <w:b/>
+                <w:color w:val="FFFFFF"/>
+                <w:sz w:val="18"/>
+              </w:rPr>
+              <w:t>항목</w:t>
+            </w:r>
+          </w:p>
+        </w:tc>
+      </w:tr>
+      <w:tr>
+        <w:tc>
+          <w:tcPr>
+            <w:tcW w:type="dxa" w:w="2268"/>
+          </w:tcPr>
+          <w:p>
+            <w:r/>
+            <w:r>
+              <w:rPr>
+                <w:sz w:val="18"/>
+              </w:rPr>
+              <w:t>Ecs.ini</w:t>
+            </w:r>
+          </w:p>
+        </w:tc>
+        <w:tc>
+          <w:tcPr>
+            <w:tcW w:type="dxa" w:w="2268"/>
+          </w:tcPr>
+          <w:p>
+            <w:r/>
+            <w:r>
+              <w:rPr>
+                <w:sz w:val="18"/>
+              </w:rPr>
+              <w:t>[DB_2]</w:t>
+            </w:r>
+          </w:p>
+        </w:tc>
+        <w:tc>
+          <w:tcPr>
+            <w:tcW w:type="dxa" w:w="4535"/>
+          </w:tcPr>
+          <w:p>
+            <w:r/>
+            <w:r>
+              <w:rPr>
+                <w:sz w:val="18"/>
+              </w:rPr>
+              <w:t>SERVER=   DATABASE=</w:t>
+            </w:r>
+          </w:p>
+        </w:tc>
+      </w:tr>
+      <w:tr>
+        <w:tc>
+          <w:tcPr>
+            <w:tcW w:type="dxa" w:w="2268"/>
+          </w:tcPr>
+          <w:p>
+            <w:r/>
+            <w:r>
+              <w:rPr>
+                <w:sz w:val="18"/>
+              </w:rPr>
+              <w:t>WmsDown.ini</w:t>
+            </w:r>
+          </w:p>
+        </w:tc>
+        <w:tc>
+          <w:tcPr>
+            <w:tcW w:type="dxa" w:w="2268"/>
+          </w:tcPr>
+          <w:p>
+            <w:r/>
+            <w:r>
+              <w:rPr>
+                <w:sz w:val="18"/>
+              </w:rPr>
+              <w:t>[DB Server]</w:t>
+            </w:r>
+          </w:p>
+        </w:tc>
+        <w:tc>
+          <w:tcPr>
+            <w:tcW w:type="dxa" w:w="4535"/>
+          </w:tcPr>
+          <w:p>
+            <w:r/>
+            <w:r>
+              <w:rPr>
+                <w:sz w:val="18"/>
+              </w:rPr>
+              <w:t>SERVERNAME=   DATABASE=</w:t>
+            </w:r>
+          </w:p>
+        </w:tc>
+      </w:tr>
+    </w:tbl>
+    <w:p/>
+    <w:p>
+      <w:pPr>
+        <w:pStyle w:val="Heading3"/>
+      </w:pPr>
+      <w:r>
+        <w:t>9.2.1 주소를 적는 방법 세 가지</w:t>
+      </w:r>
+    </w:p>
+    <w:tbl>
+      <w:tblPr>
+        <w:tblStyle w:val="TableGrid"/>
+        <w:tblW w:type="auto" w:w="0"/>
+        <w:jc w:val="center"/>
+        <w:tblLook w:firstColumn="1" w:firstRow="1" w:lastColumn="0" w:lastRow="0" w:noHBand="0" w:noVBand="1" w:val="04A0"/>
+      </w:tblPr>
+      <w:tblGrid>
+        <w:gridCol w:w="3324"/>
+        <w:gridCol w:w="3324"/>
+        <w:gridCol w:w="3324"/>
+      </w:tblGrid>
+      <w:tr>
+        <w:tc>
+          <w:tcPr>
+            <w:tcW w:type="dxa" w:w="1984"/>
+            <w:shd w:val="clear" w:color="auto" w:fill="1E2761"/>
+          </w:tcPr>
+          <w:p>
+            <w:pPr>
+              <w:jc w:val="center"/>
+            </w:pPr>
+            <w:r/>
+            <w:r>
+              <w:rPr>
+                <w:b/>
+                <w:color w:val="FFFFFF"/>
+                <w:sz w:val="18"/>
+              </w:rPr>
+              <w:t>경우</w:t>
+            </w:r>
+          </w:p>
+        </w:tc>
+        <w:tc>
+          <w:tcPr>
+            <w:tcW w:type="dxa" w:w="3685"/>
+            <w:shd w:val="clear" w:color="auto" w:fill="1E2761"/>
+          </w:tcPr>
+          <w:p>
+            <w:pPr>
+              <w:jc w:val="center"/>
+            </w:pPr>
+            <w:r/>
+            <w:r>
+              <w:rPr>
+                <w:b/>
+                <w:color w:val="FFFFFF"/>
+                <w:sz w:val="18"/>
+              </w:rPr>
+              <w:t>서버 IP 칸에</w:t>
+            </w:r>
+          </w:p>
+        </w:tc>
+        <w:tc>
+          <w:tcPr>
+            <w:tcW w:type="dxa" w:w="3402"/>
+            <w:shd w:val="clear" w:color="auto" w:fill="1E2761"/>
+          </w:tcPr>
+          <w:p>
+            <w:pPr>
+              <w:jc w:val="center"/>
+            </w:pPr>
+            <w:r/>
+            <w:r>
+              <w:rPr>
+                <w:b/>
+                <w:color w:val="FFFFFF"/>
+                <w:sz w:val="18"/>
+              </w:rPr>
+              <w:t>포트 칸에</w:t>
+            </w:r>
+          </w:p>
+        </w:tc>
+      </w:tr>
+      <w:tr>
+        <w:tc>
+          <w:tcPr>
+            <w:tcW w:type="dxa" w:w="1984"/>
+          </w:tcPr>
+          <w:p>
+            <w:r/>
+            <w:r>
+              <w:rPr>
+                <w:sz w:val="18"/>
+              </w:rPr>
+              <w:t>보통</w:t>
+            </w:r>
+          </w:p>
+        </w:tc>
+        <w:tc>
+          <w:tcPr>
+            <w:tcW w:type="dxa" w:w="3685"/>
+          </w:tcPr>
+          <w:p>
+            <w:r/>
+            <w:r>
+              <w:rPr>
+                <w:sz w:val="18"/>
+              </w:rPr>
+              <w:t>192.100.1.191</w:t>
+            </w:r>
+          </w:p>
+        </w:tc>
+        <w:tc>
+          <w:tcPr>
+            <w:tcW w:type="dxa" w:w="3402"/>
+          </w:tcPr>
+          <w:p>
+            <w:r/>
+            <w:r>
+              <w:rPr>
+                <w:sz w:val="18"/>
+              </w:rPr>
+              <w:t>1433 (기본)</w:t>
+            </w:r>
+          </w:p>
+        </w:tc>
+      </w:tr>
+      <w:tr>
+        <w:tc>
+          <w:tcPr>
+            <w:tcW w:type="dxa" w:w="1984"/>
+          </w:tcPr>
+          <w:p>
+            <w:r/>
+            <w:r>
+              <w:rPr>
+                <w:sz w:val="18"/>
+              </w:rPr>
+              <w:t>포트를 바꾼 현장</w:t>
+            </w:r>
+          </w:p>
+        </w:tc>
+        <w:tc>
+          <w:tcPr>
+            <w:tcW w:type="dxa" w:w="3685"/>
+          </w:tcPr>
+          <w:p>
+            <w:r/>
+            <w:r>
+              <w:rPr>
+                <w:sz w:val="18"/>
+              </w:rPr>
+              <w:t>127.0.0.1</w:t>
+            </w:r>
+          </w:p>
+        </w:tc>
+        <w:tc>
+          <w:tcPr>
+            <w:tcW w:type="dxa" w:w="3402"/>
+          </w:tcPr>
+          <w:p>
+            <w:r/>
+            <w:r>
+              <w:rPr>
+                <w:sz w:val="18"/>
+              </w:rPr>
+              <w:t>1435</w:t>
+            </w:r>
+          </w:p>
+        </w:tc>
+      </w:tr>
+      <w:tr>
+        <w:tc>
+          <w:tcPr>
+            <w:tcW w:type="dxa" w:w="1984"/>
+          </w:tcPr>
+          <w:p>
+            <w:r/>
+            <w:r>
+              <w:rPr>
+                <w:sz w:val="18"/>
+              </w:rPr>
+              <w:t>이름있는 인스턴스</w:t>
+            </w:r>
+          </w:p>
+        </w:tc>
+        <w:tc>
+          <w:tcPr>
+            <w:tcW w:type="dxa" w:w="3685"/>
+          </w:tcPr>
+          <w:p>
+            <w:r/>
+            <w:r>
+              <w:rPr>
+                <w:sz w:val="18"/>
+              </w:rPr>
+              <w:t>PC이름\SQLEXPRESS</w:t>
+            </w:r>
+          </w:p>
+        </w:tc>
+        <w:tc>
+          <w:tcPr>
+            <w:tcW w:type="dxa" w:w="3402"/>
+          </w:tcPr>
+          <w:p>
+            <w:r/>
+            <w:r>
+              <w:rPr>
+                <w:sz w:val="18"/>
+              </w:rPr>
+              <w:t>쓰지 않는다</w:t>
+            </w:r>
+          </w:p>
+        </w:tc>
+      </w:tr>
+    </w:tbl>
+    <w:p/>
+    <w:p>
+      <w:pPr>
+        <w:ind w:left="227"/>
+      </w:pPr>
+      <w:r>
+        <w:rPr>
+          <w:color w:val="B02A20"/>
+          <w:sz w:val="19"/>
+        </w:rPr>
+        <w:t>※ 인스턴스 이름(역슬래시)이 들어 있으면 포트를 붙이지 않는다 - 둘을 같이 쓰면 붙지 않는다. 포트가 1433 이면 주소만 적는다.</w:t>
+      </w:r>
+    </w:p>
+    <w:p>
+      <w:r>
+        <w:rPr>
+          <w:b w:val="0"/>
+          <w:i w:val="0"/>
+          <w:sz w:val="20"/>
+        </w:rPr>
+        <w:t>나중에 서버가 바뀌면 Setup.bat 을 다시 돌리면 된다. 쓰던 설정은 그대로 두고 주소만 바꿔 준다.</w:t>
+      </w:r>
+    </w:p>
+    <w:p>
+      <w:pPr>
+        <w:pStyle w:val="Heading2"/>
+      </w:pPr>
+      <w:r>
+        <w:t>9.3 MS-SQL 접속에 따로 깔 것은 없다</w:t>
       </w:r>
     </w:p>
     <w:p>
@@ -8122,7 +8685,7 @@
         <w:pStyle w:val="Heading2"/>
       </w:pPr>
       <w:r>
-        <w:t>9.3 설정은 덮어쓰지 않는다</w:t>
+        <w:t>9.4 설정은 덮어쓰지 않는다</w:t>
       </w:r>
     </w:p>
     <w:p>
@@ -8144,7 +8707,7 @@
           <w:color w:val="B02A20"/>
           <w:sz w:val="19"/>
         </w:rPr>
-        <w:t>※ 설치 뒤 두 곳의 DB 주소를 꼭 확인한다. Ecs.ini 의 [DB_2] SERVER, WmsDown.ini 의 [DB Server] SERVERNAME.</w:t>
+        <w:t>※ DB 주소는 설치가 물어보고 적어 준다(9.2). 쓰던 ini 를 그대로 둔 경우에도 주소는 새로 적는다. 계정을 쓰려면 WmsDown.ini 의 [DB Server] USERID / PASSWORD 에 적는다 - 비우면 Windows 인증이다.</w:t>
       </w:r>
     </w:p>
     <w:sectPr>

--- a/적용_20260929/2026-09-29_적용안내서.docx
+++ b/적용_20260929/2026-09-29_적용안내서.docx
@@ -7168,6 +7168,126 @@
           </w:p>
         </w:tc>
       </w:tr>
+      <w:tr>
+        <w:tc>
+          <w:tcPr>
+            <w:tcW w:type="dxa" w:w="2381"/>
+          </w:tcPr>
+          <w:p>
+            <w:r/>
+            <w:r>
+              <w:rPr>
+                <w:sz w:val="18"/>
+              </w:rPr>
+              <w:t>오래된 판 지우기 SQL</w:t>
+            </w:r>
+          </w:p>
+        </w:tc>
+        <w:tc>
+          <w:tcPr>
+            <w:tcW w:type="dxa" w:w="6690"/>
+          </w:tcPr>
+          <w:p>
+            <w:r/>
+            <w:r>
+              <w:rPr>
+                <w:sz w:val="18"/>
+              </w:rPr>
+              <w:t>내려받기 끝에 도는 청소 SQL 이 PostgreSQL 전용 문법이었다(두 칸을 한꺼번에 견주는 WHERE (A,B) NOT IN). SQL Server 에는 없어 "조건이 필요한 컨텍스트(위치 ;)" 가 났다. ★파일은 이미 다 받은 뒤라, 사람 눈에는 "받아 놓고 화면이 안 뜬다" 로 보였다.★ 뜻을 그대로 둔 채 어느 DB 에서나 도는 NOT EXISTS 로 바꿨다.</w:t>
+            </w:r>
+          </w:p>
+        </w:tc>
+      </w:tr>
+      <w:tr>
+        <w:tc>
+          <w:tcPr>
+            <w:tcW w:type="dxa" w:w="2381"/>
+          </w:tcPr>
+          <w:p>
+            <w:r/>
+            <w:r>
+              <w:rPr>
+                <w:sz w:val="18"/>
+              </w:rPr>
+              <w:t>읽기를 닫는 순서</w:t>
+            </w:r>
+          </w:p>
+        </w:tc>
+        <w:tc>
+          <w:tcPr>
+            <w:tcW w:type="dxa" w:w="6690"/>
+          </w:tcPr>
+          <w:p>
+            <w:r/>
+            <w:r>
+              <w:rPr>
+                <w:sz w:val="18"/>
+              </w:rPr>
+              <w:t>그 청소 SQL 이 아직 읽는 중인 DataReader 가 열린 채로 돌고 있었다. 연결 하나에 읽기 하나만 열 수 있어 같은 자리에서 또 멈췄다. 읽기를 먼저 닫게 했다.</w:t>
+            </w:r>
+          </w:p>
+        </w:tc>
+      </w:tr>
+      <w:tr>
+        <w:tc>
+          <w:tcPr>
+            <w:tcW w:type="dxa" w:w="2381"/>
+          </w:tcPr>
+          <w:p>
+            <w:r/>
+            <w:r>
+              <w:rPr>
+                <w:sz w:val="18"/>
+              </w:rPr>
+              <w:t>실행 경로가 박혀 있었다</w:t>
+            </w:r>
+          </w:p>
+        </w:tc>
+        <w:tc>
+          <w:tcPr>
+            <w:tcW w:type="dxa" w:w="6690"/>
+          </w:tcPr>
+          <w:p>
+            <w:r/>
+            <w:r>
+              <w:rPr>
+                <w:sz w:val="18"/>
+              </w:rPr>
+              <w:t>내려받기가 끝나고 Client 를 띄우는 경로가 "C:\CLIENT\WCS\" 로 박혀 있었다. 앞 현장의 경로다. 또 FILE1 은 zip 을 받았을 때만 실행하게 되어 있었다(앞 현장의 FILE1 이 압축 푸는 배치였다). 깐 곳을 기준으로 삼고, 번호가 아니라 배치 파일이냐로 가르게 했다.</w:t>
+            </w:r>
+          </w:p>
+        </w:tc>
+      </w:tr>
+      <w:tr>
+        <w:tc>
+          <w:tcPr>
+            <w:tcW w:type="dxa" w:w="2381"/>
+          </w:tcPr>
+          <w:p>
+            <w:r/>
+            <w:r>
+              <w:rPr>
+                <w:sz w:val="18"/>
+              </w:rPr>
+              <w:t>에러 창에 위치까지</w:t>
+            </w:r>
+          </w:p>
+        </w:tc>
+        <w:tc>
+          <w:tcPr>
+            <w:tcW w:type="dxa" w:w="6690"/>
+          </w:tcPr>
+          <w:p>
+            <w:r/>
+            <w:r>
+              <w:rPr>
+                <w:sz w:val="18"/>
+              </w:rPr>
+              <w:t>종전에는 메시지만 나와 어디서 났는지 알 길이 없었다. 이제 어느 함수 어느 줄인지 함께 나온다.</w:t>
+            </w:r>
+          </w:p>
+        </w:tc>
+      </w:tr>
     </w:tbl>
     <w:p/>
     <w:p>
@@ -7539,7 +7659,101 @@
         <w:pStyle w:val="Heading2"/>
       </w:pPr>
       <w:r>
-        <w:t>8.5 쓰는 순서</w:t>
+        <w:t>8.5 설정 파일은 올리지 않는다</w:t>
+      </w:r>
+    </w:p>
+    <w:p>
+      <w:r>
+        <w:rPr>
+          <w:b w:val="0"/>
+          <w:i w:val="0"/>
+          <w:sz w:val="20"/>
+        </w:rPr>
+        <w:t>DB 주소 같은 설정은 PC 마다 다르다. 이것을 올려 두면 각 PC 가 그것을 받아 자기 설정을 잃는다. 그러면 Client 가 DB 에 붙지 못하고 조용히 끝나, 원인을 찾기 어렵다.</w:t>
+      </w:r>
+    </w:p>
+    <w:p>
+      <w:pPr>
+        <w:ind w:left="227"/>
+      </w:pPr>
+      <w:r>
+        <w:rPr>
+          <w:color w:val="B02A20"/>
+          <w:sz w:val="19"/>
+        </w:rPr>
+        <w:t>※ 실제로 시험 중에 이 일이 났다. 설치할 때 적어 둔 주소가 내려받기로 덮여 사라졌다.</w:t>
+      </w:r>
+    </w:p>
+    <w:p>
+      <w:r>
+        <w:rPr>
+          <w:b w:val="0"/>
+          <w:i w:val="0"/>
+          <w:sz w:val="20"/>
+        </w:rPr>
+        <w:t>원칙은 올리지 않는 것이고, 실수로 올라오더라도 각 PC 를 지키도록 내려받기가 아래 파일은 받지 않는다.</w:t>
+      </w:r>
+    </w:p>
+    <w:tbl>
+      <w:tblPr>
+        <w:tblStyle w:val="TableGrid"/>
+        <w:tblW w:type="auto" w:w="0"/>
+        <w:tblLook w:firstColumn="1" w:firstRow="1" w:lastColumn="0" w:lastRow="0" w:noHBand="0" w:noVBand="1" w:val="04A0"/>
+      </w:tblPr>
+      <w:tblGrid>
+        <w:gridCol w:w="9972"/>
+      </w:tblGrid>
+      <w:tr>
+        <w:tc>
+          <w:tcPr>
+            <w:tcW w:type="dxa" w:w="9972"/>
+            <w:shd w:val="clear" w:color="auto" w:fill="F4F5F7"/>
+          </w:tcPr>
+          <w:p>
+            <w:pPr>
+              <w:spacing w:after="0"/>
+            </w:pPr>
+            <w:r/>
+            <w:r>
+              <w:rPr>
+                <w:rFonts w:ascii="D2Coding" w:hAnsi="D2Coding"/>
+                <w:sz w:val="18"/>
+              </w:rPr>
+              <w:t>[APPLICATION]</w:t>
+            </w:r>
+          </w:p>
+          <w:p>
+            <w:pPr>
+              <w:spacing w:after="0"/>
+            </w:pPr>
+            <w:r>
+              <w:rPr>
+                <w:rFonts w:ascii="D2Coding" w:hAnsi="D2Coding"/>
+                <w:sz w:val="18"/>
+              </w:rPr>
+              <w:t>SKIP_FILES=Ecs.ini,WmsDown.ini      ; 적지 않아도 이 둘이 기본값이다</w:t>
+            </w:r>
+          </w:p>
+        </w:tc>
+      </w:tr>
+    </w:tbl>
+    <w:p/>
+    <w:p>
+      <w:r>
+        <w:rPr>
+          <w:b w:val="0"/>
+          <w:i w:val="0"/>
+          <w:sz w:val="20"/>
+        </w:rPr>
+        <w:t>다른 파일을 더 지키려면 쉼표로 이어 적는다.</w:t>
+      </w:r>
+    </w:p>
+    <w:p>
+      <w:pPr>
+        <w:pStyle w:val="Heading2"/>
+      </w:pPr>
+      <w:r>
+        <w:t>8.6 쓰는 순서</w:t>
       </w:r>
     </w:p>
     <w:p>
@@ -7613,7 +7827,7 @@
         <w:pStyle w:val="Heading2"/>
       </w:pPr>
       <w:r>
-        <w:t>8.6 검증한 것 (2026-09-30)</w:t>
+        <w:t>8.7 검증한 것 (2026-09-30)</w:t>
       </w:r>
     </w:p>
     <w:tbl>
@@ -7845,6 +8059,96 @@
                 <w:sz w:val="18"/>
               </w:rPr>
               <w:t>조회 / 상세 / 수정내역 / 업로드 창까지 정상</w:t>
+            </w:r>
+          </w:p>
+        </w:tc>
+      </w:tr>
+      <w:tr>
+        <w:tc>
+          <w:tcPr>
+            <w:tcW w:type="dxa" w:w="2551"/>
+          </w:tcPr>
+          <w:p>
+            <w:r/>
+            <w:r>
+              <w:rPr>
+                <w:sz w:val="18"/>
+              </w:rPr>
+              <w:t>파일이 있는 PC 에 받기</w:t>
+            </w:r>
+          </w:p>
+        </w:tc>
+        <w:tc>
+          <w:tcPr>
+            <w:tcW w:type="dxa" w:w="6520"/>
+          </w:tcPr>
+          <w:p>
+            <w:r/>
+            <w:r>
+              <w:rPr>
+                <w:sz w:val="18"/>
+              </w:rPr>
+              <w:t>★처음엔 실패했다.★ 위 8.3 의 네 가지를 고친 뒤 통과</w:t>
+            </w:r>
+          </w:p>
+        </w:tc>
+      </w:tr>
+      <w:tr>
+        <w:tc>
+          <w:tcPr>
+            <w:tcW w:type="dxa" w:w="2551"/>
+          </w:tcPr>
+          <w:p>
+            <w:r/>
+            <w:r>
+              <w:rPr>
+                <w:sz w:val="18"/>
+              </w:rPr>
+              <w:t>설정 보호</w:t>
+            </w:r>
+          </w:p>
+        </w:tc>
+        <w:tc>
+          <w:tcPr>
+            <w:tcW w:type="dxa" w:w="6520"/>
+          </w:tcPr>
+          <w:p>
+            <w:r/>
+            <w:r>
+              <w:rPr>
+                <w:sz w:val="18"/>
+              </w:rPr>
+              <w:t>Ecs.ini 는 받지 않아, 설치할 때 넣은 DB 주소가 그대로 남았다</w:t>
+            </w:r>
+          </w:p>
+        </w:tc>
+      </w:tr>
+      <w:tr>
+        <w:tc>
+          <w:tcPr>
+            <w:tcW w:type="dxa" w:w="2551"/>
+          </w:tcPr>
+          <w:p>
+            <w:r/>
+            <w:r>
+              <w:rPr>
+                <w:sz w:val="18"/>
+              </w:rPr>
+              <w:t>본체 띄우기</w:t>
+            </w:r>
+          </w:p>
+        </w:tc>
+        <w:tc>
+          <w:tcPr>
+            <w:tcW w:type="dxa" w:w="6520"/>
+          </w:tcPr>
+          <w:p>
+            <w:r/>
+            <w:r>
+              <w:rPr>
+                <w:sz w:val="18"/>
+              </w:rPr>
+              <w:t>내려받기가 끝나고 EcsMain.exe 가 떴다. 제목줄에 DB 접속까지 확인</w:t>
             </w:r>
           </w:p>
         </w:tc>
@@ -8127,6 +8431,36 @@
           </w:p>
         </w:tc>
       </w:tr>
+      <w:tr>
+        <w:tc>
+          <w:tcPr>
+            <w:tcW w:type="dxa" w:w="2721"/>
+          </w:tcPr>
+          <w:p>
+            <w:r/>
+            <w:r>
+              <w:rPr>
+                <w:sz w:val="18"/>
+              </w:rPr>
+              <w:t>확인하는_법.txt</w:t>
+            </w:r>
+          </w:p>
+        </w:tc>
+        <w:tc>
+          <w:tcPr>
+            <w:tcW w:type="dxa" w:w="6350"/>
+          </w:tcPr>
+          <w:p>
+            <w:r/>
+            <w:r>
+              <w:rPr>
+                <w:sz w:val="18"/>
+              </w:rPr>
+              <w:t>설치 뒤 손으로 확인하는 명령을 그대로 복사해 쓸 수 있게 적어 두었다. 설치 폴더에도 함께 복사된다.</w:t>
+            </w:r>
+          </w:p>
+        </w:tc>
+      </w:tr>
     </w:tbl>
     <w:p/>
     <w:p>
@@ -8134,7 +8468,255 @@
         <w:pStyle w:val="Heading2"/>
       </w:pPr>
       <w:r>
-        <w:t>9.2 설치할 때 DB 서버를 물어본다</w:t>
+        <w:t>9.2 누르는 파일은 Ecs.exe 다</w:t>
+      </w:r>
+    </w:p>
+    <w:p>
+      <w:r>
+        <w:rPr>
+          <w:b w:val="0"/>
+          <w:i w:val="0"/>
+          <w:sz w:val="20"/>
+        </w:rPr>
+        <w:t>설치하고 나면 폴더에 실행 파일이 둘 있다. 사람이 누르는 것은 Ecs.exe 하나뿐이다.</w:t>
+      </w:r>
+    </w:p>
+    <w:tbl>
+      <w:tblPr>
+        <w:tblStyle w:val="TableGrid"/>
+        <w:tblW w:type="auto" w:w="0"/>
+        <w:jc w:val="center"/>
+        <w:tblLook w:firstColumn="1" w:firstRow="1" w:lastColumn="0" w:lastRow="0" w:noHBand="0" w:noVBand="1" w:val="04A0"/>
+      </w:tblPr>
+      <w:tblGrid>
+        <w:gridCol w:w="3324"/>
+        <w:gridCol w:w="3324"/>
+        <w:gridCol w:w="3324"/>
+      </w:tblGrid>
+      <w:tr>
+        <w:tc>
+          <w:tcPr>
+            <w:tcW w:type="dxa" w:w="1814"/>
+            <w:shd w:val="clear" w:color="auto" w:fill="1E2761"/>
+          </w:tcPr>
+          <w:p>
+            <w:pPr>
+              <w:jc w:val="center"/>
+            </w:pPr>
+            <w:r/>
+            <w:r>
+              <w:rPr>
+                <w:b/>
+                <w:color w:val="FFFFFF"/>
+                <w:sz w:val="18"/>
+              </w:rPr>
+              <w:t>파일</w:t>
+            </w:r>
+          </w:p>
+        </w:tc>
+        <w:tc>
+          <w:tcPr>
+            <w:tcW w:type="dxa" w:w="3855"/>
+            <w:shd w:val="clear" w:color="auto" w:fill="1E2761"/>
+          </w:tcPr>
+          <w:p>
+            <w:pPr>
+              <w:jc w:val="center"/>
+            </w:pPr>
+            <w:r/>
+            <w:r>
+              <w:rPr>
+                <w:b/>
+                <w:color w:val="FFFFFF"/>
+                <w:sz w:val="18"/>
+              </w:rPr>
+              <w:t>무엇</w:t>
+            </w:r>
+          </w:p>
+        </w:tc>
+        <w:tc>
+          <w:tcPr>
+            <w:tcW w:type="dxa" w:w="3402"/>
+            <w:shd w:val="clear" w:color="auto" w:fill="1E2761"/>
+          </w:tcPr>
+          <w:p>
+            <w:pPr>
+              <w:jc w:val="center"/>
+            </w:pPr>
+            <w:r/>
+            <w:r>
+              <w:rPr>
+                <w:b/>
+                <w:color w:val="FFFFFF"/>
+                <w:sz w:val="18"/>
+              </w:rPr>
+              <w:t>누가 띄우나</w:t>
+            </w:r>
+          </w:p>
+        </w:tc>
+      </w:tr>
+      <w:tr>
+        <w:tc>
+          <w:tcPr>
+            <w:tcW w:type="dxa" w:w="1814"/>
+          </w:tcPr>
+          <w:p>
+            <w:r/>
+            <w:r>
+              <w:rPr>
+                <w:sz w:val="18"/>
+              </w:rPr>
+              <w:t>Ecs.exe</w:t>
+            </w:r>
+          </w:p>
+        </w:tc>
+        <w:tc>
+          <w:tcPr>
+            <w:tcW w:type="dxa" w:w="3855"/>
+          </w:tcPr>
+          <w:p>
+            <w:r/>
+            <w:r>
+              <w:rPr>
+                <w:sz w:val="18"/>
+              </w:rPr>
+              <w:t>바뀐 파일을 받아 오는 프로그램</w:t>
+            </w:r>
+          </w:p>
+        </w:tc>
+        <w:tc>
+          <w:tcPr>
+            <w:tcW w:type="dxa" w:w="3402"/>
+          </w:tcPr>
+          <w:p>
+            <w:r/>
+            <w:r>
+              <w:rPr>
+                <w:sz w:val="18"/>
+              </w:rPr>
+              <w:t>사람이 누른다 (바탕화면 바로가기)</w:t>
+            </w:r>
+          </w:p>
+        </w:tc>
+      </w:tr>
+      <w:tr>
+        <w:tc>
+          <w:tcPr>
+            <w:tcW w:type="dxa" w:w="1814"/>
+          </w:tcPr>
+          <w:p>
+            <w:r/>
+            <w:r>
+              <w:rPr>
+                <w:sz w:val="18"/>
+              </w:rPr>
+              <w:t>EcsMain.exe</w:t>
+            </w:r>
+          </w:p>
+        </w:tc>
+        <w:tc>
+          <w:tcPr>
+            <w:tcW w:type="dxa" w:w="3855"/>
+          </w:tcPr>
+          <w:p>
+            <w:r/>
+            <w:r>
+              <w:rPr>
+                <w:sz w:val="18"/>
+              </w:rPr>
+              <w:t>운전 화면 본체</w:t>
+            </w:r>
+          </w:p>
+        </w:tc>
+        <w:tc>
+          <w:tcPr>
+            <w:tcW w:type="dxa" w:w="3402"/>
+          </w:tcPr>
+          <w:p>
+            <w:r/>
+            <w:r>
+              <w:rPr>
+                <w:sz w:val="18"/>
+              </w:rPr>
+              <w:t>Ecs.exe 가 받기를 마치고 띄운다</w:t>
+            </w:r>
+          </w:p>
+        </w:tc>
+      </w:tr>
+    </w:tbl>
+    <w:p/>
+    <w:p>
+      <w:pPr>
+        <w:ind w:left="227"/>
+      </w:pPr>
+      <w:r>
+        <w:rPr>
+          <w:color w:val="B02A20"/>
+          <w:sz w:val="19"/>
+        </w:rPr>
+        <w:t>※ 두 파일의 아이콘은 같다. 종전에 누르던 이름이 Ecs.exe 였으므로 그 이름을 그대로 두었고, 본체는 이름이 겹치지 않게 EcsMain.exe 로 물러났다. 현장에서 바뀌는 것은 없다.</w:t>
+      </w:r>
+    </w:p>
+    <w:p>
+      <w:r>
+        <w:rPr>
+          <w:b w:val="0"/>
+          <w:i w:val="0"/>
+          <w:sz w:val="20"/>
+        </w:rPr>
+        <w:t>내려받기가 이어서 띄울 파일은 WmsDown.ini 에 적혀 있다.</w:t>
+      </w:r>
+    </w:p>
+    <w:tbl>
+      <w:tblPr>
+        <w:tblStyle w:val="TableGrid"/>
+        <w:tblW w:type="auto" w:w="0"/>
+        <w:tblLook w:firstColumn="1" w:firstRow="1" w:lastColumn="0" w:lastRow="0" w:noHBand="0" w:noVBand="1" w:val="04A0"/>
+      </w:tblPr>
+      <w:tblGrid>
+        <w:gridCol w:w="9972"/>
+      </w:tblGrid>
+      <w:tr>
+        <w:tc>
+          <w:tcPr>
+            <w:tcW w:type="dxa" w:w="9972"/>
+            <w:shd w:val="clear" w:color="auto" w:fill="F4F5F7"/>
+          </w:tcPr>
+          <w:p>
+            <w:pPr>
+              <w:spacing w:after="0"/>
+            </w:pPr>
+            <w:r/>
+            <w:r>
+              <w:rPr>
+                <w:rFonts w:ascii="D2Coding" w:hAnsi="D2Coding"/>
+                <w:sz w:val="18"/>
+              </w:rPr>
+              <w:t>[RUN_FILE]</w:t>
+            </w:r>
+          </w:p>
+          <w:p>
+            <w:pPr>
+              <w:spacing w:after="0"/>
+            </w:pPr>
+            <w:r>
+              <w:rPr>
+                <w:rFonts w:ascii="D2Coding" w:hAnsi="D2Coding"/>
+                <w:sz w:val="18"/>
+              </w:rPr>
+              <w:t>FILE1=.\EcsMain.exe</w:t>
+            </w:r>
+          </w:p>
+        </w:tc>
+      </w:tr>
+    </w:tbl>
+    <w:p/>
+    <w:p>
+      <w:pPr>
+        <w:pStyle w:val="Heading2"/>
+      </w:pPr>
+      <w:r>
+        <w:t>9.3 설치할 때 DB 서버를 물어본다</w:t>
       </w:r>
     </w:p>
     <w:p>
@@ -8429,7 +9011,7 @@
         <w:pStyle w:val="Heading3"/>
       </w:pPr>
       <w:r>
-        <w:t>9.2.1 주소를 적는 방법 세 가지</w:t>
+        <w:t>9.3.1 주소를 적는 방법 세 가지</w:t>
       </w:r>
     </w:p>
     <w:tbl>
@@ -8667,7 +9249,7 @@
         <w:pStyle w:val="Heading2"/>
       </w:pPr>
       <w:r>
-        <w:t>9.3 MS-SQL 접속에 따로 깔 것은 없다</w:t>
+        <w:t>9.4 MS-SQL 접속에 따로 깔 것은 없다</w:t>
       </w:r>
     </w:p>
     <w:p>
@@ -8685,7 +9267,7 @@
         <w:pStyle w:val="Heading2"/>
       </w:pPr>
       <w:r>
-        <w:t>9.4 설정은 덮어쓰지 않는다</w:t>
+        <w:t>9.5 설정은 덮어쓰지 않는다</w:t>
       </w:r>
     </w:p>
     <w:p>
@@ -8707,7 +9289,7 @@
           <w:color w:val="B02A20"/>
           <w:sz w:val="19"/>
         </w:rPr>
-        <w:t>※ DB 주소는 설치가 물어보고 적어 준다(9.2). 쓰던 ini 를 그대로 둔 경우에도 주소는 새로 적는다. 계정을 쓰려면 WmsDown.ini 의 [DB Server] USERID / PASSWORD 에 적는다 - 비우면 Windows 인증이다.</w:t>
+        <w:t>※ DB 주소는 설치가 물어보고 적어 준다(9.3). 쓰던 ini 를 그대로 둔 경우에도 주소는 새로 적는다. 계정을 쓰려면 WmsDown.ini 의 [DB Server] USERID / PASSWORD 에 적는다 - 비우면 Windows 인증이다.</w:t>
       </w:r>
     </w:p>
     <w:sectPr>

--- a/적용_20260929/2026-09-29_적용안내서.docx
+++ b/적용_20260929/2026-09-29_적용안내서.docx
@@ -5199,6 +5199,303 @@
     </w:p>
     <w:p>
       <w:pPr>
+        <w:pStyle w:val="Heading2"/>
+      </w:pPr>
+      <w:r>
+        <w:t>6-4.3 작업대 명칭은 EcsDefine.xml 에서 가져온다</w:t>
+      </w:r>
+    </w:p>
+    <w:p>
+      <w:r>
+        <w:rPr>
+          <w:b w:val="0"/>
+          <w:i w:val="0"/>
+          <w:sz w:val="20"/>
+        </w:rPr>
+        <w:t>작업대 이름을 바꾸고 싶을 때 프로그램을 다시 만들지 않아도 되게 했다. EcsDefine.xml 의 이름을 고치면 작업 정보 창과 작업 판넬에 그대로 나온다.</w:t>
+      </w:r>
+    </w:p>
+    <w:tbl>
+      <w:tblPr>
+        <w:tblStyle w:val="TableGrid"/>
+        <w:tblW w:type="auto" w:w="0"/>
+        <w:tblLook w:firstColumn="1" w:firstRow="1" w:lastColumn="0" w:lastRow="0" w:noHBand="0" w:noVBand="1" w:val="04A0"/>
+      </w:tblPr>
+      <w:tblGrid>
+        <w:gridCol w:w="9972"/>
+      </w:tblGrid>
+      <w:tr>
+        <w:tc>
+          <w:tcPr>
+            <w:tcW w:type="dxa" w:w="9972"/>
+            <w:shd w:val="clear" w:color="auto" w:fill="F4F5F7"/>
+          </w:tcPr>
+          <w:p>
+            <w:pPr>
+              <w:spacing w:after="0"/>
+            </w:pPr>
+            <w:r/>
+            <w:r>
+              <w:rPr>
+                <w:rFonts w:ascii="D2Coding" w:hAnsi="D2Coding"/>
+                <w:sz w:val="18"/>
+              </w:rPr>
+              <w:t>&lt;Track number="122"&gt;</w:t>
+            </w:r>
+          </w:p>
+          <w:p>
+            <w:pPr>
+              <w:spacing w:after="0"/>
+            </w:pPr>
+            <w:r>
+              <w:rPr>
+                <w:rFonts w:ascii="D2Coding" w:hAnsi="D2Coding"/>
+                <w:sz w:val="18"/>
+              </w:rPr>
+              <w:t xml:space="preserve">    &lt;Status&gt;</w:t>
+            </w:r>
+          </w:p>
+          <w:p>
+            <w:pPr>
+              <w:spacing w:after="0"/>
+            </w:pPr>
+            <w:r>
+              <w:rPr>
+                <w:rFonts w:ascii="D2Coding" w:hAnsi="D2Coding"/>
+                <w:sz w:val="18"/>
+              </w:rPr>
+              <w:t xml:space="preserve">        &lt;StoStation name="외부 전용 입출고대" id="101"/&gt;</w:t>
+            </w:r>
+          </w:p>
+          <w:p>
+            <w:pPr>
+              <w:spacing w:after="0"/>
+            </w:pPr>
+            <w:r>
+              <w:rPr>
+                <w:rFonts w:ascii="D2Coding" w:hAnsi="D2Coding"/>
+                <w:sz w:val="18"/>
+              </w:rPr>
+              <w:t xml:space="preserve">        &lt;RetStation name="외부 전용 입출고대" id="101"/&gt;</w:t>
+            </w:r>
+          </w:p>
+          <w:p>
+            <w:pPr>
+              <w:spacing w:after="0"/>
+            </w:pPr>
+            <w:r>
+              <w:rPr>
+                <w:rFonts w:ascii="D2Coding" w:hAnsi="D2Coding"/>
+                <w:sz w:val="18"/>
+              </w:rPr>
+              <w:t xml:space="preserve">    &lt;/Status&gt;</w:t>
+            </w:r>
+          </w:p>
+          <w:p>
+            <w:pPr>
+              <w:spacing w:after="0"/>
+            </w:pPr>
+            <w:r>
+              <w:rPr>
+                <w:rFonts w:ascii="D2Coding" w:hAnsi="D2Coding"/>
+                <w:sz w:val="18"/>
+              </w:rPr>
+              <w:t>&lt;/Track&gt;</w:t>
+            </w:r>
+          </w:p>
+        </w:tc>
+      </w:tr>
+    </w:tbl>
+    <w:p/>
+    <w:p>
+      <w:r>
+        <w:rPr>
+          <w:b w:val="0"/>
+          <w:i w:val="0"/>
+          <w:sz w:val="20"/>
+        </w:rPr>
+        <w:t>이름만 이 파일에서 온다. IMS 번호와 트랙번호는 종전대로 DEST_POS_DEF.REMARKS 에서 온다.</w:t>
+      </w:r>
+    </w:p>
+    <w:tbl>
+      <w:tblPr>
+        <w:tblStyle w:val="TableGrid"/>
+        <w:tblW w:type="auto" w:w="0"/>
+        <w:jc w:val="center"/>
+        <w:tblLook w:firstColumn="1" w:firstRow="1" w:lastColumn="0" w:lastRow="0" w:noHBand="0" w:noVBand="1" w:val="04A0"/>
+      </w:tblPr>
+      <w:tblGrid>
+        <w:gridCol w:w="4986"/>
+        <w:gridCol w:w="4986"/>
+      </w:tblGrid>
+      <w:tr>
+        <w:tc>
+          <w:tcPr>
+            <w:tcW w:type="dxa" w:w="2835"/>
+            <w:shd w:val="clear" w:color="auto" w:fill="1E2761"/>
+          </w:tcPr>
+          <w:p>
+            <w:pPr>
+              <w:jc w:val="center"/>
+            </w:pPr>
+            <w:r/>
+            <w:r>
+              <w:rPr>
+                <w:b/>
+                <w:color w:val="FFFFFF"/>
+                <w:sz w:val="18"/>
+              </w:rPr>
+              <w:t>보이는 것</w:t>
+            </w:r>
+          </w:p>
+        </w:tc>
+        <w:tc>
+          <w:tcPr>
+            <w:tcW w:type="dxa" w:w="6236"/>
+            <w:shd w:val="clear" w:color="auto" w:fill="1E2761"/>
+          </w:tcPr>
+          <w:p>
+            <w:pPr>
+              <w:jc w:val="center"/>
+            </w:pPr>
+            <w:r/>
+            <w:r>
+              <w:rPr>
+                <w:b/>
+                <w:color w:val="FFFFFF"/>
+                <w:sz w:val="18"/>
+              </w:rPr>
+              <w:t>어디서 오나</w:t>
+            </w:r>
+          </w:p>
+        </w:tc>
+      </w:tr>
+      <w:tr>
+        <w:tc>
+          <w:tcPr>
+            <w:tcW w:type="dxa" w:w="2835"/>
+          </w:tcPr>
+          <w:p>
+            <w:r/>
+            <w:r>
+              <w:rPr>
+                <w:sz w:val="18"/>
+              </w:rPr>
+              <w:t>외부 전용 입출고대</w:t>
+            </w:r>
+          </w:p>
+        </w:tc>
+        <w:tc>
+          <w:tcPr>
+            <w:tcW w:type="dxa" w:w="6236"/>
+          </w:tcPr>
+          <w:p>
+            <w:r/>
+            <w:r>
+              <w:rPr>
+                <w:sz w:val="18"/>
+              </w:rPr>
+              <w:t>EcsDefine.xml 의 name</w:t>
+            </w:r>
+          </w:p>
+        </w:tc>
+      </w:tr>
+      <w:tr>
+        <w:tc>
+          <w:tcPr>
+            <w:tcW w:type="dxa" w:w="2835"/>
+          </w:tcPr>
+          <w:p>
+            <w:r/>
+            <w:r>
+              <w:rPr>
+                <w:sz w:val="18"/>
+              </w:rPr>
+              <w:t>[101]</w:t>
+            </w:r>
+          </w:p>
+        </w:tc>
+        <w:tc>
+          <w:tcPr>
+            <w:tcW w:type="dxa" w:w="6236"/>
+          </w:tcPr>
+          <w:p>
+            <w:r/>
+            <w:r>
+              <w:rPr>
+                <w:sz w:val="18"/>
+              </w:rPr>
+              <w:t>DEST_POS_DEF.REMARKS 의 IMS 번호</w:t>
+            </w:r>
+          </w:p>
+        </w:tc>
+      </w:tr>
+      <w:tr>
+        <w:tc>
+          <w:tcPr>
+            <w:tcW w:type="dxa" w:w="2835"/>
+          </w:tcPr>
+          <w:p>
+            <w:r/>
+            <w:r>
+              <w:rPr>
+                <w:sz w:val="18"/>
+              </w:rPr>
+              <w:t>TR#22</w:t>
+            </w:r>
+          </w:p>
+        </w:tc>
+        <w:tc>
+          <w:tcPr>
+            <w:tcW w:type="dxa" w:w="6236"/>
+          </w:tcPr>
+          <w:p>
+            <w:r/>
+            <w:r>
+              <w:rPr>
+                <w:sz w:val="18"/>
+              </w:rPr>
+              <w:t>DEST_POS_DEF.REMARKS 의 트랙번호</w:t>
+            </w:r>
+          </w:p>
+        </w:tc>
+      </w:tr>
+    </w:tbl>
+    <w:p/>
+    <w:p>
+      <w:pPr>
+        <w:ind w:left="227"/>
+      </w:pPr>
+      <w:r>
+        <w:rPr>
+          <w:color w:val="B02A20"/>
+          <w:sz w:val="19"/>
+        </w:rPr>
+        <w:t>※ 이어 주는 열쇠는 ★트랙번호★ 다. EcsDefine.xml 의 id 와 REMARKS 의 IMS 번호가 124/126 에서 서로 뒤집혀 있어(XML 124=103, DB 124=IMS104), id 로 이으면 입고대에 불출대 이름이 붙는다. 트랙번호는 양쪽이 같으므로 그것으로 잇는다. 어느 IMS 번호가 맞는지는 확인이 필요하다 - 화면에 보이는 번호는 DB 값이다.</w:t>
+      </w:r>
+    </w:p>
+    <w:p>
+      <w:r>
+        <w:rPr>
+          <w:b w:val="0"/>
+          <w:i w:val="0"/>
+          <w:sz w:val="20"/>
+        </w:rPr>
+        <w:t>EcsDefine.xml 에 없는 트랙이면 종전대로 REMARKS 의 이름을 쓴다. 빈 이름이 되지 않는다.</w:t>
+      </w:r>
+    </w:p>
+    <w:p>
+      <w:r>
+        <w:rPr>
+          <w:b w:val="0"/>
+          <w:i w:val="0"/>
+          <w:sz w:val="20"/>
+        </w:rPr>
+        <w:t>이름이 길어져 작업 판넬에서 잘리므로, 출발/도착 칸을 넓히고 작업번호 바로 뒤로 당겼다. 나머지 칸은 가로로 밀어 보면 된다.</w:t>
+      </w:r>
+    </w:p>
+    <w:p>
+      <w:pPr>
         <w:pStyle w:val="Heading1"/>
       </w:pPr>
       <w:r>
@@ -6271,6 +6568,36 @@
                 <w:sz w:val="18"/>
               </w:rPr>
               <w:t>작업 정보 창과 작업 판넬에 이름표 형식으로 보이는가</w:t>
+            </w:r>
+          </w:p>
+        </w:tc>
+      </w:tr>
+      <w:tr>
+        <w:tc>
+          <w:tcPr>
+            <w:tcW w:type="dxa" w:w="1984"/>
+          </w:tcPr>
+          <w:p>
+            <w:r/>
+            <w:r>
+              <w:rPr>
+                <w:sz w:val="18"/>
+              </w:rPr>
+              <w:t>작업대 이름</w:t>
+            </w:r>
+          </w:p>
+        </w:tc>
+        <w:tc>
+          <w:tcPr>
+            <w:tcW w:type="dxa" w:w="7087"/>
+          </w:tcPr>
+          <w:p>
+            <w:r/>
+            <w:r>
+              <w:rPr>
+                <w:sz w:val="18"/>
+              </w:rPr>
+              <w:t>EcsDefine.xml 에 적은 이름이 그대로 보이는가 (6-4.3)</w:t>
             </w:r>
           </w:p>
         </w:tc>

--- a/적용_20260929/2026-09-29_적용안내서.docx
+++ b/적용_20260929/2026-09-29_적용안내서.docx
@@ -5199,303 +5199,6 @@
     </w:p>
     <w:p>
       <w:pPr>
-        <w:pStyle w:val="Heading2"/>
-      </w:pPr>
-      <w:r>
-        <w:t>6-4.3 작업대 명칭은 EcsDefine.xml 에서 가져온다</w:t>
-      </w:r>
-    </w:p>
-    <w:p>
-      <w:r>
-        <w:rPr>
-          <w:b w:val="0"/>
-          <w:i w:val="0"/>
-          <w:sz w:val="20"/>
-        </w:rPr>
-        <w:t>작업대 이름을 바꾸고 싶을 때 프로그램을 다시 만들지 않아도 되게 했다. EcsDefine.xml 의 이름을 고치면 작업 정보 창과 작업 판넬에 그대로 나온다.</w:t>
-      </w:r>
-    </w:p>
-    <w:tbl>
-      <w:tblPr>
-        <w:tblStyle w:val="TableGrid"/>
-        <w:tblW w:type="auto" w:w="0"/>
-        <w:tblLook w:firstColumn="1" w:firstRow="1" w:lastColumn="0" w:lastRow="0" w:noHBand="0" w:noVBand="1" w:val="04A0"/>
-      </w:tblPr>
-      <w:tblGrid>
-        <w:gridCol w:w="9972"/>
-      </w:tblGrid>
-      <w:tr>
-        <w:tc>
-          <w:tcPr>
-            <w:tcW w:type="dxa" w:w="9972"/>
-            <w:shd w:val="clear" w:color="auto" w:fill="F4F5F7"/>
-          </w:tcPr>
-          <w:p>
-            <w:pPr>
-              <w:spacing w:after="0"/>
-            </w:pPr>
-            <w:r/>
-            <w:r>
-              <w:rPr>
-                <w:rFonts w:ascii="D2Coding" w:hAnsi="D2Coding"/>
-                <w:sz w:val="18"/>
-              </w:rPr>
-              <w:t>&lt;Track number="122"&gt;</w:t>
-            </w:r>
-          </w:p>
-          <w:p>
-            <w:pPr>
-              <w:spacing w:after="0"/>
-            </w:pPr>
-            <w:r>
-              <w:rPr>
-                <w:rFonts w:ascii="D2Coding" w:hAnsi="D2Coding"/>
-                <w:sz w:val="18"/>
-              </w:rPr>
-              <w:t xml:space="preserve">    &lt;Status&gt;</w:t>
-            </w:r>
-          </w:p>
-          <w:p>
-            <w:pPr>
-              <w:spacing w:after="0"/>
-            </w:pPr>
-            <w:r>
-              <w:rPr>
-                <w:rFonts w:ascii="D2Coding" w:hAnsi="D2Coding"/>
-                <w:sz w:val="18"/>
-              </w:rPr>
-              <w:t xml:space="preserve">        &lt;StoStation name="외부 전용 입출고대" id="101"/&gt;</w:t>
-            </w:r>
-          </w:p>
-          <w:p>
-            <w:pPr>
-              <w:spacing w:after="0"/>
-            </w:pPr>
-            <w:r>
-              <w:rPr>
-                <w:rFonts w:ascii="D2Coding" w:hAnsi="D2Coding"/>
-                <w:sz w:val="18"/>
-              </w:rPr>
-              <w:t xml:space="preserve">        &lt;RetStation name="외부 전용 입출고대" id="101"/&gt;</w:t>
-            </w:r>
-          </w:p>
-          <w:p>
-            <w:pPr>
-              <w:spacing w:after="0"/>
-            </w:pPr>
-            <w:r>
-              <w:rPr>
-                <w:rFonts w:ascii="D2Coding" w:hAnsi="D2Coding"/>
-                <w:sz w:val="18"/>
-              </w:rPr>
-              <w:t xml:space="preserve">    &lt;/Status&gt;</w:t>
-            </w:r>
-          </w:p>
-          <w:p>
-            <w:pPr>
-              <w:spacing w:after="0"/>
-            </w:pPr>
-            <w:r>
-              <w:rPr>
-                <w:rFonts w:ascii="D2Coding" w:hAnsi="D2Coding"/>
-                <w:sz w:val="18"/>
-              </w:rPr>
-              <w:t>&lt;/Track&gt;</w:t>
-            </w:r>
-          </w:p>
-        </w:tc>
-      </w:tr>
-    </w:tbl>
-    <w:p/>
-    <w:p>
-      <w:r>
-        <w:rPr>
-          <w:b w:val="0"/>
-          <w:i w:val="0"/>
-          <w:sz w:val="20"/>
-        </w:rPr>
-        <w:t>이름만 이 파일에서 온다. IMS 번호와 트랙번호는 종전대로 DEST_POS_DEF.REMARKS 에서 온다.</w:t>
-      </w:r>
-    </w:p>
-    <w:tbl>
-      <w:tblPr>
-        <w:tblStyle w:val="TableGrid"/>
-        <w:tblW w:type="auto" w:w="0"/>
-        <w:jc w:val="center"/>
-        <w:tblLook w:firstColumn="1" w:firstRow="1" w:lastColumn="0" w:lastRow="0" w:noHBand="0" w:noVBand="1" w:val="04A0"/>
-      </w:tblPr>
-      <w:tblGrid>
-        <w:gridCol w:w="4986"/>
-        <w:gridCol w:w="4986"/>
-      </w:tblGrid>
-      <w:tr>
-        <w:tc>
-          <w:tcPr>
-            <w:tcW w:type="dxa" w:w="2835"/>
-            <w:shd w:val="clear" w:color="auto" w:fill="1E2761"/>
-          </w:tcPr>
-          <w:p>
-            <w:pPr>
-              <w:jc w:val="center"/>
-            </w:pPr>
-            <w:r/>
-            <w:r>
-              <w:rPr>
-                <w:b/>
-                <w:color w:val="FFFFFF"/>
-                <w:sz w:val="18"/>
-              </w:rPr>
-              <w:t>보이는 것</w:t>
-            </w:r>
-          </w:p>
-        </w:tc>
-        <w:tc>
-          <w:tcPr>
-            <w:tcW w:type="dxa" w:w="6236"/>
-            <w:shd w:val="clear" w:color="auto" w:fill="1E2761"/>
-          </w:tcPr>
-          <w:p>
-            <w:pPr>
-              <w:jc w:val="center"/>
-            </w:pPr>
-            <w:r/>
-            <w:r>
-              <w:rPr>
-                <w:b/>
-                <w:color w:val="FFFFFF"/>
-                <w:sz w:val="18"/>
-              </w:rPr>
-              <w:t>어디서 오나</w:t>
-            </w:r>
-          </w:p>
-        </w:tc>
-      </w:tr>
-      <w:tr>
-        <w:tc>
-          <w:tcPr>
-            <w:tcW w:type="dxa" w:w="2835"/>
-          </w:tcPr>
-          <w:p>
-            <w:r/>
-            <w:r>
-              <w:rPr>
-                <w:sz w:val="18"/>
-              </w:rPr>
-              <w:t>외부 전용 입출고대</w:t>
-            </w:r>
-          </w:p>
-        </w:tc>
-        <w:tc>
-          <w:tcPr>
-            <w:tcW w:type="dxa" w:w="6236"/>
-          </w:tcPr>
-          <w:p>
-            <w:r/>
-            <w:r>
-              <w:rPr>
-                <w:sz w:val="18"/>
-              </w:rPr>
-              <w:t>EcsDefine.xml 의 name</w:t>
-            </w:r>
-          </w:p>
-        </w:tc>
-      </w:tr>
-      <w:tr>
-        <w:tc>
-          <w:tcPr>
-            <w:tcW w:type="dxa" w:w="2835"/>
-          </w:tcPr>
-          <w:p>
-            <w:r/>
-            <w:r>
-              <w:rPr>
-                <w:sz w:val="18"/>
-              </w:rPr>
-              <w:t>[101]</w:t>
-            </w:r>
-          </w:p>
-        </w:tc>
-        <w:tc>
-          <w:tcPr>
-            <w:tcW w:type="dxa" w:w="6236"/>
-          </w:tcPr>
-          <w:p>
-            <w:r/>
-            <w:r>
-              <w:rPr>
-                <w:sz w:val="18"/>
-              </w:rPr>
-              <w:t>DEST_POS_DEF.REMARKS 의 IMS 번호</w:t>
-            </w:r>
-          </w:p>
-        </w:tc>
-      </w:tr>
-      <w:tr>
-        <w:tc>
-          <w:tcPr>
-            <w:tcW w:type="dxa" w:w="2835"/>
-          </w:tcPr>
-          <w:p>
-            <w:r/>
-            <w:r>
-              <w:rPr>
-                <w:sz w:val="18"/>
-              </w:rPr>
-              <w:t>TR#22</w:t>
-            </w:r>
-          </w:p>
-        </w:tc>
-        <w:tc>
-          <w:tcPr>
-            <w:tcW w:type="dxa" w:w="6236"/>
-          </w:tcPr>
-          <w:p>
-            <w:r/>
-            <w:r>
-              <w:rPr>
-                <w:sz w:val="18"/>
-              </w:rPr>
-              <w:t>DEST_POS_DEF.REMARKS 의 트랙번호</w:t>
-            </w:r>
-          </w:p>
-        </w:tc>
-      </w:tr>
-    </w:tbl>
-    <w:p/>
-    <w:p>
-      <w:pPr>
-        <w:ind w:left="227"/>
-      </w:pPr>
-      <w:r>
-        <w:rPr>
-          <w:color w:val="B02A20"/>
-          <w:sz w:val="19"/>
-        </w:rPr>
-        <w:t>※ 이어 주는 열쇠는 ★트랙번호★ 다. EcsDefine.xml 의 id 와 REMARKS 의 IMS 번호가 124/126 에서 서로 뒤집혀 있어(XML 124=103, DB 124=IMS104), id 로 이으면 입고대에 불출대 이름이 붙는다. 트랙번호는 양쪽이 같으므로 그것으로 잇는다. 어느 IMS 번호가 맞는지는 확인이 필요하다 - 화면에 보이는 번호는 DB 값이다.</w:t>
-      </w:r>
-    </w:p>
-    <w:p>
-      <w:r>
-        <w:rPr>
-          <w:b w:val="0"/>
-          <w:i w:val="0"/>
-          <w:sz w:val="20"/>
-        </w:rPr>
-        <w:t>EcsDefine.xml 에 없는 트랙이면 종전대로 REMARKS 의 이름을 쓴다. 빈 이름이 되지 않는다.</w:t>
-      </w:r>
-    </w:p>
-    <w:p>
-      <w:r>
-        <w:rPr>
-          <w:b w:val="0"/>
-          <w:i w:val="0"/>
-          <w:sz w:val="20"/>
-        </w:rPr>
-        <w:t>이름이 길어져 작업 판넬에서 잘리므로, 출발/도착 칸을 넓히고 작업번호 바로 뒤로 당겼다. 나머지 칸은 가로로 밀어 보면 된다.</w:t>
-      </w:r>
-    </w:p>
-    <w:p>
-      <w:pPr>
         <w:pStyle w:val="Heading1"/>
       </w:pPr>
       <w:r>
@@ -6568,36 +6271,6 @@
                 <w:sz w:val="18"/>
               </w:rPr>
               <w:t>작업 정보 창과 작업 판넬에 이름표 형식으로 보이는가</w:t>
-            </w:r>
-          </w:p>
-        </w:tc>
-      </w:tr>
-      <w:tr>
-        <w:tc>
-          <w:tcPr>
-            <w:tcW w:type="dxa" w:w="1984"/>
-          </w:tcPr>
-          <w:p>
-            <w:r/>
-            <w:r>
-              <w:rPr>
-                <w:sz w:val="18"/>
-              </w:rPr>
-              <w:t>작업대 이름</w:t>
-            </w:r>
-          </w:p>
-        </w:tc>
-        <w:tc>
-          <w:tcPr>
-            <w:tcW w:type="dxa" w:w="7087"/>
-          </w:tcPr>
-          <w:p>
-            <w:r/>
-            <w:r>
-              <w:rPr>
-                <w:sz w:val="18"/>
-              </w:rPr>
-              <w:t>EcsDefine.xml 에 적은 이름이 그대로 보이는가 (6-4.3)</w:t>
             </w:r>
           </w:p>
         </w:tc>
